--- a/doc/human/SB-00_Dev_Plan_Summary_v1_1.docx
+++ b/doc/human/SB-00_Dev_Plan_Summary_v1_1.docx
@@ -11,45 +11,84 @@
         <w:rPr>
           <w:rFonts w:ascii="TH Sarabun New" w:hAnsi="TH Sarabun New" w:eastAsia="TH Sarabun New" w:cs="TH Sarabun New"/>
           <w:b/>
-          <w:sz w:val="48"/>
+          <w:i w:val="0"/>
+          <w:sz w:val="52"/>
         </w:rPr>
         <w:t>SB-00 - Development Plan Summary</w:t>
       </w:r>
     </w:p>
-    <w:p/>
     <w:p>
+      <w:pPr>
+        <w:pStyle w:val="Subtitle"/>
+        <w:jc w:val="center"/>
+      </w:pPr>
       <w:r>
         <w:rPr>
           <w:rFonts w:ascii="TH Sarabun New" w:hAnsi="TH Sarabun New" w:eastAsia="TH Sarabun New" w:cs="TH Sarabun New"/>
+          <w:b w:val="0"/>
+          <w:i w:val="0"/>
           <w:sz w:val="32"/>
         </w:rPr>
-        <w:t>**Version 1.1 | March 2026 | ใช้ประกอบกับ SB-00_Business_Roadmap_v1_1.md**</w:t>
+        <w:t>Version 1.1 | March 2026 | ใช้ประกอบกับ SB-00BusinessRoadmapv11.md</w:t>
       </w:r>
     </w:p>
     <w:p/>
     <w:p>
       <w:pPr>
-        <w:ind w:left="360"/>
+        <w:jc w:val="center"/>
       </w:pPr>
       <w:r>
         <w:rPr>
           <w:rFonts w:ascii="TH Sarabun New" w:hAnsi="TH Sarabun New" w:eastAsia="TH Sarabun New" w:cs="TH Sarabun New"/>
-          <w:sz w:val="32"/>
+          <w:b w:val="0"/>
+          <w:i w:val="0"/>
+          <w:sz w:val="28"/>
         </w:rPr>
-        <w:t>**Reference baseline:** เอกสารนี้อ้างอิงสมมติฐานกลางใน SB-00_Master_Assumptions_v1_1.md (./SB-00_Master_Assumptions_v1_1.md) | **Last synced:** 2026-04-02</w:t>
+        <w:t xml:space="preserve">Human-readable edition generated from </w:t>
+      </w:r>
+      <w:r>
+        <w:rPr>
+          <w:rFonts w:ascii="Consolas" w:hAnsi="Consolas" w:eastAsia="Consolas" w:cs="Consolas"/>
+          <w:b w:val="0"/>
+          <w:i w:val="0"/>
+          <w:sz w:val="20"/>
+        </w:rPr>
+        <w:t>doc/ai/SB-00_Dev_Plan_Summary_v1_1.md</w:t>
       </w:r>
     </w:p>
-    <w:p/>
     <w:p>
+      <w:pPr>
+        <w:jc w:val="center"/>
+      </w:pPr>
       <w:r>
         <w:rPr>
           <w:rFonts w:ascii="TH Sarabun New" w:hAnsi="TH Sarabun New" w:eastAsia="TH Sarabun New" w:cs="TH Sarabun New"/>
-          <w:sz w:val="32"/>
+          <w:b w:val="0"/>
+          <w:i w:val="0"/>
+          <w:sz w:val="28"/>
         </w:rPr>
-        <w:t>---</w:t>
+        <w:t>Generated on: 2026-04-02</w:t>
       </w:r>
     </w:p>
-    <w:p/>
+    <w:p>
+      <w:pPr>
+        <w:jc w:val="center"/>
+      </w:pPr>
+      <w:r>
+        <w:rPr>
+          <w:rFonts w:ascii="TH Sarabun New" w:hAnsi="TH Sarabun New" w:eastAsia="TH Sarabun New" w:cs="TH Sarabun New"/>
+          <w:b w:val="0"/>
+          <w:i w:val="0"/>
+          <w:sz w:val="26"/>
+        </w:rPr>
+        <w:t>เปิดไฟล์ใน Microsoft Word แล้วกด Update Field หากต้องการ refresh สารบัญและเลขหน้า</w:t>
+      </w:r>
+    </w:p>
+    <w:p>
+      <w:r>
+        <w:br w:type="page"/>
+      </w:r>
+    </w:p>
     <w:p>
       <w:pPr>
         <w:pStyle w:val="Heading1"/>
@@ -58,7 +97,153 @@
         <w:rPr>
           <w:rFonts w:ascii="TH Sarabun New" w:hAnsi="TH Sarabun New" w:eastAsia="TH Sarabun New" w:cs="TH Sarabun New"/>
           <w:b/>
+          <w:i w:val="0"/>
           <w:sz w:val="40"/>
+        </w:rPr>
+        <w:t>สารบัญ</w:t>
+      </w:r>
+    </w:p>
+    <w:p>
+      <w:r>
+        <w:rPr>
+          <w:rFonts w:ascii="TH Sarabun New" w:hAnsi="TH Sarabun New" w:eastAsia="TH Sarabun New" w:cs="TH Sarabun New"/>
+          <w:sz w:val="20"/>
+        </w:rPr>
+        <w:fldChar w:fldCharType="begin"/>
+        <w:instrText xml:space="preserve"> TOC \o "1-3" \h \z \u </w:instrText>
+        <w:fldChar w:fldCharType="separate"/>
+        <w:fldChar w:fldCharType="end"/>
+      </w:r>
+    </w:p>
+    <w:p>
+      <w:r>
+        <w:br w:type="page"/>
+      </w:r>
+    </w:p>
+    <w:p>
+      <w:pPr>
+        <w:ind w:left="360"/>
+      </w:pPr>
+      <w:r>
+        <w:rPr>
+          <w:rFonts w:ascii="TH Sarabun New" w:hAnsi="TH Sarabun New" w:eastAsia="TH Sarabun New" w:cs="TH Sarabun New"/>
+          <w:b/>
+          <w:i w:val="0"/>
+          <w:sz w:val="32"/>
+        </w:rPr>
+        <w:t>Reference baseline:</w:t>
+      </w:r>
+      <w:r>
+        <w:rPr>
+          <w:rFonts w:ascii="TH Sarabun New" w:hAnsi="TH Sarabun New" w:eastAsia="TH Sarabun New" w:cs="TH Sarabun New"/>
+          <w:b w:val="0"/>
+          <w:i w:val="0"/>
+          <w:sz w:val="32"/>
+        </w:rPr>
+        <w:t xml:space="preserve"> เอกสารนี้อ้างอิงสมมติฐานกลางใน SB-00</w:t>
+      </w:r>
+      <w:r>
+        <w:rPr>
+          <w:rFonts w:ascii="TH Sarabun New" w:hAnsi="TH Sarabun New" w:eastAsia="TH Sarabun New" w:cs="TH Sarabun New"/>
+          <w:b w:val="0"/>
+          <w:i/>
+          <w:sz w:val="32"/>
+        </w:rPr>
+        <w:t>Master</w:t>
+      </w:r>
+      <w:r>
+        <w:rPr>
+          <w:rFonts w:ascii="TH Sarabun New" w:hAnsi="TH Sarabun New" w:eastAsia="TH Sarabun New" w:cs="TH Sarabun New"/>
+          <w:b w:val="0"/>
+          <w:i w:val="0"/>
+          <w:sz w:val="32"/>
+        </w:rPr>
+        <w:t>Assumptions</w:t>
+      </w:r>
+      <w:r>
+        <w:rPr>
+          <w:rFonts w:ascii="TH Sarabun New" w:hAnsi="TH Sarabun New" w:eastAsia="TH Sarabun New" w:cs="TH Sarabun New"/>
+          <w:b w:val="0"/>
+          <w:i/>
+          <w:sz w:val="32"/>
+        </w:rPr>
+        <w:t>v1</w:t>
+      </w:r>
+      <w:r>
+        <w:rPr>
+          <w:rFonts w:ascii="TH Sarabun New" w:hAnsi="TH Sarabun New" w:eastAsia="TH Sarabun New" w:cs="TH Sarabun New"/>
+          <w:b w:val="0"/>
+          <w:i w:val="0"/>
+          <w:sz w:val="32"/>
+        </w:rPr>
+        <w:t>1.md (./SB-00</w:t>
+      </w:r>
+      <w:r>
+        <w:rPr>
+          <w:rFonts w:ascii="TH Sarabun New" w:hAnsi="TH Sarabun New" w:eastAsia="TH Sarabun New" w:cs="TH Sarabun New"/>
+          <w:b w:val="0"/>
+          <w:i/>
+          <w:sz w:val="32"/>
+        </w:rPr>
+        <w:t>Master</w:t>
+      </w:r>
+      <w:r>
+        <w:rPr>
+          <w:rFonts w:ascii="TH Sarabun New" w:hAnsi="TH Sarabun New" w:eastAsia="TH Sarabun New" w:cs="TH Sarabun New"/>
+          <w:b w:val="0"/>
+          <w:i w:val="0"/>
+          <w:sz w:val="32"/>
+        </w:rPr>
+        <w:t>Assumptions</w:t>
+      </w:r>
+      <w:r>
+        <w:rPr>
+          <w:rFonts w:ascii="TH Sarabun New" w:hAnsi="TH Sarabun New" w:eastAsia="TH Sarabun New" w:cs="TH Sarabun New"/>
+          <w:b w:val="0"/>
+          <w:i/>
+          <w:sz w:val="32"/>
+        </w:rPr>
+        <w:t>v1</w:t>
+      </w:r>
+      <w:r>
+        <w:rPr>
+          <w:rFonts w:ascii="TH Sarabun New" w:hAnsi="TH Sarabun New" w:eastAsia="TH Sarabun New" w:cs="TH Sarabun New"/>
+          <w:b w:val="0"/>
+          <w:i w:val="0"/>
+          <w:sz w:val="32"/>
+        </w:rPr>
+        <w:t xml:space="preserve">1.md) | </w:t>
+      </w:r>
+      <w:r>
+        <w:rPr>
+          <w:rFonts w:ascii="TH Sarabun New" w:hAnsi="TH Sarabun New" w:eastAsia="TH Sarabun New" w:cs="TH Sarabun New"/>
+          <w:b/>
+          <w:i w:val="0"/>
+          <w:sz w:val="32"/>
+        </w:rPr>
+        <w:t>Last synced:</w:t>
+      </w:r>
+      <w:r>
+        <w:rPr>
+          <w:rFonts w:ascii="TH Sarabun New" w:hAnsi="TH Sarabun New" w:eastAsia="TH Sarabun New" w:cs="TH Sarabun New"/>
+          <w:b w:val="0"/>
+          <w:i w:val="0"/>
+          <w:sz w:val="32"/>
+        </w:rPr>
+        <w:t xml:space="preserve"> 2026-04-02</w:t>
+      </w:r>
+    </w:p>
+    <w:p/>
+    <w:p>
+      <w:pPr>
+        <w:pStyle w:val="Heading2"/>
+      </w:pPr>
+      <w:r>
+        <w:rPr>
+          <w:rFonts w:ascii="TH Sarabun New" w:hAnsi="TH Sarabun New" w:eastAsia="TH Sarabun New" w:cs="TH Sarabun New"/>
+          <w:b/>
+          <w:i w:val="0"/>
+          <w:sz w:val="36"/>
         </w:rPr>
         <w:t>ทีม &amp; Dev Board</w:t>
       </w:r>
@@ -68,23 +253,25 @@
       <w:tblPr>
         <w:tblStyle w:val="TableGrid"/>
         <w:tblW w:type="auto" w:w="0"/>
+        <w:tblLayout w:type="autofit"/>
         <w:tblLook w:firstColumn="1" w:firstRow="1" w:lastColumn="0" w:lastRow="0" w:noHBand="0" w:noVBand="1" w:val="04A0"/>
       </w:tblPr>
       <w:tblGrid>
-        <w:gridCol w:w="3120"/>
-        <w:gridCol w:w="3120"/>
-        <w:gridCol w:w="3120"/>
+        <w:gridCol w:w="3009"/>
+        <w:gridCol w:w="3009"/>
+        <w:gridCol w:w="3009"/>
       </w:tblGrid>
       <w:tr>
         <w:tc>
           <w:tcPr>
-            <w:tcW w:type="dxa" w:w="3120"/>
+            <w:tcW w:type="dxa" w:w="3009"/>
           </w:tcPr>
           <w:p>
             <w:r>
               <w:rPr>
                 <w:rFonts w:ascii="TH Sarabun New" w:hAnsi="TH Sarabun New" w:eastAsia="TH Sarabun New" w:cs="TH Sarabun New"/>
                 <w:b/>
+                <w:i w:val="0"/>
                 <w:sz w:val="32"/>
               </w:rPr>
               <w:t>คน</w:t>
@@ -93,13 +280,14 @@
         </w:tc>
         <w:tc>
           <w:tcPr>
-            <w:tcW w:type="dxa" w:w="3120"/>
+            <w:tcW w:type="dxa" w:w="3009"/>
           </w:tcPr>
           <w:p>
             <w:r>
               <w:rPr>
                 <w:rFonts w:ascii="TH Sarabun New" w:hAnsi="TH Sarabun New" w:eastAsia="TH Sarabun New" w:cs="TH Sarabun New"/>
                 <w:b/>
+                <w:i w:val="0"/>
                 <w:sz w:val="32"/>
               </w:rPr>
               <w:t>รับผิดชอบหลัก</w:t>
@@ -108,13 +296,14 @@
         </w:tc>
         <w:tc>
           <w:tcPr>
-            <w:tcW w:type="dxa" w:w="3120"/>
+            <w:tcW w:type="dxa" w:w="3009"/>
           </w:tcPr>
           <w:p>
             <w:r>
               <w:rPr>
                 <w:rFonts w:ascii="TH Sarabun New" w:hAnsi="TH Sarabun New" w:eastAsia="TH Sarabun New" w:cs="TH Sarabun New"/>
                 <w:b/>
+                <w:i w:val="0"/>
                 <w:sz w:val="32"/>
               </w:rPr>
               <w:t>Dev Board</w:t>
@@ -125,12 +314,14 @@
       <w:tr>
         <w:tc>
           <w:tcPr>
-            <w:tcW w:type="dxa" w:w="3120"/>
+            <w:tcW w:type="dxa" w:w="3009"/>
           </w:tcPr>
           <w:p>
             <w:r>
               <w:rPr>
                 <w:rFonts w:ascii="TH Sarabun New" w:hAnsi="TH Sarabun New" w:eastAsia="TH Sarabun New" w:cs="TH Sarabun New"/>
+                <w:b w:val="0"/>
+                <w:i w:val="0"/>
                 <w:sz w:val="32"/>
               </w:rPr>
               <w:t>พล</w:t>
@@ -139,12 +330,14 @@
         </w:tc>
         <w:tc>
           <w:tcPr>
-            <w:tcW w:type="dxa" w:w="3120"/>
+            <w:tcW w:type="dxa" w:w="3009"/>
           </w:tcPr>
           <w:p>
             <w:r>
               <w:rPr>
                 <w:rFonts w:ascii="TH Sarabun New" w:hAnsi="TH Sarabun New" w:eastAsia="TH Sarabun New" w:cs="TH Sarabun New"/>
+                <w:b w:val="0"/>
+                <w:i w:val="0"/>
                 <w:sz w:val="32"/>
               </w:rPr>
               <w:t>Firmware (ESP-IDF), Backend (Vercel/Supabase), Dashboard (Next.js), MQTT, OTA</w:t>
@@ -153,12 +346,14 @@
         </w:tc>
         <w:tc>
           <w:tcPr>
-            <w:tcW w:type="dxa" w:w="3120"/>
+            <w:tcW w:type="dxa" w:w="3009"/>
           </w:tcPr>
           <w:p>
             <w:r>
               <w:rPr>
                 <w:rFonts w:ascii="TH Sarabun New" w:hAnsi="TH Sarabun New" w:eastAsia="TH Sarabun New" w:cs="TH Sarabun New"/>
+                <w:b w:val="0"/>
+                <w:i w:val="0"/>
                 <w:sz w:val="32"/>
               </w:rPr>
               <w:t>ESP32-S3 DevKit (ไม่มี 4G) - ทดสอบ firmware logic บน breadboard ไม่ต้องบัดกรี</w:t>
@@ -169,12 +364,14 @@
       <w:tr>
         <w:tc>
           <w:tcPr>
-            <w:tcW w:type="dxa" w:w="3120"/>
+            <w:tcW w:type="dxa" w:w="3009"/>
           </w:tcPr>
           <w:p>
             <w:r>
               <w:rPr>
                 <w:rFonts w:ascii="TH Sarabun New" w:hAnsi="TH Sarabun New" w:eastAsia="TH Sarabun New" w:cs="TH Sarabun New"/>
+                <w:b w:val="0"/>
+                <w:i w:val="0"/>
                 <w:sz w:val="32"/>
               </w:rPr>
               <w:t>เอ</w:t>
@@ -183,1103 +380,42 @@
         </w:tc>
         <w:tc>
           <w:tcPr>
-            <w:tcW w:type="dxa" w:w="3120"/>
+            <w:tcW w:type="dxa" w:w="3009"/>
           </w:tcPr>
           <w:p>
             <w:r>
               <w:rPr>
                 <w:rFonts w:ascii="TH Sarabun New" w:hAnsi="TH Sarabun New" w:eastAsia="TH Sarabun New" w:cs="TH Sarabun New"/>
+                <w:b w:val="0"/>
+                <w:i w:val="0"/>
                 <w:sz w:val="32"/>
               </w:rPr>
-              <w:t>PCB (KiCad), Enclosure 3D (Fusion 360), Assembly, Waterproof, 3D Print, **งานบัดกรีทั้งหมด**</w:t>
+              <w:t xml:space="preserve">PCB (KiCad), Enclosure 3D (Fusion 360), Assembly, Waterproof, 3D Print, </w:t>
+            </w:r>
+            <w:r>
+              <w:rPr>
+                <w:rFonts w:ascii="TH Sarabun New" w:hAnsi="TH Sarabun New" w:eastAsia="TH Sarabun New" w:cs="TH Sarabun New"/>
+                <w:b/>
+                <w:i w:val="0"/>
+                <w:sz w:val="32"/>
+              </w:rPr>
+              <w:t>งานบัดกรีทั้งหมด</w:t>
             </w:r>
           </w:p>
         </w:tc>
         <w:tc>
           <w:tcPr>
-            <w:tcW w:type="dxa" w:w="3120"/>
+            <w:tcW w:type="dxa" w:w="3009"/>
           </w:tcPr>
           <w:p>
             <w:r>
               <w:rPr>
                 <w:rFonts w:ascii="TH Sarabun New" w:hAnsi="TH Sarabun New" w:eastAsia="TH Sarabun New" w:cs="TH Sarabun New"/>
+                <w:b w:val="0"/>
+                <w:i w:val="0"/>
                 <w:sz w:val="32"/>
               </w:rPr>
               <w:t>FS-HCore-A7670C - hardware ครบ พร้อม sensor ประกอบจริง</w:t>
-            </w:r>
-          </w:p>
-        </w:tc>
-      </w:tr>
-    </w:tbl>
-    <w:p/>
-    <w:p/>
-    <w:p>
-      <w:r>
-        <w:rPr>
-          <w:rFonts w:ascii="TH Sarabun New" w:hAnsi="TH Sarabun New" w:eastAsia="TH Sarabun New" w:cs="TH Sarabun New"/>
-          <w:sz w:val="32"/>
-        </w:rPr>
-        <w:t>---</w:t>
-      </w:r>
-    </w:p>
-    <w:p/>
-    <w:p>
-      <w:pPr>
-        <w:pStyle w:val="Heading1"/>
-      </w:pPr>
-      <w:r>
-        <w:rPr>
-          <w:rFonts w:ascii="TH Sarabun New" w:hAnsi="TH Sarabun New" w:eastAsia="TH Sarabun New" w:cs="TH Sarabun New"/>
-          <w:b/>
-          <w:sz w:val="40"/>
-        </w:rPr>
-        <w:t>พล - DevKit Workflow (ไม่ต้องบัดกรี)</w:t>
-      </w:r>
-    </w:p>
-    <w:p/>
-    <w:p>
-      <w:pPr>
-        <w:ind w:left="360"/>
-      </w:pPr>
-      <w:r>
-        <w:rPr>
-          <w:rFonts w:ascii="TH Sarabun New" w:hAnsi="TH Sarabun New" w:eastAsia="TH Sarabun New" w:cs="TH Sarabun New"/>
-          <w:sz w:val="32"/>
-        </w:rPr>
-        <w:t>พลใช้ breadboard + jumper wire ทั้งหมด - เอรับผิดชอบงานบัดกรีและ assembly ทุกอย่าง</w:t>
-      </w:r>
-    </w:p>
-    <w:p/>
-    <w:tbl>
-      <w:tblPr>
-        <w:tblStyle w:val="TableGrid"/>
-        <w:tblW w:type="auto" w:w="0"/>
-        <w:tblLook w:firstColumn="1" w:firstRow="1" w:lastColumn="0" w:lastRow="0" w:noHBand="0" w:noVBand="1" w:val="04A0"/>
-      </w:tblPr>
-      <w:tblGrid>
-        <w:gridCol w:w="3120"/>
-        <w:gridCol w:w="3120"/>
-        <w:gridCol w:w="3120"/>
-      </w:tblGrid>
-      <w:tr>
-        <w:tc>
-          <w:tcPr>
-            <w:tcW w:type="dxa" w:w="3120"/>
-          </w:tcPr>
-          <w:p>
-            <w:r>
-              <w:rPr>
-                <w:rFonts w:ascii="TH Sarabun New" w:hAnsi="TH Sarabun New" w:eastAsia="TH Sarabun New" w:cs="TH Sarabun New"/>
-                <w:b/>
-                <w:sz w:val="32"/>
-              </w:rPr>
-              <w:t>ทดสอบบน ESP32-S3 DevKit ได้เลย</w:t>
-            </w:r>
-          </w:p>
-        </w:tc>
-        <w:tc>
-          <w:tcPr>
-            <w:tcW w:type="dxa" w:w="3120"/>
-          </w:tcPr>
-          <w:p>
-            <w:r>
-              <w:rPr>
-                <w:rFonts w:ascii="TH Sarabun New" w:hAnsi="TH Sarabun New" w:eastAsia="TH Sarabun New" w:cs="TH Sarabun New"/>
-                <w:b/>
-                <w:sz w:val="32"/>
-              </w:rPr>
-              <w:t>ต้องใช้ FS-HCore (มี 4G)</w:t>
-            </w:r>
-          </w:p>
-        </w:tc>
-        <w:tc>
-          <w:tcPr>
-            <w:tcW w:type="dxa" w:w="3120"/>
-          </w:tcPr>
-          <w:p>
-            <w:r>
-              <w:rPr>
-                <w:rFonts w:ascii="TH Sarabun New" w:hAnsi="TH Sarabun New" w:eastAsia="TH Sarabun New" w:cs="TH Sarabun New"/>
-                <w:b/>
-                <w:sz w:val="32"/>
-              </w:rPr>
-              <w:t>ต้อง Sync กับเอก่อน</w:t>
-            </w:r>
-          </w:p>
-        </w:tc>
-      </w:tr>
-      <w:tr>
-        <w:tc>
-          <w:tcPr>
-            <w:tcW w:type="dxa" w:w="3120"/>
-          </w:tcPr>
-          <w:p>
-            <w:r>
-              <w:rPr>
-                <w:rFonts w:ascii="TH Sarabun New" w:hAnsi="TH Sarabun New" w:eastAsia="TH Sarabun New" w:cs="TH Sarabun New"/>
-                <w:sz w:val="32"/>
-              </w:rPr>
-              <w:t>DS18B20 OneWire read</w:t>
-            </w:r>
-          </w:p>
-        </w:tc>
-        <w:tc>
-          <w:tcPr>
-            <w:tcW w:type="dxa" w:w="3120"/>
-          </w:tcPr>
-          <w:p>
-            <w:r>
-              <w:rPr>
-                <w:rFonts w:ascii="TH Sarabun New" w:hAnsi="TH Sarabun New" w:eastAsia="TH Sarabun New" w:cs="TH Sarabun New"/>
-                <w:sz w:val="32"/>
-              </w:rPr>
-              <w:t>AT command SIM7670C</w:t>
-            </w:r>
-          </w:p>
-        </w:tc>
-        <w:tc>
-          <w:tcPr>
-            <w:tcW w:type="dxa" w:w="3120"/>
-          </w:tcPr>
-          <w:p>
-            <w:r>
-              <w:rPr>
-                <w:rFonts w:ascii="TH Sarabun New" w:hAnsi="TH Sarabun New" w:eastAsia="TH Sarabun New" w:cs="TH Sarabun New"/>
-                <w:sz w:val="32"/>
-              </w:rPr>
-              <w:t>Pin assignment confirm</w:t>
-            </w:r>
-          </w:p>
-        </w:tc>
-      </w:tr>
-      <w:tr>
-        <w:tc>
-          <w:tcPr>
-            <w:tcW w:type="dxa" w:w="3120"/>
-          </w:tcPr>
-          <w:p>
-            <w:r>
-              <w:rPr>
-                <w:rFonts w:ascii="TH Sarabun New" w:hAnsi="TH Sarabun New" w:eastAsia="TH Sarabun New" w:cs="TH Sarabun New"/>
-                <w:sz w:val="32"/>
-              </w:rPr>
-              <w:t>SEN0600 RS485 Modbus RTU (Phase 2+)</w:t>
-            </w:r>
-          </w:p>
-        </w:tc>
-        <w:tc>
-          <w:tcPr>
-            <w:tcW w:type="dxa" w:w="3120"/>
-          </w:tcPr>
-          <w:p>
-            <w:r>
-              <w:rPr>
-                <w:rFonts w:ascii="TH Sarabun New" w:hAnsi="TH Sarabun New" w:eastAsia="TH Sarabun New" w:cs="TH Sarabun New"/>
-                <w:sz w:val="32"/>
-              </w:rPr>
-              <w:t>MQTT over 4G TLS</w:t>
-            </w:r>
-          </w:p>
-        </w:tc>
-        <w:tc>
-          <w:tcPr>
-            <w:tcW w:type="dxa" w:w="3120"/>
-          </w:tcPr>
-          <w:p>
-            <w:r>
-              <w:rPr>
-                <w:rFonts w:ascii="TH Sarabun New" w:hAnsi="TH Sarabun New" w:eastAsia="TH Sarabun New" w:cs="TH Sarabun New"/>
-                <w:sz w:val="32"/>
-              </w:rPr>
-              <w:t>Enclosure size + cable gland</w:t>
-            </w:r>
-          </w:p>
-        </w:tc>
-      </w:tr>
-      <w:tr>
-        <w:tc>
-          <w:tcPr>
-            <w:tcW w:type="dxa" w:w="3120"/>
-          </w:tcPr>
-          <w:p>
-            <w:r>
-              <w:rPr>
-                <w:rFonts w:ascii="TH Sarabun New" w:hAnsi="TH Sarabun New" w:eastAsia="TH Sarabun New" w:cs="TH Sarabun New"/>
-                <w:sz w:val="32"/>
-              </w:rPr>
-              <w:t>GPS L76K NMEA parse</w:t>
-            </w:r>
-          </w:p>
-        </w:tc>
-        <w:tc>
-          <w:tcPr>
-            <w:tcW w:type="dxa" w:w="3120"/>
-          </w:tcPr>
-          <w:p>
-            <w:r>
-              <w:rPr>
-                <w:rFonts w:ascii="TH Sarabun New" w:hAnsi="TH Sarabun New" w:eastAsia="TH Sarabun New" w:cs="TH Sarabun New"/>
-                <w:sz w:val="32"/>
-              </w:rPr>
-              <w:t>PSM mode + current drain</w:t>
-            </w:r>
-          </w:p>
-        </w:tc>
-        <w:tc>
-          <w:tcPr>
-            <w:tcW w:type="dxa" w:w="3120"/>
-          </w:tcPr>
-          <w:p>
-            <w:r>
-              <w:rPr>
-                <w:rFonts w:ascii="TH Sarabun New" w:hAnsi="TH Sarabun New" w:eastAsia="TH Sarabun New" w:cs="TH Sarabun New"/>
-                <w:sz w:val="32"/>
-              </w:rPr>
-              <w:t>Power test ร่วมกัน</w:t>
-            </w:r>
-          </w:p>
-        </w:tc>
-      </w:tr>
-      <w:tr>
-        <w:tc>
-          <w:tcPr>
-            <w:tcW w:type="dxa" w:w="3120"/>
-          </w:tcPr>
-          <w:p>
-            <w:r>
-              <w:rPr>
-                <w:rFonts w:ascii="TH Sarabun New" w:hAnsi="TH Sarabun New" w:eastAsia="TH Sarabun New" w:cs="TH Sarabun New"/>
-                <w:sz w:val="32"/>
-              </w:rPr>
-              <w:t>MAX17048 I2C fuel gauge</w:t>
-            </w:r>
-          </w:p>
-        </w:tc>
-        <w:tc>
-          <w:tcPr>
-            <w:tcW w:type="dxa" w:w="3120"/>
-          </w:tcPr>
-          <w:p>
-            <w:r>
-              <w:rPr>
-                <w:rFonts w:ascii="TH Sarabun New" w:hAnsi="TH Sarabun New" w:eastAsia="TH Sarabun New" w:cs="TH Sarabun New"/>
-                <w:sz w:val="32"/>
-              </w:rPr>
-              <w:t>NTP sync ผ่าน 4G</w:t>
-            </w:r>
-          </w:p>
-        </w:tc>
-        <w:tc>
-          <w:tcPr>
-            <w:tcW w:type="dxa" w:w="3120"/>
-          </w:tcPr>
-          <w:p>
-            <w:r>
-              <w:rPr>
-                <w:rFonts w:ascii="TH Sarabun New" w:hAnsi="TH Sarabun New" w:eastAsia="TH Sarabun New" w:cs="TH Sarabun New"/>
-                <w:sz w:val="32"/>
-              </w:rPr>
-              <w:t>Field test (ไปด้วยกัน)</w:t>
-            </w:r>
-          </w:p>
-        </w:tc>
-      </w:tr>
-      <w:tr>
-        <w:tc>
-          <w:tcPr>
-            <w:tcW w:type="dxa" w:w="3120"/>
-          </w:tcPr>
-          <w:p>
-            <w:r>
-              <w:rPr>
-                <w:rFonts w:ascii="TH Sarabun New" w:hAnsi="TH Sarabun New" w:eastAsia="TH Sarabun New" w:cs="TH Sarabun New"/>
-                <w:sz w:val="32"/>
-              </w:rPr>
-              <w:t>Deep sleep + RTC wakeup</w:t>
-            </w:r>
-          </w:p>
-        </w:tc>
-        <w:tc>
-          <w:tcPr>
-            <w:tcW w:type="dxa" w:w="3120"/>
-          </w:tcPr>
-          <w:p>
-            <w:r>
-              <w:rPr>
-                <w:rFonts w:ascii="TH Sarabun New" w:hAnsi="TH Sarabun New" w:eastAsia="TH Sarabun New" w:cs="TH Sarabun New"/>
-                <w:sz w:val="32"/>
-              </w:rPr>
-              <w:t>Buffer flush ผ่าน 4G</w:t>
-            </w:r>
-          </w:p>
-        </w:tc>
-        <w:tc>
-          <w:tcPr>
-            <w:tcW w:type="dxa" w:w="3120"/>
-          </w:tcPr>
-          <w:p>
-            <w:r>
-              <w:rPr>
-                <w:rFonts w:ascii="TH Sarabun New" w:hAnsi="TH Sarabun New" w:eastAsia="TH Sarabun New" w:cs="TH Sarabun New"/>
-                <w:sz w:val="32"/>
-              </w:rPr>
-              <w:t>IP67 test ร่วมกัน</w:t>
-            </w:r>
-          </w:p>
-        </w:tc>
-      </w:tr>
-      <w:tr>
-        <w:tc>
-          <w:tcPr>
-            <w:tcW w:type="dxa" w:w="3120"/>
-          </w:tcPr>
-          <w:p>
-            <w:r>
-              <w:rPr>
-                <w:rFonts w:ascii="TH Sarabun New" w:hAnsi="TH Sarabun New" w:eastAsia="TH Sarabun New" w:cs="TH Sarabun New"/>
-                <w:sz w:val="32"/>
-              </w:rPr>
-              <w:t>NVS read/write + config</w:t>
-            </w:r>
-          </w:p>
-        </w:tc>
-        <w:tc>
-          <w:tcPr>
-            <w:tcW w:type="dxa" w:w="3120"/>
-          </w:tcPr>
-          <w:p>
-            <w:r>
-              <w:rPr>
-                <w:rFonts w:ascii="TH Sarabun New" w:hAnsi="TH Sarabun New" w:eastAsia="TH Sarabun New" w:cs="TH Sarabun New"/>
-                <w:sz w:val="32"/>
-              </w:rPr>
-              <w:t>OTA ผ่าน HTTPS 4G</w:t>
-            </w:r>
-          </w:p>
-        </w:tc>
-        <w:tc>
-          <w:tcPr>
-            <w:tcW w:type="dxa" w:w="3120"/>
-          </w:tcPr>
-          <w:p>
-            <w:r>
-              <w:rPr>
-                <w:rFonts w:ascii="TH Sarabun New" w:hAnsi="TH Sarabun New" w:eastAsia="TH Sarabun New" w:cs="TH Sarabun New"/>
-                <w:sz w:val="32"/>
-              </w:rPr>
-              <w:t>Figma review</w:t>
-            </w:r>
-          </w:p>
-        </w:tc>
-      </w:tr>
-      <w:tr>
-        <w:tc>
-          <w:tcPr>
-            <w:tcW w:type="dxa" w:w="3120"/>
-          </w:tcPr>
-          <w:p>
-            <w:r>
-              <w:rPr>
-                <w:rFonts w:ascii="TH Sarabun New" w:hAnsi="TH Sarabun New" w:eastAsia="TH Sarabun New" w:cs="TH Sarabun New"/>
-                <w:sz w:val="32"/>
-              </w:rPr>
-              <w:t>FreeRTOS tasks + watchdog</w:t>
-            </w:r>
-          </w:p>
-        </w:tc>
-        <w:tc>
-          <w:tcPr>
-            <w:tcW w:type="dxa" w:w="3120"/>
-          </w:tcPr>
-          <w:p>
-            <w:r>
-              <w:rPr>
-                <w:rFonts w:ascii="TH Sarabun New" w:hAnsi="TH Sarabun New" w:eastAsia="TH Sarabun New" w:cs="TH Sarabun New"/>
-                <w:sz w:val="32"/>
-              </w:rPr>
-              <w:t>SIM operator comparison</w:t>
-            </w:r>
-          </w:p>
-        </w:tc>
-        <w:tc>
-          <w:tcPr>
-            <w:tcW w:type="dxa" w:w="3120"/>
-          </w:tcPr>
-          <w:p>
-            <w:r>
-              <w:rPr>
-                <w:rFonts w:ascii="TH Sarabun New" w:hAnsi="TH Sarabun New" w:eastAsia="TH Sarabun New" w:cs="TH Sarabun New"/>
-                <w:sz w:val="32"/>
-              </w:rPr>
-              <w:t>PCB bug list</w:t>
-            </w:r>
-          </w:p>
-        </w:tc>
-      </w:tr>
-      <w:tr>
-        <w:tc>
-          <w:tcPr>
-            <w:tcW w:type="dxa" w:w="3120"/>
-          </w:tcPr>
-          <w:p>
-            <w:r>
-              <w:rPr>
-                <w:rFonts w:ascii="TH Sarabun New" w:hAnsi="TH Sarabun New" w:eastAsia="TH Sarabun New" w:cs="TH Sarabun New"/>
-                <w:sz w:val="32"/>
-              </w:rPr>
-              <w:t>Dashboard API (mock data)</w:t>
-            </w:r>
-          </w:p>
-        </w:tc>
-        <w:tc>
-          <w:tcPr>
-            <w:tcW w:type="dxa" w:w="3120"/>
-          </w:tcPr>
-          <w:p>
-            <w:r>
-              <w:rPr>
-                <w:rFonts w:ascii="TH Sarabun New" w:hAnsi="TH Sarabun New" w:eastAsia="TH Sarabun New" w:cs="TH Sarabun New"/>
-                <w:sz w:val="32"/>
-              </w:rPr>
-            </w:r>
-          </w:p>
-        </w:tc>
-        <w:tc>
-          <w:tcPr>
-            <w:tcW w:type="dxa" w:w="3120"/>
-          </w:tcPr>
-          <w:p>
-            <w:r>
-              <w:rPr>
-                <w:rFonts w:ascii="TH Sarabun New" w:hAnsi="TH Sarabun New" w:eastAsia="TH Sarabun New" w:cs="TH Sarabun New"/>
-                <w:sz w:val="32"/>
-              </w:rPr>
-            </w:r>
-          </w:p>
-        </w:tc>
-      </w:tr>
-    </w:tbl>
-    <w:p/>
-    <w:p/>
-    <w:p>
-      <w:r>
-        <w:rPr>
-          <w:rFonts w:ascii="TH Sarabun New" w:hAnsi="TH Sarabun New" w:eastAsia="TH Sarabun New" w:cs="TH Sarabun New"/>
-          <w:sz w:val="32"/>
-        </w:rPr>
-        <w:t>---</w:t>
-      </w:r>
-    </w:p>
-    <w:p/>
-    <w:p>
-      <w:pPr>
-        <w:pStyle w:val="Heading1"/>
-      </w:pPr>
-      <w:r>
-        <w:rPr>
-          <w:rFonts w:ascii="TH Sarabun New" w:hAnsi="TH Sarabun New" w:eastAsia="TH Sarabun New" w:cs="TH Sarabun New"/>
-          <w:b/>
-          <w:sz w:val="40"/>
-        </w:rPr>
-        <w:t>Phase 1 - Two Parallel Test Sets</w:t>
-      </w:r>
-    </w:p>
-    <w:p/>
-    <w:tbl>
-      <w:tblPr>
-        <w:tblStyle w:val="TableGrid"/>
-        <w:tblW w:type="auto" w:w="0"/>
-        <w:tblLook w:firstColumn="1" w:firstRow="1" w:lastColumn="0" w:lastRow="0" w:noHBand="0" w:noVBand="1" w:val="04A0"/>
-      </w:tblPr>
-      <w:tblGrid>
-        <w:gridCol w:w="3120"/>
-        <w:gridCol w:w="3120"/>
-        <w:gridCol w:w="3120"/>
-      </w:tblGrid>
-      <w:tr>
-        <w:tc>
-          <w:tcPr>
-            <w:tcW w:type="dxa" w:w="3120"/>
-          </w:tcPr>
-          <w:p>
-            <w:r>
-              <w:rPr>
-                <w:rFonts w:ascii="TH Sarabun New" w:hAnsi="TH Sarabun New" w:eastAsia="TH Sarabun New" w:cs="TH Sarabun New"/>
-                <w:b/>
-                <w:sz w:val="32"/>
-              </w:rPr>
-            </w:r>
-          </w:p>
-        </w:tc>
-        <w:tc>
-          <w:tcPr>
-            <w:tcW w:type="dxa" w:w="3120"/>
-          </w:tcPr>
-          <w:p>
-            <w:r>
-              <w:rPr>
-                <w:rFonts w:ascii="TH Sarabun New" w:hAnsi="TH Sarabun New" w:eastAsia="TH Sarabun New" w:cs="TH Sarabun New"/>
-                <w:b/>
-                <w:sz w:val="32"/>
-              </w:rPr>
-              <w:t>พล</w:t>
-            </w:r>
-          </w:p>
-        </w:tc>
-        <w:tc>
-          <w:tcPr>
-            <w:tcW w:type="dxa" w:w="3120"/>
-          </w:tcPr>
-          <w:p>
-            <w:r>
-              <w:rPr>
-                <w:rFonts w:ascii="TH Sarabun New" w:hAnsi="TH Sarabun New" w:eastAsia="TH Sarabun New" w:cs="TH Sarabun New"/>
-                <w:b/>
-                <w:sz w:val="32"/>
-              </w:rPr>
-              <w:t>เอ</w:t>
-            </w:r>
-          </w:p>
-        </w:tc>
-      </w:tr>
-      <w:tr>
-        <w:tc>
-          <w:tcPr>
-            <w:tcW w:type="dxa" w:w="3120"/>
-          </w:tcPr>
-          <w:p>
-            <w:r>
-              <w:rPr>
-                <w:rFonts w:ascii="TH Sarabun New" w:hAnsi="TH Sarabun New" w:eastAsia="TH Sarabun New" w:cs="TH Sarabun New"/>
-                <w:sz w:val="32"/>
-              </w:rPr>
-              <w:t>Board</w:t>
-            </w:r>
-          </w:p>
-        </w:tc>
-        <w:tc>
-          <w:tcPr>
-            <w:tcW w:type="dxa" w:w="3120"/>
-          </w:tcPr>
-          <w:p>
-            <w:r>
-              <w:rPr>
-                <w:rFonts w:ascii="TH Sarabun New" w:hAnsi="TH Sarabun New" w:eastAsia="TH Sarabun New" w:cs="TH Sarabun New"/>
-                <w:sz w:val="32"/>
-              </w:rPr>
-              <w:t>ESP32-S3 DevKit (ไม่มี 4G)</w:t>
-            </w:r>
-          </w:p>
-        </w:tc>
-        <w:tc>
-          <w:tcPr>
-            <w:tcW w:type="dxa" w:w="3120"/>
-          </w:tcPr>
-          <w:p>
-            <w:r>
-              <w:rPr>
-                <w:rFonts w:ascii="TH Sarabun New" w:hAnsi="TH Sarabun New" w:eastAsia="TH Sarabun New" w:cs="TH Sarabun New"/>
-                <w:sz w:val="32"/>
-              </w:rPr>
-              <w:t>FS-HCore-A7670C (มี 4G)</w:t>
-            </w:r>
-          </w:p>
-        </w:tc>
-      </w:tr>
-      <w:tr>
-        <w:tc>
-          <w:tcPr>
-            <w:tcW w:type="dxa" w:w="3120"/>
-          </w:tcPr>
-          <w:p>
-            <w:r>
-              <w:rPr>
-                <w:rFonts w:ascii="TH Sarabun New" w:hAnsi="TH Sarabun New" w:eastAsia="TH Sarabun New" w:cs="TH Sarabun New"/>
-                <w:sz w:val="32"/>
-              </w:rPr>
-              <w:t>การทดสอบ</w:t>
-            </w:r>
-          </w:p>
-        </w:tc>
-        <w:tc>
-          <w:tcPr>
-            <w:tcW w:type="dxa" w:w="3120"/>
-          </w:tcPr>
-          <w:p>
-            <w:r>
-              <w:rPr>
-                <w:rFonts w:ascii="TH Sarabun New" w:hAnsi="TH Sarabun New" w:eastAsia="TH Sarabun New" w:cs="TH Sarabun New"/>
-                <w:sz w:val="32"/>
-              </w:rPr>
-              <w:t>Firmware logic, backend, dashboard - บน breadboard</w:t>
-            </w:r>
-          </w:p>
-        </w:tc>
-        <w:tc>
-          <w:tcPr>
-            <w:tcW w:type="dxa" w:w="3120"/>
-          </w:tcPr>
-          <w:p>
-            <w:r>
-              <w:rPr>
-                <w:rFonts w:ascii="TH Sarabun New" w:hAnsi="TH Sarabun New" w:eastAsia="TH Sarabun New" w:cs="TH Sarabun New"/>
-                <w:sz w:val="32"/>
-              </w:rPr>
-              <w:t>Hardware จริง - sensor ประกอบ, enclosure, waterproof, 4G</w:t>
-            </w:r>
-          </w:p>
-        </w:tc>
-      </w:tr>
-      <w:tr>
-        <w:tc>
-          <w:tcPr>
-            <w:tcW w:type="dxa" w:w="3120"/>
-          </w:tcPr>
-          <w:p>
-            <w:r>
-              <w:rPr>
-                <w:rFonts w:ascii="TH Sarabun New" w:hAnsi="TH Sarabun New" w:eastAsia="TH Sarabun New" w:cs="TH Sarabun New"/>
-                <w:sz w:val="32"/>
-              </w:rPr>
-              <w:t>บัดกรี</w:t>
-            </w:r>
-          </w:p>
-        </w:tc>
-        <w:tc>
-          <w:tcPr>
-            <w:tcW w:type="dxa" w:w="3120"/>
-          </w:tcPr>
-          <w:p>
-            <w:r>
-              <w:rPr>
-                <w:rFonts w:ascii="TH Sarabun New" w:hAnsi="TH Sarabun New" w:eastAsia="TH Sarabun New" w:cs="TH Sarabun New"/>
-                <w:sz w:val="32"/>
-              </w:rPr>
-              <w:t>❌ ไม่ต้อง</w:t>
-            </w:r>
-          </w:p>
-        </w:tc>
-        <w:tc>
-          <w:tcPr>
-            <w:tcW w:type="dxa" w:w="3120"/>
-          </w:tcPr>
-          <w:p>
-            <w:r>
-              <w:rPr>
-                <w:rFonts w:ascii="TH Sarabun New" w:hAnsi="TH Sarabun New" w:eastAsia="TH Sarabun New" w:cs="TH Sarabun New"/>
-                <w:sz w:val="32"/>
-              </w:rPr>
-              <w:t>✓ เอทำทั้งหมด</w:t>
-            </w:r>
-          </w:p>
-        </w:tc>
-      </w:tr>
-      <w:tr>
-        <w:tc>
-          <w:tcPr>
-            <w:tcW w:type="dxa" w:w="3120"/>
-          </w:tcPr>
-          <w:p>
-            <w:r>
-              <w:rPr>
-                <w:rFonts w:ascii="TH Sarabun New" w:hAnsi="TH Sarabun New" w:eastAsia="TH Sarabun New" w:cs="TH Sarabun New"/>
-                <w:sz w:val="32"/>
-              </w:rPr>
-              <w:t>Sensor ที่ใช้</w:t>
-            </w:r>
-          </w:p>
-        </w:tc>
-        <w:tc>
-          <w:tcPr>
-            <w:tcW w:type="dxa" w:w="3120"/>
-          </w:tcPr>
-          <w:p>
-            <w:r>
-              <w:rPr>
-                <w:rFonts w:ascii="TH Sarabun New" w:hAnsi="TH Sarabun New" w:eastAsia="TH Sarabun New" w:cs="TH Sarabun New"/>
-                <w:sz w:val="32"/>
-              </w:rPr>
-              <w:t>DS18B20 ×1 + Analog Turbidity ×1 (ต่อ breadboard)</w:t>
-            </w:r>
-          </w:p>
-        </w:tc>
-        <w:tc>
-          <w:tcPr>
-            <w:tcW w:type="dxa" w:w="3120"/>
-          </w:tcPr>
-          <w:p>
-            <w:r>
-              <w:rPr>
-                <w:rFonts w:ascii="TH Sarabun New" w:hAnsi="TH Sarabun New" w:eastAsia="TH Sarabun New" w:cs="TH Sarabun New"/>
-                <w:sz w:val="32"/>
-              </w:rPr>
-              <w:t>DS18B20 ×1 + Analog Turbidity ×1 (ประกอบจริง)</w:t>
-            </w:r>
-          </w:p>
-        </w:tc>
-      </w:tr>
-      <w:tr>
-        <w:tc>
-          <w:tcPr>
-            <w:tcW w:type="dxa" w:w="3120"/>
-          </w:tcPr>
-          <w:p>
-            <w:r>
-              <w:rPr>
-                <w:rFonts w:ascii="TH Sarabun New" w:hAnsi="TH Sarabun New" w:eastAsia="TH Sarabun New" w:cs="TH Sarabun New"/>
-                <w:sz w:val="32"/>
-              </w:rPr>
-              <w:t>ข้อดี</w:t>
-            </w:r>
-          </w:p>
-        </w:tc>
-        <w:tc>
-          <w:tcPr>
-            <w:tcW w:type="dxa" w:w="3120"/>
-          </w:tcPr>
-          <w:p>
-            <w:r>
-              <w:rPr>
-                <w:rFonts w:ascii="TH Sarabun New" w:hAnsi="TH Sarabun New" w:eastAsia="TH Sarabun New" w:cs="TH Sarabun New"/>
-                <w:sz w:val="32"/>
-              </w:rPr>
-              <w:t>ทำ parallel ได้ทันที ไม่รอกัน</w:t>
-            </w:r>
-          </w:p>
-        </w:tc>
-        <w:tc>
-          <w:tcPr>
-            <w:tcW w:type="dxa" w:w="3120"/>
-          </w:tcPr>
-          <w:p>
-            <w:r>
-              <w:rPr>
-                <w:rFonts w:ascii="TH Sarabun New" w:hAnsi="TH Sarabun New" w:eastAsia="TH Sarabun New" w:cs="TH Sarabun New"/>
-                <w:sz w:val="32"/>
-              </w:rPr>
-            </w:r>
-          </w:p>
-        </w:tc>
-      </w:tr>
-    </w:tbl>
-    <w:p/>
-    <w:p/>
-    <w:p>
-      <w:pPr>
-        <w:pStyle w:val="Heading1"/>
-      </w:pPr>
-      <w:r>
-        <w:rPr>
-          <w:rFonts w:ascii="TH Sarabun New" w:hAnsi="TH Sarabun New" w:eastAsia="TH Sarabun New" w:cs="TH Sarabun New"/>
-          <w:b/>
-          <w:sz w:val="40"/>
-        </w:rPr>
-        <w:t>Milestone Dates (เริ่ม April 2026)</w:t>
-      </w:r>
-    </w:p>
-    <w:p/>
-    <w:tbl>
-      <w:tblPr>
-        <w:tblStyle w:val="TableGrid"/>
-        <w:tblW w:type="auto" w:w="0"/>
-        <w:tblLook w:firstColumn="1" w:firstRow="1" w:lastColumn="0" w:lastRow="0" w:noHBand="0" w:noVBand="1" w:val="04A0"/>
-      </w:tblPr>
-      <w:tblGrid>
-        <w:gridCol w:w="1872"/>
-        <w:gridCol w:w="1872"/>
-        <w:gridCol w:w="1872"/>
-        <w:gridCol w:w="1872"/>
-        <w:gridCol w:w="1872"/>
-      </w:tblGrid>
-      <w:tr>
-        <w:tc>
-          <w:tcPr>
-            <w:tcW w:type="dxa" w:w="1872"/>
-          </w:tcPr>
-          <w:p>
-            <w:r>
-              <w:rPr>
-                <w:rFonts w:ascii="TH Sarabun New" w:hAnsi="TH Sarabun New" w:eastAsia="TH Sarabun New" w:cs="TH Sarabun New"/>
-                <w:b/>
-                <w:sz w:val="32"/>
-              </w:rPr>
-              <w:t>Phase</w:t>
-            </w:r>
-          </w:p>
-        </w:tc>
-        <w:tc>
-          <w:tcPr>
-            <w:tcW w:type="dxa" w:w="1872"/>
-          </w:tcPr>
-          <w:p>
-            <w:r>
-              <w:rPr>
-                <w:rFonts w:ascii="TH Sarabun New" w:hAnsi="TH Sarabun New" w:eastAsia="TH Sarabun New" w:cs="TH Sarabun New"/>
-                <w:b/>
-                <w:sz w:val="32"/>
-              </w:rPr>
-              <w:t>ช่วงเวลา</w:t>
-            </w:r>
-          </w:p>
-        </w:tc>
-        <w:tc>
-          <w:tcPr>
-            <w:tcW w:type="dxa" w:w="1872"/>
-          </w:tcPr>
-          <w:p>
-            <w:r>
-              <w:rPr>
-                <w:rFonts w:ascii="TH Sarabun New" w:hAnsi="TH Sarabun New" w:eastAsia="TH Sarabun New" w:cs="TH Sarabun New"/>
-                <w:b/>
-                <w:sz w:val="32"/>
-              </w:rPr>
-              <w:t>สัปดาห์</w:t>
-            </w:r>
-          </w:p>
-        </w:tc>
-        <w:tc>
-          <w:tcPr>
-            <w:tcW w:type="dxa" w:w="1872"/>
-          </w:tcPr>
-          <w:p>
-            <w:r>
-              <w:rPr>
-                <w:rFonts w:ascii="TH Sarabun New" w:hAnsi="TH Sarabun New" w:eastAsia="TH Sarabun New" w:cs="TH Sarabun New"/>
-                <w:b/>
-                <w:sz w:val="32"/>
-              </w:rPr>
-              <w:t>งบ</w:t>
-            </w:r>
-          </w:p>
-        </w:tc>
-        <w:tc>
-          <w:tcPr>
-            <w:tcW w:type="dxa" w:w="1872"/>
-          </w:tcPr>
-          <w:p>
-            <w:r>
-              <w:rPr>
-                <w:rFonts w:ascii="TH Sarabun New" w:hAnsi="TH Sarabun New" w:eastAsia="TH Sarabun New" w:cs="TH Sarabun New"/>
-                <w:b/>
-                <w:sz w:val="32"/>
-              </w:rPr>
-              <w:t>เป้าหมาย</w:t>
-            </w:r>
-          </w:p>
-        </w:tc>
-      </w:tr>
-      <w:tr>
-        <w:tc>
-          <w:tcPr>
-            <w:tcW w:type="dxa" w:w="1872"/>
-          </w:tcPr>
-          <w:p>
-            <w:r>
-              <w:rPr>
-                <w:rFonts w:ascii="TH Sarabun New" w:hAnsi="TH Sarabun New" w:eastAsia="TH Sarabun New" w:cs="TH Sarabun New"/>
-                <w:sz w:val="32"/>
-              </w:rPr>
-              <w:t>Phase 1 - Prototype &amp; Full Test</w:t>
-            </w:r>
-          </w:p>
-        </w:tc>
-        <w:tc>
-          <w:tcPr>
-            <w:tcW w:type="dxa" w:w="1872"/>
-          </w:tcPr>
-          <w:p>
-            <w:r>
-              <w:rPr>
-                <w:rFonts w:ascii="TH Sarabun New" w:hAnsi="TH Sarabun New" w:eastAsia="TH Sarabun New" w:cs="TH Sarabun New"/>
-                <w:sz w:val="32"/>
-              </w:rPr>
-              <w:t>Apr - Jun 2026</w:t>
-            </w:r>
-          </w:p>
-        </w:tc>
-        <w:tc>
-          <w:tcPr>
-            <w:tcW w:type="dxa" w:w="1872"/>
-          </w:tcPr>
-          <w:p>
-            <w:r>
-              <w:rPr>
-                <w:rFonts w:ascii="TH Sarabun New" w:hAnsi="TH Sarabun New" w:eastAsia="TH Sarabun New" w:cs="TH Sarabun New"/>
-                <w:sz w:val="32"/>
-              </w:rPr>
-              <w:t>1-10</w:t>
-            </w:r>
-          </w:p>
-        </w:tc>
-        <w:tc>
-          <w:tcPr>
-            <w:tcW w:type="dxa" w:w="1872"/>
-          </w:tcPr>
-          <w:p>
-            <w:r>
-              <w:rPr>
-                <w:rFonts w:ascii="TH Sarabun New" w:hAnsi="TH Sarabun New" w:eastAsia="TH Sarabun New" w:cs="TH Sarabun New"/>
-                <w:sz w:val="32"/>
-              </w:rPr>
-              <w:t>~20,400 THB (พล ~4,400 / เอ ~16,000)</w:t>
-            </w:r>
-          </w:p>
-        </w:tc>
-        <w:tc>
-          <w:tcPr>
-            <w:tcW w:type="dxa" w:w="1872"/>
-          </w:tcPr>
-          <w:p>
-            <w:r>
-              <w:rPr>
-                <w:rFonts w:ascii="TH Sarabun New" w:hAnsi="TH Sarabun New" w:eastAsia="TH Sarabun New" w:cs="TH Sarabun New"/>
-                <w:sz w:val="32"/>
-              </w:rPr>
-              <w:t>ทุก function ผ่าน + engineering field test 7 วัน</w:t>
-            </w:r>
-          </w:p>
-        </w:tc>
-      </w:tr>
-      <w:tr>
-        <w:tc>
-          <w:tcPr>
-            <w:tcW w:type="dxa" w:w="1872"/>
-          </w:tcPr>
-          <w:p>
-            <w:r>
-              <w:rPr>
-                <w:rFonts w:ascii="TH Sarabun New" w:hAnsi="TH Sarabun New" w:eastAsia="TH Sarabun New" w:cs="TH Sarabun New"/>
-                <w:sz w:val="32"/>
-              </w:rPr>
-              <w:t>Phase 2 - PCB Development</w:t>
-            </w:r>
-          </w:p>
-        </w:tc>
-        <w:tc>
-          <w:tcPr>
-            <w:tcW w:type="dxa" w:w="1872"/>
-          </w:tcPr>
-          <w:p>
-            <w:r>
-              <w:rPr>
-                <w:rFonts w:ascii="TH Sarabun New" w:hAnsi="TH Sarabun New" w:eastAsia="TH Sarabun New" w:cs="TH Sarabun New"/>
-                <w:sz w:val="32"/>
-              </w:rPr>
-              <w:t>Jun - Aug 2026</w:t>
-            </w:r>
-          </w:p>
-        </w:tc>
-        <w:tc>
-          <w:tcPr>
-            <w:tcW w:type="dxa" w:w="1872"/>
-          </w:tcPr>
-          <w:p>
-            <w:r>
-              <w:rPr>
-                <w:rFonts w:ascii="TH Sarabun New" w:hAnsi="TH Sarabun New" w:eastAsia="TH Sarabun New" w:cs="TH Sarabun New"/>
-                <w:sz w:val="32"/>
-              </w:rPr>
-              <w:t>11-18</w:t>
-            </w:r>
-          </w:p>
-        </w:tc>
-        <w:tc>
-          <w:tcPr>
-            <w:tcW w:type="dxa" w:w="1872"/>
-          </w:tcPr>
-          <w:p>
-            <w:r>
-              <w:rPr>
-                <w:rFonts w:ascii="TH Sarabun New" w:hAnsi="TH Sarabun New" w:eastAsia="TH Sarabun New" w:cs="TH Sarabun New"/>
-                <w:sz w:val="32"/>
-              </w:rPr>
-              <w:t>~4,000 THB</w:t>
-            </w:r>
-          </w:p>
-        </w:tc>
-        <w:tc>
-          <w:tcPr>
-            <w:tcW w:type="dxa" w:w="1872"/>
-          </w:tcPr>
-          <w:p>
-            <w:r>
-              <w:rPr>
-                <w:rFonts w:ascii="TH Sarabun New" w:hAnsi="TH Sarabun New" w:eastAsia="TH Sarabun New" w:cs="TH Sarabun New"/>
-                <w:sz w:val="32"/>
-              </w:rPr>
-              <w:t>PCB pilot-batch ready + batch 10 ชิ้น + ยื่น กสทช.</w:t>
-            </w:r>
-          </w:p>
-        </w:tc>
-      </w:tr>
-      <w:tr>
-        <w:tc>
-          <w:tcPr>
-            <w:tcW w:type="dxa" w:w="1872"/>
-          </w:tcPr>
-          <w:p>
-            <w:r>
-              <w:rPr>
-                <w:rFonts w:ascii="TH Sarabun New" w:hAnsi="TH Sarabun New" w:eastAsia="TH Sarabun New" w:cs="TH Sarabun New"/>
-                <w:sz w:val="32"/>
-              </w:rPr>
-              <w:t>Phase 3 - Pilot &amp; Launch Readiness</w:t>
-            </w:r>
-          </w:p>
-        </w:tc>
-        <w:tc>
-          <w:tcPr>
-            <w:tcW w:type="dxa" w:w="1872"/>
-          </w:tcPr>
-          <w:p>
-            <w:r>
-              <w:rPr>
-                <w:rFonts w:ascii="TH Sarabun New" w:hAnsi="TH Sarabun New" w:eastAsia="TH Sarabun New" w:cs="TH Sarabun New"/>
-                <w:sz w:val="32"/>
-              </w:rPr>
-              <w:t>Sep - Oct 2026</w:t>
-            </w:r>
-          </w:p>
-        </w:tc>
-        <w:tc>
-          <w:tcPr>
-            <w:tcW w:type="dxa" w:w="1872"/>
-          </w:tcPr>
-          <w:p>
-            <w:r>
-              <w:rPr>
-                <w:rFonts w:ascii="TH Sarabun New" w:hAnsi="TH Sarabun New" w:eastAsia="TH Sarabun New" w:cs="TH Sarabun New"/>
-                <w:sz w:val="32"/>
-              </w:rPr>
-              <w:t>19-26</w:t>
-            </w:r>
-          </w:p>
-        </w:tc>
-        <w:tc>
-          <w:tcPr>
-            <w:tcW w:type="dxa" w:w="1872"/>
-          </w:tcPr>
-          <w:p>
-            <w:r>
-              <w:rPr>
-                <w:rFonts w:ascii="TH Sarabun New" w:hAnsi="TH Sarabun New" w:eastAsia="TH Sarabun New" w:cs="TH Sarabun New"/>
-                <w:sz w:val="32"/>
-              </w:rPr>
-              <w:t>~4,300 THB</w:t>
-            </w:r>
-          </w:p>
-        </w:tc>
-        <w:tc>
-          <w:tcPr>
-            <w:tcW w:type="dxa" w:w="1872"/>
-          </w:tcPr>
-          <w:p>
-            <w:r>
-              <w:rPr>
-                <w:rFonts w:ascii="TH Sarabun New" w:hAnsi="TH Sarabun New" w:eastAsia="TH Sarabun New" w:cs="TH Sarabun New"/>
-                <w:sz w:val="32"/>
-              </w:rPr>
-              <w:t>pilot 30 วัน + launch checklist ครบ + pipeline 10 farms</w:t>
             </w:r>
           </w:p>
         </w:tc>
@@ -1295,9 +431,25 @@
         <w:rPr>
           <w:rFonts w:ascii="TH Sarabun New" w:hAnsi="TH Sarabun New" w:eastAsia="TH Sarabun New" w:cs="TH Sarabun New"/>
           <w:b/>
+          <w:i w:val="0"/>
           <w:sz w:val="36"/>
         </w:rPr>
-        <w:t>Phase 1 - สัปดาห์ละเอียด</w:t>
+        <w:t>พล - DevKit Workflow (ไม่ต้องบัดกรี)</w:t>
+      </w:r>
+    </w:p>
+    <w:p/>
+    <w:p>
+      <w:pPr>
+        <w:ind w:left="360"/>
+      </w:pPr>
+      <w:r>
+        <w:rPr>
+          <w:rFonts w:ascii="TH Sarabun New" w:hAnsi="TH Sarabun New" w:eastAsia="TH Sarabun New" w:cs="TH Sarabun New"/>
+          <w:b w:val="0"/>
+          <w:i w:val="0"/>
+          <w:sz w:val="32"/>
+        </w:rPr>
+        <w:t>พลใช้ breadboard + jumper wire ทั้งหมด - เอรับผิดชอบงานบัดกรีและ assembly ทุกอย่าง</w:t>
       </w:r>
     </w:p>
     <w:p/>
@@ -1305,23 +457,829 @@
       <w:tblPr>
         <w:tblStyle w:val="TableGrid"/>
         <w:tblW w:type="auto" w:w="0"/>
+        <w:tblLayout w:type="autofit"/>
         <w:tblLook w:firstColumn="1" w:firstRow="1" w:lastColumn="0" w:lastRow="0" w:noHBand="0" w:noVBand="1" w:val="04A0"/>
       </w:tblPr>
       <w:tblGrid>
-        <w:gridCol w:w="3120"/>
-        <w:gridCol w:w="3120"/>
-        <w:gridCol w:w="3120"/>
+        <w:gridCol w:w="3009"/>
+        <w:gridCol w:w="3009"/>
+        <w:gridCol w:w="3009"/>
       </w:tblGrid>
       <w:tr>
         <w:tc>
           <w:tcPr>
-            <w:tcW w:type="dxa" w:w="3120"/>
+            <w:tcW w:type="dxa" w:w="3009"/>
           </w:tcPr>
           <w:p>
             <w:r>
               <w:rPr>
                 <w:rFonts w:ascii="TH Sarabun New" w:hAnsi="TH Sarabun New" w:eastAsia="TH Sarabun New" w:cs="TH Sarabun New"/>
                 <w:b/>
+                <w:i w:val="0"/>
+                <w:sz w:val="32"/>
+              </w:rPr>
+              <w:t>ทดสอบบน ESP32-S3 DevKit ได้เลย</w:t>
+            </w:r>
+          </w:p>
+        </w:tc>
+        <w:tc>
+          <w:tcPr>
+            <w:tcW w:type="dxa" w:w="3009"/>
+          </w:tcPr>
+          <w:p>
+            <w:r>
+              <w:rPr>
+                <w:rFonts w:ascii="TH Sarabun New" w:hAnsi="TH Sarabun New" w:eastAsia="TH Sarabun New" w:cs="TH Sarabun New"/>
+                <w:b/>
+                <w:i w:val="0"/>
+                <w:sz w:val="32"/>
+              </w:rPr>
+              <w:t>ต้องใช้ FS-HCore (มี 4G)</w:t>
+            </w:r>
+          </w:p>
+        </w:tc>
+        <w:tc>
+          <w:tcPr>
+            <w:tcW w:type="dxa" w:w="3009"/>
+          </w:tcPr>
+          <w:p>
+            <w:r>
+              <w:rPr>
+                <w:rFonts w:ascii="TH Sarabun New" w:hAnsi="TH Sarabun New" w:eastAsia="TH Sarabun New" w:cs="TH Sarabun New"/>
+                <w:b/>
+                <w:i w:val="0"/>
+                <w:sz w:val="32"/>
+              </w:rPr>
+              <w:t>ต้อง Sync กับเอก่อน</w:t>
+            </w:r>
+          </w:p>
+        </w:tc>
+      </w:tr>
+      <w:tr>
+        <w:tc>
+          <w:tcPr>
+            <w:tcW w:type="dxa" w:w="3009"/>
+          </w:tcPr>
+          <w:p>
+            <w:r>
+              <w:rPr>
+                <w:rFonts w:ascii="TH Sarabun New" w:hAnsi="TH Sarabun New" w:eastAsia="TH Sarabun New" w:cs="TH Sarabun New"/>
+                <w:b w:val="0"/>
+                <w:i w:val="0"/>
+                <w:sz w:val="32"/>
+              </w:rPr>
+              <w:t>DS18B20 OneWire read</w:t>
+            </w:r>
+          </w:p>
+        </w:tc>
+        <w:tc>
+          <w:tcPr>
+            <w:tcW w:type="dxa" w:w="3009"/>
+          </w:tcPr>
+          <w:p>
+            <w:r>
+              <w:rPr>
+                <w:rFonts w:ascii="TH Sarabun New" w:hAnsi="TH Sarabun New" w:eastAsia="TH Sarabun New" w:cs="TH Sarabun New"/>
+                <w:b w:val="0"/>
+                <w:i w:val="0"/>
+                <w:sz w:val="32"/>
+              </w:rPr>
+              <w:t>AT command SIM7670C</w:t>
+            </w:r>
+          </w:p>
+        </w:tc>
+        <w:tc>
+          <w:tcPr>
+            <w:tcW w:type="dxa" w:w="3009"/>
+          </w:tcPr>
+          <w:p>
+            <w:r>
+              <w:rPr>
+                <w:rFonts w:ascii="TH Sarabun New" w:hAnsi="TH Sarabun New" w:eastAsia="TH Sarabun New" w:cs="TH Sarabun New"/>
+                <w:b w:val="0"/>
+                <w:i w:val="0"/>
+                <w:sz w:val="32"/>
+              </w:rPr>
+              <w:t>Pin assignment confirm</w:t>
+            </w:r>
+          </w:p>
+        </w:tc>
+      </w:tr>
+      <w:tr>
+        <w:tc>
+          <w:tcPr>
+            <w:tcW w:type="dxa" w:w="3009"/>
+          </w:tcPr>
+          <w:p>
+            <w:r>
+              <w:rPr>
+                <w:rFonts w:ascii="TH Sarabun New" w:hAnsi="TH Sarabun New" w:eastAsia="TH Sarabun New" w:cs="TH Sarabun New"/>
+                <w:b w:val="0"/>
+                <w:i w:val="0"/>
+                <w:sz w:val="32"/>
+              </w:rPr>
+              <w:t>SEN0600 RS485 Modbus RTU (Phase 2+)</w:t>
+            </w:r>
+          </w:p>
+        </w:tc>
+        <w:tc>
+          <w:tcPr>
+            <w:tcW w:type="dxa" w:w="3009"/>
+          </w:tcPr>
+          <w:p>
+            <w:r>
+              <w:rPr>
+                <w:rFonts w:ascii="TH Sarabun New" w:hAnsi="TH Sarabun New" w:eastAsia="TH Sarabun New" w:cs="TH Sarabun New"/>
+                <w:b w:val="0"/>
+                <w:i w:val="0"/>
+                <w:sz w:val="32"/>
+              </w:rPr>
+              <w:t>MQTT over 4G TLS</w:t>
+            </w:r>
+          </w:p>
+        </w:tc>
+        <w:tc>
+          <w:tcPr>
+            <w:tcW w:type="dxa" w:w="3009"/>
+          </w:tcPr>
+          <w:p>
+            <w:r>
+              <w:rPr>
+                <w:rFonts w:ascii="TH Sarabun New" w:hAnsi="TH Sarabun New" w:eastAsia="TH Sarabun New" w:cs="TH Sarabun New"/>
+                <w:b w:val="0"/>
+                <w:i w:val="0"/>
+                <w:sz w:val="32"/>
+              </w:rPr>
+              <w:t>Enclosure size + cable gland</w:t>
+            </w:r>
+          </w:p>
+        </w:tc>
+      </w:tr>
+      <w:tr>
+        <w:tc>
+          <w:tcPr>
+            <w:tcW w:type="dxa" w:w="3009"/>
+          </w:tcPr>
+          <w:p>
+            <w:r>
+              <w:rPr>
+                <w:rFonts w:ascii="TH Sarabun New" w:hAnsi="TH Sarabun New" w:eastAsia="TH Sarabun New" w:cs="TH Sarabun New"/>
+                <w:b w:val="0"/>
+                <w:i w:val="0"/>
+                <w:sz w:val="32"/>
+              </w:rPr>
+              <w:t>GPS L76K NMEA parse</w:t>
+            </w:r>
+          </w:p>
+        </w:tc>
+        <w:tc>
+          <w:tcPr>
+            <w:tcW w:type="dxa" w:w="3009"/>
+          </w:tcPr>
+          <w:p>
+            <w:r>
+              <w:rPr>
+                <w:rFonts w:ascii="TH Sarabun New" w:hAnsi="TH Sarabun New" w:eastAsia="TH Sarabun New" w:cs="TH Sarabun New"/>
+                <w:b w:val="0"/>
+                <w:i w:val="0"/>
+                <w:sz w:val="32"/>
+              </w:rPr>
+              <w:t>PSM mode + current drain</w:t>
+            </w:r>
+          </w:p>
+        </w:tc>
+        <w:tc>
+          <w:tcPr>
+            <w:tcW w:type="dxa" w:w="3009"/>
+          </w:tcPr>
+          <w:p>
+            <w:r>
+              <w:rPr>
+                <w:rFonts w:ascii="TH Sarabun New" w:hAnsi="TH Sarabun New" w:eastAsia="TH Sarabun New" w:cs="TH Sarabun New"/>
+                <w:b w:val="0"/>
+                <w:i w:val="0"/>
+                <w:sz w:val="32"/>
+              </w:rPr>
+              <w:t>Power test ร่วมกัน</w:t>
+            </w:r>
+          </w:p>
+        </w:tc>
+      </w:tr>
+      <w:tr>
+        <w:tc>
+          <w:tcPr>
+            <w:tcW w:type="dxa" w:w="3009"/>
+          </w:tcPr>
+          <w:p>
+            <w:r>
+              <w:rPr>
+                <w:rFonts w:ascii="TH Sarabun New" w:hAnsi="TH Sarabun New" w:eastAsia="TH Sarabun New" w:cs="TH Sarabun New"/>
+                <w:b w:val="0"/>
+                <w:i w:val="0"/>
+                <w:sz w:val="32"/>
+              </w:rPr>
+              <w:t>MAX17048 I2C fuel gauge</w:t>
+            </w:r>
+          </w:p>
+        </w:tc>
+        <w:tc>
+          <w:tcPr>
+            <w:tcW w:type="dxa" w:w="3009"/>
+          </w:tcPr>
+          <w:p>
+            <w:r>
+              <w:rPr>
+                <w:rFonts w:ascii="TH Sarabun New" w:hAnsi="TH Sarabun New" w:eastAsia="TH Sarabun New" w:cs="TH Sarabun New"/>
+                <w:b w:val="0"/>
+                <w:i w:val="0"/>
+                <w:sz w:val="32"/>
+              </w:rPr>
+              <w:t>NTP sync ผ่าน 4G</w:t>
+            </w:r>
+          </w:p>
+        </w:tc>
+        <w:tc>
+          <w:tcPr>
+            <w:tcW w:type="dxa" w:w="3009"/>
+          </w:tcPr>
+          <w:p>
+            <w:r>
+              <w:rPr>
+                <w:rFonts w:ascii="TH Sarabun New" w:hAnsi="TH Sarabun New" w:eastAsia="TH Sarabun New" w:cs="TH Sarabun New"/>
+                <w:b w:val="0"/>
+                <w:i w:val="0"/>
+                <w:sz w:val="32"/>
+              </w:rPr>
+              <w:t>Field test (ไปด้วยกัน)</w:t>
+            </w:r>
+          </w:p>
+        </w:tc>
+      </w:tr>
+      <w:tr>
+        <w:tc>
+          <w:tcPr>
+            <w:tcW w:type="dxa" w:w="3009"/>
+          </w:tcPr>
+          <w:p>
+            <w:r>
+              <w:rPr>
+                <w:rFonts w:ascii="TH Sarabun New" w:hAnsi="TH Sarabun New" w:eastAsia="TH Sarabun New" w:cs="TH Sarabun New"/>
+                <w:b w:val="0"/>
+                <w:i w:val="0"/>
+                <w:sz w:val="32"/>
+              </w:rPr>
+              <w:t>Deep sleep + RTC wakeup</w:t>
+            </w:r>
+          </w:p>
+        </w:tc>
+        <w:tc>
+          <w:tcPr>
+            <w:tcW w:type="dxa" w:w="3009"/>
+          </w:tcPr>
+          <w:p>
+            <w:r>
+              <w:rPr>
+                <w:rFonts w:ascii="TH Sarabun New" w:hAnsi="TH Sarabun New" w:eastAsia="TH Sarabun New" w:cs="TH Sarabun New"/>
+                <w:b w:val="0"/>
+                <w:i w:val="0"/>
+                <w:sz w:val="32"/>
+              </w:rPr>
+              <w:t>Buffer flush ผ่าน 4G</w:t>
+            </w:r>
+          </w:p>
+        </w:tc>
+        <w:tc>
+          <w:tcPr>
+            <w:tcW w:type="dxa" w:w="3009"/>
+          </w:tcPr>
+          <w:p>
+            <w:r>
+              <w:rPr>
+                <w:rFonts w:ascii="TH Sarabun New" w:hAnsi="TH Sarabun New" w:eastAsia="TH Sarabun New" w:cs="TH Sarabun New"/>
+                <w:b w:val="0"/>
+                <w:i w:val="0"/>
+                <w:sz w:val="32"/>
+              </w:rPr>
+              <w:t>IP67 test ร่วมกัน</w:t>
+            </w:r>
+          </w:p>
+        </w:tc>
+      </w:tr>
+      <w:tr>
+        <w:tc>
+          <w:tcPr>
+            <w:tcW w:type="dxa" w:w="3009"/>
+          </w:tcPr>
+          <w:p>
+            <w:r>
+              <w:rPr>
+                <w:rFonts w:ascii="TH Sarabun New" w:hAnsi="TH Sarabun New" w:eastAsia="TH Sarabun New" w:cs="TH Sarabun New"/>
+                <w:b w:val="0"/>
+                <w:i w:val="0"/>
+                <w:sz w:val="32"/>
+              </w:rPr>
+              <w:t>NVS read/write + config</w:t>
+            </w:r>
+          </w:p>
+        </w:tc>
+        <w:tc>
+          <w:tcPr>
+            <w:tcW w:type="dxa" w:w="3009"/>
+          </w:tcPr>
+          <w:p>
+            <w:r>
+              <w:rPr>
+                <w:rFonts w:ascii="TH Sarabun New" w:hAnsi="TH Sarabun New" w:eastAsia="TH Sarabun New" w:cs="TH Sarabun New"/>
+                <w:b w:val="0"/>
+                <w:i w:val="0"/>
+                <w:sz w:val="32"/>
+              </w:rPr>
+              <w:t>OTA ผ่าน HTTPS 4G</w:t>
+            </w:r>
+          </w:p>
+        </w:tc>
+        <w:tc>
+          <w:tcPr>
+            <w:tcW w:type="dxa" w:w="3009"/>
+          </w:tcPr>
+          <w:p>
+            <w:r>
+              <w:rPr>
+                <w:rFonts w:ascii="TH Sarabun New" w:hAnsi="TH Sarabun New" w:eastAsia="TH Sarabun New" w:cs="TH Sarabun New"/>
+                <w:b w:val="0"/>
+                <w:i w:val="0"/>
+                <w:sz w:val="32"/>
+              </w:rPr>
+              <w:t>Figma review</w:t>
+            </w:r>
+          </w:p>
+        </w:tc>
+      </w:tr>
+      <w:tr>
+        <w:tc>
+          <w:tcPr>
+            <w:tcW w:type="dxa" w:w="3009"/>
+          </w:tcPr>
+          <w:p>
+            <w:r>
+              <w:rPr>
+                <w:rFonts w:ascii="TH Sarabun New" w:hAnsi="TH Sarabun New" w:eastAsia="TH Sarabun New" w:cs="TH Sarabun New"/>
+                <w:b w:val="0"/>
+                <w:i w:val="0"/>
+                <w:sz w:val="32"/>
+              </w:rPr>
+              <w:t>FreeRTOS tasks + watchdog</w:t>
+            </w:r>
+          </w:p>
+        </w:tc>
+        <w:tc>
+          <w:tcPr>
+            <w:tcW w:type="dxa" w:w="3009"/>
+          </w:tcPr>
+          <w:p>
+            <w:r>
+              <w:rPr>
+                <w:rFonts w:ascii="TH Sarabun New" w:hAnsi="TH Sarabun New" w:eastAsia="TH Sarabun New" w:cs="TH Sarabun New"/>
+                <w:b w:val="0"/>
+                <w:i w:val="0"/>
+                <w:sz w:val="32"/>
+              </w:rPr>
+              <w:t>SIM operator comparison</w:t>
+            </w:r>
+          </w:p>
+        </w:tc>
+        <w:tc>
+          <w:tcPr>
+            <w:tcW w:type="dxa" w:w="3009"/>
+          </w:tcPr>
+          <w:p>
+            <w:r>
+              <w:rPr>
+                <w:rFonts w:ascii="TH Sarabun New" w:hAnsi="TH Sarabun New" w:eastAsia="TH Sarabun New" w:cs="TH Sarabun New"/>
+                <w:b w:val="0"/>
+                <w:i w:val="0"/>
+                <w:sz w:val="32"/>
+              </w:rPr>
+              <w:t>PCB bug list</w:t>
+            </w:r>
+          </w:p>
+        </w:tc>
+      </w:tr>
+      <w:tr>
+        <w:tc>
+          <w:tcPr>
+            <w:tcW w:type="dxa" w:w="3009"/>
+          </w:tcPr>
+          <w:p>
+            <w:r>
+              <w:rPr>
+                <w:rFonts w:ascii="TH Sarabun New" w:hAnsi="TH Sarabun New" w:eastAsia="TH Sarabun New" w:cs="TH Sarabun New"/>
+                <w:b w:val="0"/>
+                <w:i w:val="0"/>
+                <w:sz w:val="32"/>
+              </w:rPr>
+              <w:t>Dashboard API (mock data)</w:t>
+            </w:r>
+          </w:p>
+        </w:tc>
+        <w:tc>
+          <w:tcPr>
+            <w:tcW w:type="dxa" w:w="3009"/>
+          </w:tcPr>
+          <w:p/>
+        </w:tc>
+        <w:tc>
+          <w:tcPr>
+            <w:tcW w:type="dxa" w:w="3009"/>
+          </w:tcPr>
+          <w:p/>
+        </w:tc>
+      </w:tr>
+    </w:tbl>
+    <w:p/>
+    <w:p/>
+    <w:p>
+      <w:pPr>
+        <w:pStyle w:val="Heading2"/>
+      </w:pPr>
+      <w:r>
+        <w:rPr>
+          <w:rFonts w:ascii="TH Sarabun New" w:hAnsi="TH Sarabun New" w:eastAsia="TH Sarabun New" w:cs="TH Sarabun New"/>
+          <w:b/>
+          <w:i w:val="0"/>
+          <w:sz w:val="36"/>
+        </w:rPr>
+        <w:t>Phase 1 - Two Parallel Test Sets</w:t>
+      </w:r>
+    </w:p>
+    <w:p/>
+    <w:tbl>
+      <w:tblPr>
+        <w:tblStyle w:val="TableGrid"/>
+        <w:tblW w:type="auto" w:w="0"/>
+        <w:tblLayout w:type="autofit"/>
+        <w:tblLook w:firstColumn="1" w:firstRow="1" w:lastColumn="0" w:lastRow="0" w:noHBand="0" w:noVBand="1" w:val="04A0"/>
+      </w:tblPr>
+      <w:tblGrid>
+        <w:gridCol w:w="3009"/>
+        <w:gridCol w:w="3009"/>
+        <w:gridCol w:w="3009"/>
+      </w:tblGrid>
+      <w:tr>
+        <w:tc>
+          <w:tcPr>
+            <w:tcW w:type="dxa" w:w="3009"/>
+          </w:tcPr>
+          <w:p/>
+        </w:tc>
+        <w:tc>
+          <w:tcPr>
+            <w:tcW w:type="dxa" w:w="3009"/>
+          </w:tcPr>
+          <w:p>
+            <w:r>
+              <w:rPr>
+                <w:rFonts w:ascii="TH Sarabun New" w:hAnsi="TH Sarabun New" w:eastAsia="TH Sarabun New" w:cs="TH Sarabun New"/>
+                <w:b/>
+                <w:i w:val="0"/>
+                <w:sz w:val="32"/>
+              </w:rPr>
+              <w:t>พล</w:t>
+            </w:r>
+          </w:p>
+        </w:tc>
+        <w:tc>
+          <w:tcPr>
+            <w:tcW w:type="dxa" w:w="3009"/>
+          </w:tcPr>
+          <w:p>
+            <w:r>
+              <w:rPr>
+                <w:rFonts w:ascii="TH Sarabun New" w:hAnsi="TH Sarabun New" w:eastAsia="TH Sarabun New" w:cs="TH Sarabun New"/>
+                <w:b/>
+                <w:i w:val="0"/>
+                <w:sz w:val="32"/>
+              </w:rPr>
+              <w:t>เอ</w:t>
+            </w:r>
+          </w:p>
+        </w:tc>
+      </w:tr>
+      <w:tr>
+        <w:tc>
+          <w:tcPr>
+            <w:tcW w:type="dxa" w:w="3009"/>
+          </w:tcPr>
+          <w:p>
+            <w:r>
+              <w:rPr>
+                <w:rFonts w:ascii="TH Sarabun New" w:hAnsi="TH Sarabun New" w:eastAsia="TH Sarabun New" w:cs="TH Sarabun New"/>
+                <w:b w:val="0"/>
+                <w:i w:val="0"/>
+                <w:sz w:val="32"/>
+              </w:rPr>
+              <w:t>Board</w:t>
+            </w:r>
+          </w:p>
+        </w:tc>
+        <w:tc>
+          <w:tcPr>
+            <w:tcW w:type="dxa" w:w="3009"/>
+          </w:tcPr>
+          <w:p>
+            <w:r>
+              <w:rPr>
+                <w:rFonts w:ascii="TH Sarabun New" w:hAnsi="TH Sarabun New" w:eastAsia="TH Sarabun New" w:cs="TH Sarabun New"/>
+                <w:b w:val="0"/>
+                <w:i w:val="0"/>
+                <w:sz w:val="32"/>
+              </w:rPr>
+              <w:t>ESP32-S3 DevKit (ไม่มี 4G)</w:t>
+            </w:r>
+          </w:p>
+        </w:tc>
+        <w:tc>
+          <w:tcPr>
+            <w:tcW w:type="dxa" w:w="3009"/>
+          </w:tcPr>
+          <w:p>
+            <w:r>
+              <w:rPr>
+                <w:rFonts w:ascii="TH Sarabun New" w:hAnsi="TH Sarabun New" w:eastAsia="TH Sarabun New" w:cs="TH Sarabun New"/>
+                <w:b w:val="0"/>
+                <w:i w:val="0"/>
+                <w:sz w:val="32"/>
+              </w:rPr>
+              <w:t>FS-HCore-A7670C (มี 4G)</w:t>
+            </w:r>
+          </w:p>
+        </w:tc>
+      </w:tr>
+      <w:tr>
+        <w:tc>
+          <w:tcPr>
+            <w:tcW w:type="dxa" w:w="3009"/>
+          </w:tcPr>
+          <w:p>
+            <w:r>
+              <w:rPr>
+                <w:rFonts w:ascii="TH Sarabun New" w:hAnsi="TH Sarabun New" w:eastAsia="TH Sarabun New" w:cs="TH Sarabun New"/>
+                <w:b w:val="0"/>
+                <w:i w:val="0"/>
+                <w:sz w:val="32"/>
+              </w:rPr>
+              <w:t>การทดสอบ</w:t>
+            </w:r>
+          </w:p>
+        </w:tc>
+        <w:tc>
+          <w:tcPr>
+            <w:tcW w:type="dxa" w:w="3009"/>
+          </w:tcPr>
+          <w:p>
+            <w:r>
+              <w:rPr>
+                <w:rFonts w:ascii="TH Sarabun New" w:hAnsi="TH Sarabun New" w:eastAsia="TH Sarabun New" w:cs="TH Sarabun New"/>
+                <w:b w:val="0"/>
+                <w:i w:val="0"/>
+                <w:sz w:val="32"/>
+              </w:rPr>
+              <w:t>Firmware logic, backend, dashboard - บน breadboard</w:t>
+            </w:r>
+          </w:p>
+        </w:tc>
+        <w:tc>
+          <w:tcPr>
+            <w:tcW w:type="dxa" w:w="3009"/>
+          </w:tcPr>
+          <w:p>
+            <w:r>
+              <w:rPr>
+                <w:rFonts w:ascii="TH Sarabun New" w:hAnsi="TH Sarabun New" w:eastAsia="TH Sarabun New" w:cs="TH Sarabun New"/>
+                <w:b w:val="0"/>
+                <w:i w:val="0"/>
+                <w:sz w:val="32"/>
+              </w:rPr>
+              <w:t>Hardware จริง - sensor ประกอบ, enclosure, waterproof, 4G</w:t>
+            </w:r>
+          </w:p>
+        </w:tc>
+      </w:tr>
+      <w:tr>
+        <w:tc>
+          <w:tcPr>
+            <w:tcW w:type="dxa" w:w="3009"/>
+          </w:tcPr>
+          <w:p>
+            <w:r>
+              <w:rPr>
+                <w:rFonts w:ascii="TH Sarabun New" w:hAnsi="TH Sarabun New" w:eastAsia="TH Sarabun New" w:cs="TH Sarabun New"/>
+                <w:b w:val="0"/>
+                <w:i w:val="0"/>
+                <w:sz w:val="32"/>
+              </w:rPr>
+              <w:t>บัดกรี</w:t>
+            </w:r>
+          </w:p>
+        </w:tc>
+        <w:tc>
+          <w:tcPr>
+            <w:tcW w:type="dxa" w:w="3009"/>
+          </w:tcPr>
+          <w:p>
+            <w:r>
+              <w:rPr>
+                <w:rFonts w:ascii="TH Sarabun New" w:hAnsi="TH Sarabun New" w:eastAsia="TH Sarabun New" w:cs="TH Sarabun New"/>
+                <w:b w:val="0"/>
+                <w:i w:val="0"/>
+                <w:sz w:val="32"/>
+              </w:rPr>
+              <w:t>❌ ไม่ต้อง</w:t>
+            </w:r>
+          </w:p>
+        </w:tc>
+        <w:tc>
+          <w:tcPr>
+            <w:tcW w:type="dxa" w:w="3009"/>
+          </w:tcPr>
+          <w:p>
+            <w:r>
+              <w:rPr>
+                <w:rFonts w:ascii="TH Sarabun New" w:hAnsi="TH Sarabun New" w:eastAsia="TH Sarabun New" w:cs="TH Sarabun New"/>
+                <w:b w:val="0"/>
+                <w:i w:val="0"/>
+                <w:sz w:val="32"/>
+              </w:rPr>
+              <w:t>✓ เอทำทั้งหมด</w:t>
+            </w:r>
+          </w:p>
+        </w:tc>
+      </w:tr>
+      <w:tr>
+        <w:tc>
+          <w:tcPr>
+            <w:tcW w:type="dxa" w:w="3009"/>
+          </w:tcPr>
+          <w:p>
+            <w:r>
+              <w:rPr>
+                <w:rFonts w:ascii="TH Sarabun New" w:hAnsi="TH Sarabun New" w:eastAsia="TH Sarabun New" w:cs="TH Sarabun New"/>
+                <w:b w:val="0"/>
+                <w:i w:val="0"/>
+                <w:sz w:val="32"/>
+              </w:rPr>
+              <w:t>Sensor ที่ใช้</w:t>
+            </w:r>
+          </w:p>
+        </w:tc>
+        <w:tc>
+          <w:tcPr>
+            <w:tcW w:type="dxa" w:w="3009"/>
+          </w:tcPr>
+          <w:p>
+            <w:r>
+              <w:rPr>
+                <w:rFonts w:ascii="TH Sarabun New" w:hAnsi="TH Sarabun New" w:eastAsia="TH Sarabun New" w:cs="TH Sarabun New"/>
+                <w:b w:val="0"/>
+                <w:i w:val="0"/>
+                <w:sz w:val="32"/>
+              </w:rPr>
+              <w:t>DS18B20 ×1 + Analog Turbidity ×1 (ต่อ breadboard)</w:t>
+            </w:r>
+          </w:p>
+        </w:tc>
+        <w:tc>
+          <w:tcPr>
+            <w:tcW w:type="dxa" w:w="3009"/>
+          </w:tcPr>
+          <w:p>
+            <w:r>
+              <w:rPr>
+                <w:rFonts w:ascii="TH Sarabun New" w:hAnsi="TH Sarabun New" w:eastAsia="TH Sarabun New" w:cs="TH Sarabun New"/>
+                <w:b w:val="0"/>
+                <w:i w:val="0"/>
+                <w:sz w:val="32"/>
+              </w:rPr>
+              <w:t>DS18B20 ×1 + Analog Turbidity ×1 (ประกอบจริง)</w:t>
+            </w:r>
+          </w:p>
+        </w:tc>
+      </w:tr>
+      <w:tr>
+        <w:tc>
+          <w:tcPr>
+            <w:tcW w:type="dxa" w:w="3009"/>
+          </w:tcPr>
+          <w:p>
+            <w:r>
+              <w:rPr>
+                <w:rFonts w:ascii="TH Sarabun New" w:hAnsi="TH Sarabun New" w:eastAsia="TH Sarabun New" w:cs="TH Sarabun New"/>
+                <w:b w:val="0"/>
+                <w:i w:val="0"/>
+                <w:sz w:val="32"/>
+              </w:rPr>
+              <w:t>ข้อดี</w:t>
+            </w:r>
+          </w:p>
+        </w:tc>
+        <w:tc>
+          <w:tcPr>
+            <w:tcW w:type="dxa" w:w="3009"/>
+          </w:tcPr>
+          <w:p>
+            <w:r>
+              <w:rPr>
+                <w:rFonts w:ascii="TH Sarabun New" w:hAnsi="TH Sarabun New" w:eastAsia="TH Sarabun New" w:cs="TH Sarabun New"/>
+                <w:b w:val="0"/>
+                <w:i w:val="0"/>
+                <w:sz w:val="32"/>
+              </w:rPr>
+              <w:t>ทำ parallel ได้ทันที ไม่รอกัน</w:t>
+            </w:r>
+          </w:p>
+        </w:tc>
+        <w:tc>
+          <w:tcPr>
+            <w:tcW w:type="dxa" w:w="3009"/>
+          </w:tcPr>
+          <w:p/>
+        </w:tc>
+      </w:tr>
+    </w:tbl>
+    <w:p/>
+    <w:p/>
+    <w:p>
+      <w:pPr>
+        <w:pStyle w:val="Heading2"/>
+      </w:pPr>
+      <w:r>
+        <w:rPr>
+          <w:rFonts w:ascii="TH Sarabun New" w:hAnsi="TH Sarabun New" w:eastAsia="TH Sarabun New" w:cs="TH Sarabun New"/>
+          <w:b/>
+          <w:i w:val="0"/>
+          <w:sz w:val="36"/>
+        </w:rPr>
+        <w:t>Milestone Dates (เริ่ม April 2026)</w:t>
+      </w:r>
+    </w:p>
+    <w:p/>
+    <w:tbl>
+      <w:tblPr>
+        <w:tblStyle w:val="TableGrid"/>
+        <w:tblW w:type="auto" w:w="0"/>
+        <w:tblLayout w:type="autofit"/>
+        <w:tblLook w:firstColumn="1" w:firstRow="1" w:lastColumn="0" w:lastRow="0" w:noHBand="0" w:noVBand="1" w:val="04A0"/>
+      </w:tblPr>
+      <w:tblGrid>
+        <w:gridCol w:w="1805"/>
+        <w:gridCol w:w="1805"/>
+        <w:gridCol w:w="1805"/>
+        <w:gridCol w:w="1805"/>
+        <w:gridCol w:w="1805"/>
+      </w:tblGrid>
+      <w:tr>
+        <w:tc>
+          <w:tcPr>
+            <w:tcW w:type="dxa" w:w="1805"/>
+          </w:tcPr>
+          <w:p>
+            <w:r>
+              <w:rPr>
+                <w:rFonts w:ascii="TH Sarabun New" w:hAnsi="TH Sarabun New" w:eastAsia="TH Sarabun New" w:cs="TH Sarabun New"/>
+                <w:b/>
+                <w:i w:val="0"/>
+                <w:sz w:val="32"/>
+              </w:rPr>
+              <w:t>Phase</w:t>
+            </w:r>
+          </w:p>
+        </w:tc>
+        <w:tc>
+          <w:tcPr>
+            <w:tcW w:type="dxa" w:w="1805"/>
+          </w:tcPr>
+          <w:p>
+            <w:r>
+              <w:rPr>
+                <w:rFonts w:ascii="TH Sarabun New" w:hAnsi="TH Sarabun New" w:eastAsia="TH Sarabun New" w:cs="TH Sarabun New"/>
+                <w:b/>
+                <w:i w:val="0"/>
+                <w:sz w:val="32"/>
+              </w:rPr>
+              <w:t>ช่วงเวลา</w:t>
+            </w:r>
+          </w:p>
+        </w:tc>
+        <w:tc>
+          <w:tcPr>
+            <w:tcW w:type="dxa" w:w="1805"/>
+          </w:tcPr>
+          <w:p>
+            <w:r>
+              <w:rPr>
+                <w:rFonts w:ascii="TH Sarabun New" w:hAnsi="TH Sarabun New" w:eastAsia="TH Sarabun New" w:cs="TH Sarabun New"/>
+                <w:b/>
+                <w:i w:val="0"/>
                 <w:sz w:val="32"/>
               </w:rPr>
               <w:t>สัปดาห์</w:t>
@@ -1330,28 +1288,30 @@
         </w:tc>
         <w:tc>
           <w:tcPr>
-            <w:tcW w:type="dxa" w:w="3120"/>
+            <w:tcW w:type="dxa" w:w="1805"/>
           </w:tcPr>
           <w:p>
             <w:r>
               <w:rPr>
                 <w:rFonts w:ascii="TH Sarabun New" w:hAnsi="TH Sarabun New" w:eastAsia="TH Sarabun New" w:cs="TH Sarabun New"/>
                 <w:b/>
+                <w:i w:val="0"/>
                 <w:sz w:val="32"/>
               </w:rPr>
-              <w:t>วันที่</w:t>
+              <w:t>งบ</w:t>
             </w:r>
           </w:p>
         </w:tc>
         <w:tc>
           <w:tcPr>
-            <w:tcW w:type="dxa" w:w="3120"/>
+            <w:tcW w:type="dxa" w:w="1805"/>
           </w:tcPr>
           <w:p>
             <w:r>
               <w:rPr>
                 <w:rFonts w:ascii="TH Sarabun New" w:hAnsi="TH Sarabun New" w:eastAsia="TH Sarabun New" w:cs="TH Sarabun New"/>
                 <w:b/>
+                <w:i w:val="0"/>
                 <w:sz w:val="32"/>
               </w:rPr>
               <w:t>เป้าหมาย</w:t>
@@ -1362,12 +1322,340 @@
       <w:tr>
         <w:tc>
           <w:tcPr>
-            <w:tcW w:type="dxa" w:w="3120"/>
+            <w:tcW w:type="dxa" w:w="1805"/>
           </w:tcPr>
           <w:p>
             <w:r>
               <w:rPr>
                 <w:rFonts w:ascii="TH Sarabun New" w:hAnsi="TH Sarabun New" w:eastAsia="TH Sarabun New" w:cs="TH Sarabun New"/>
+                <w:b w:val="0"/>
+                <w:i w:val="0"/>
+                <w:sz w:val="32"/>
+              </w:rPr>
+              <w:t>Phase 1 - Prototype &amp; Full Test</w:t>
+            </w:r>
+          </w:p>
+        </w:tc>
+        <w:tc>
+          <w:tcPr>
+            <w:tcW w:type="dxa" w:w="1805"/>
+          </w:tcPr>
+          <w:p>
+            <w:r>
+              <w:rPr>
+                <w:rFonts w:ascii="TH Sarabun New" w:hAnsi="TH Sarabun New" w:eastAsia="TH Sarabun New" w:cs="TH Sarabun New"/>
+                <w:b w:val="0"/>
+                <w:i w:val="0"/>
+                <w:sz w:val="32"/>
+              </w:rPr>
+              <w:t>Apr - Jun 2026</w:t>
+            </w:r>
+          </w:p>
+        </w:tc>
+        <w:tc>
+          <w:tcPr>
+            <w:tcW w:type="dxa" w:w="1805"/>
+          </w:tcPr>
+          <w:p>
+            <w:r>
+              <w:rPr>
+                <w:rFonts w:ascii="TH Sarabun New" w:hAnsi="TH Sarabun New" w:eastAsia="TH Sarabun New" w:cs="TH Sarabun New"/>
+                <w:b w:val="0"/>
+                <w:i w:val="0"/>
+                <w:sz w:val="32"/>
+              </w:rPr>
+              <w:t>1-10</w:t>
+            </w:r>
+          </w:p>
+        </w:tc>
+        <w:tc>
+          <w:tcPr>
+            <w:tcW w:type="dxa" w:w="1805"/>
+          </w:tcPr>
+          <w:p>
+            <w:r>
+              <w:rPr>
+                <w:rFonts w:ascii="TH Sarabun New" w:hAnsi="TH Sarabun New" w:eastAsia="TH Sarabun New" w:cs="TH Sarabun New"/>
+                <w:b w:val="0"/>
+                <w:i w:val="0"/>
+                <w:sz w:val="32"/>
+              </w:rPr>
+              <w:t>~20,400 THB (พล ~4,400 / เอ ~16,000)</w:t>
+            </w:r>
+          </w:p>
+        </w:tc>
+        <w:tc>
+          <w:tcPr>
+            <w:tcW w:type="dxa" w:w="1805"/>
+          </w:tcPr>
+          <w:p>
+            <w:r>
+              <w:rPr>
+                <w:rFonts w:ascii="TH Sarabun New" w:hAnsi="TH Sarabun New" w:eastAsia="TH Sarabun New" w:cs="TH Sarabun New"/>
+                <w:b w:val="0"/>
+                <w:i w:val="0"/>
+                <w:sz w:val="32"/>
+              </w:rPr>
+              <w:t>ทุก function ผ่าน + engineering field test 7 วัน</w:t>
+            </w:r>
+          </w:p>
+        </w:tc>
+      </w:tr>
+      <w:tr>
+        <w:tc>
+          <w:tcPr>
+            <w:tcW w:type="dxa" w:w="1805"/>
+          </w:tcPr>
+          <w:p>
+            <w:r>
+              <w:rPr>
+                <w:rFonts w:ascii="TH Sarabun New" w:hAnsi="TH Sarabun New" w:eastAsia="TH Sarabun New" w:cs="TH Sarabun New"/>
+                <w:b w:val="0"/>
+                <w:i w:val="0"/>
+                <w:sz w:val="32"/>
+              </w:rPr>
+              <w:t>Phase 2 - PCB Development</w:t>
+            </w:r>
+          </w:p>
+        </w:tc>
+        <w:tc>
+          <w:tcPr>
+            <w:tcW w:type="dxa" w:w="1805"/>
+          </w:tcPr>
+          <w:p>
+            <w:r>
+              <w:rPr>
+                <w:rFonts w:ascii="TH Sarabun New" w:hAnsi="TH Sarabun New" w:eastAsia="TH Sarabun New" w:cs="TH Sarabun New"/>
+                <w:b w:val="0"/>
+                <w:i w:val="0"/>
+                <w:sz w:val="32"/>
+              </w:rPr>
+              <w:t>Jun - Aug 2026</w:t>
+            </w:r>
+          </w:p>
+        </w:tc>
+        <w:tc>
+          <w:tcPr>
+            <w:tcW w:type="dxa" w:w="1805"/>
+          </w:tcPr>
+          <w:p>
+            <w:r>
+              <w:rPr>
+                <w:rFonts w:ascii="TH Sarabun New" w:hAnsi="TH Sarabun New" w:eastAsia="TH Sarabun New" w:cs="TH Sarabun New"/>
+                <w:b w:val="0"/>
+                <w:i w:val="0"/>
+                <w:sz w:val="32"/>
+              </w:rPr>
+              <w:t>11-18</w:t>
+            </w:r>
+          </w:p>
+        </w:tc>
+        <w:tc>
+          <w:tcPr>
+            <w:tcW w:type="dxa" w:w="1805"/>
+          </w:tcPr>
+          <w:p>
+            <w:r>
+              <w:rPr>
+                <w:rFonts w:ascii="TH Sarabun New" w:hAnsi="TH Sarabun New" w:eastAsia="TH Sarabun New" w:cs="TH Sarabun New"/>
+                <w:b w:val="0"/>
+                <w:i w:val="0"/>
+                <w:sz w:val="32"/>
+              </w:rPr>
+              <w:t>~4,000 THB</w:t>
+            </w:r>
+          </w:p>
+        </w:tc>
+        <w:tc>
+          <w:tcPr>
+            <w:tcW w:type="dxa" w:w="1805"/>
+          </w:tcPr>
+          <w:p>
+            <w:r>
+              <w:rPr>
+                <w:rFonts w:ascii="TH Sarabun New" w:hAnsi="TH Sarabun New" w:eastAsia="TH Sarabun New" w:cs="TH Sarabun New"/>
+                <w:b w:val="0"/>
+                <w:i w:val="0"/>
+                <w:sz w:val="32"/>
+              </w:rPr>
+              <w:t>PCB pilot-batch ready + batch 10 ชิ้น + ยื่น กสทช.</w:t>
+            </w:r>
+          </w:p>
+        </w:tc>
+      </w:tr>
+      <w:tr>
+        <w:tc>
+          <w:tcPr>
+            <w:tcW w:type="dxa" w:w="1805"/>
+          </w:tcPr>
+          <w:p>
+            <w:r>
+              <w:rPr>
+                <w:rFonts w:ascii="TH Sarabun New" w:hAnsi="TH Sarabun New" w:eastAsia="TH Sarabun New" w:cs="TH Sarabun New"/>
+                <w:b w:val="0"/>
+                <w:i w:val="0"/>
+                <w:sz w:val="32"/>
+              </w:rPr>
+              <w:t>Phase 3 - Pilot &amp; Launch Readiness</w:t>
+            </w:r>
+          </w:p>
+        </w:tc>
+        <w:tc>
+          <w:tcPr>
+            <w:tcW w:type="dxa" w:w="1805"/>
+          </w:tcPr>
+          <w:p>
+            <w:r>
+              <w:rPr>
+                <w:rFonts w:ascii="TH Sarabun New" w:hAnsi="TH Sarabun New" w:eastAsia="TH Sarabun New" w:cs="TH Sarabun New"/>
+                <w:b w:val="0"/>
+                <w:i w:val="0"/>
+                <w:sz w:val="32"/>
+              </w:rPr>
+              <w:t>Sep - Oct 2026</w:t>
+            </w:r>
+          </w:p>
+        </w:tc>
+        <w:tc>
+          <w:tcPr>
+            <w:tcW w:type="dxa" w:w="1805"/>
+          </w:tcPr>
+          <w:p>
+            <w:r>
+              <w:rPr>
+                <w:rFonts w:ascii="TH Sarabun New" w:hAnsi="TH Sarabun New" w:eastAsia="TH Sarabun New" w:cs="TH Sarabun New"/>
+                <w:b w:val="0"/>
+                <w:i w:val="0"/>
+                <w:sz w:val="32"/>
+              </w:rPr>
+              <w:t>19-26</w:t>
+            </w:r>
+          </w:p>
+        </w:tc>
+        <w:tc>
+          <w:tcPr>
+            <w:tcW w:type="dxa" w:w="1805"/>
+          </w:tcPr>
+          <w:p>
+            <w:r>
+              <w:rPr>
+                <w:rFonts w:ascii="TH Sarabun New" w:hAnsi="TH Sarabun New" w:eastAsia="TH Sarabun New" w:cs="TH Sarabun New"/>
+                <w:b w:val="0"/>
+                <w:i w:val="0"/>
+                <w:sz w:val="32"/>
+              </w:rPr>
+              <w:t>~4,300 THB</w:t>
+            </w:r>
+          </w:p>
+        </w:tc>
+        <w:tc>
+          <w:tcPr>
+            <w:tcW w:type="dxa" w:w="1805"/>
+          </w:tcPr>
+          <w:p>
+            <w:r>
+              <w:rPr>
+                <w:rFonts w:ascii="TH Sarabun New" w:hAnsi="TH Sarabun New" w:eastAsia="TH Sarabun New" w:cs="TH Sarabun New"/>
+                <w:b w:val="0"/>
+                <w:i w:val="0"/>
+                <w:sz w:val="32"/>
+              </w:rPr>
+              <w:t>pilot 30 วัน + launch checklist ครบ + pipeline 10 farms</w:t>
+            </w:r>
+          </w:p>
+        </w:tc>
+      </w:tr>
+    </w:tbl>
+    <w:p/>
+    <w:p/>
+    <w:p>
+      <w:pPr>
+        <w:pStyle w:val="Heading3"/>
+      </w:pPr>
+      <w:r>
+        <w:rPr>
+          <w:rFonts w:ascii="TH Sarabun New" w:hAnsi="TH Sarabun New" w:eastAsia="TH Sarabun New" w:cs="TH Sarabun New"/>
+          <w:b/>
+          <w:i w:val="0"/>
+          <w:sz w:val="32"/>
+        </w:rPr>
+        <w:t>Phase 1 - สัปดาห์ละเอียด</w:t>
+      </w:r>
+    </w:p>
+    <w:p/>
+    <w:tbl>
+      <w:tblPr>
+        <w:tblStyle w:val="TableGrid"/>
+        <w:tblW w:type="auto" w:w="0"/>
+        <w:tblLayout w:type="autofit"/>
+        <w:tblLook w:firstColumn="1" w:firstRow="1" w:lastColumn="0" w:lastRow="0" w:noHBand="0" w:noVBand="1" w:val="04A0"/>
+      </w:tblPr>
+      <w:tblGrid>
+        <w:gridCol w:w="3009"/>
+        <w:gridCol w:w="3009"/>
+        <w:gridCol w:w="3009"/>
+      </w:tblGrid>
+      <w:tr>
+        <w:tc>
+          <w:tcPr>
+            <w:tcW w:type="dxa" w:w="3009"/>
+          </w:tcPr>
+          <w:p>
+            <w:r>
+              <w:rPr>
+                <w:rFonts w:ascii="TH Sarabun New" w:hAnsi="TH Sarabun New" w:eastAsia="TH Sarabun New" w:cs="TH Sarabun New"/>
+                <w:b/>
+                <w:i w:val="0"/>
+                <w:sz w:val="32"/>
+              </w:rPr>
+              <w:t>สัปดาห์</w:t>
+            </w:r>
+          </w:p>
+        </w:tc>
+        <w:tc>
+          <w:tcPr>
+            <w:tcW w:type="dxa" w:w="3009"/>
+          </w:tcPr>
+          <w:p>
+            <w:r>
+              <w:rPr>
+                <w:rFonts w:ascii="TH Sarabun New" w:hAnsi="TH Sarabun New" w:eastAsia="TH Sarabun New" w:cs="TH Sarabun New"/>
+                <w:b/>
+                <w:i w:val="0"/>
+                <w:sz w:val="32"/>
+              </w:rPr>
+              <w:t>วันที่</w:t>
+            </w:r>
+          </w:p>
+        </w:tc>
+        <w:tc>
+          <w:tcPr>
+            <w:tcW w:type="dxa" w:w="3009"/>
+          </w:tcPr>
+          <w:p>
+            <w:r>
+              <w:rPr>
+                <w:rFonts w:ascii="TH Sarabun New" w:hAnsi="TH Sarabun New" w:eastAsia="TH Sarabun New" w:cs="TH Sarabun New"/>
+                <w:b/>
+                <w:i w:val="0"/>
+                <w:sz w:val="32"/>
+              </w:rPr>
+              <w:t>เป้าหมาย</w:t>
+            </w:r>
+          </w:p>
+        </w:tc>
+      </w:tr>
+      <w:tr>
+        <w:tc>
+          <w:tcPr>
+            <w:tcW w:type="dxa" w:w="3009"/>
+          </w:tcPr>
+          <w:p>
+            <w:r>
+              <w:rPr>
+                <w:rFonts w:ascii="TH Sarabun New" w:hAnsi="TH Sarabun New" w:eastAsia="TH Sarabun New" w:cs="TH Sarabun New"/>
+                <w:b w:val="0"/>
+                <w:i w:val="0"/>
                 <w:sz w:val="32"/>
               </w:rPr>
               <w:t>1-2</w:t>
@@ -1376,12 +1664,14 @@
         </w:tc>
         <w:tc>
           <w:tcPr>
-            <w:tcW w:type="dxa" w:w="3120"/>
+            <w:tcW w:type="dxa" w:w="3009"/>
           </w:tcPr>
           <w:p>
             <w:r>
               <w:rPr>
                 <w:rFonts w:ascii="TH Sarabun New" w:hAnsi="TH Sarabun New" w:eastAsia="TH Sarabun New" w:cs="TH Sarabun New"/>
+                <w:b w:val="0"/>
+                <w:i w:val="0"/>
                 <w:sz w:val="32"/>
               </w:rPr>
               <w:t>1-14 Apr 2026</w:t>
@@ -1390,12 +1680,14 @@
         </w:tc>
         <w:tc>
           <w:tcPr>
-            <w:tcW w:type="dxa" w:w="3120"/>
+            <w:tcW w:type="dxa" w:w="3009"/>
           </w:tcPr>
           <w:p>
             <w:r>
               <w:rPr>
                 <w:rFonts w:ascii="TH Sarabun New" w:hAnsi="TH Sarabun New" w:eastAsia="TH Sarabun New" w:cs="TH Sarabun New"/>
+                <w:b w:val="0"/>
+                <w:i w:val="0"/>
                 <w:sz w:val="32"/>
               </w:rPr>
               <w:t>อ่านค่า sensor ได้ครั้งแรก</w:t>
@@ -1406,12 +1698,14 @@
       <w:tr>
         <w:tc>
           <w:tcPr>
-            <w:tcW w:type="dxa" w:w="3120"/>
+            <w:tcW w:type="dxa" w:w="3009"/>
           </w:tcPr>
           <w:p>
             <w:r>
               <w:rPr>
                 <w:rFonts w:ascii="TH Sarabun New" w:hAnsi="TH Sarabun New" w:eastAsia="TH Sarabun New" w:cs="TH Sarabun New"/>
+                <w:b w:val="0"/>
+                <w:i w:val="0"/>
                 <w:sz w:val="32"/>
               </w:rPr>
               <w:t>3-4</w:t>
@@ -1420,12 +1714,14 @@
         </w:tc>
         <w:tc>
           <w:tcPr>
-            <w:tcW w:type="dxa" w:w="3120"/>
+            <w:tcW w:type="dxa" w:w="3009"/>
           </w:tcPr>
           <w:p>
             <w:r>
               <w:rPr>
                 <w:rFonts w:ascii="TH Sarabun New" w:hAnsi="TH Sarabun New" w:eastAsia="TH Sarabun New" w:cs="TH Sarabun New"/>
+                <w:b w:val="0"/>
+                <w:i w:val="0"/>
                 <w:sz w:val="32"/>
               </w:rPr>
               <w:t>15-28 Apr 2026</w:t>
@@ -1434,12 +1730,14 @@
         </w:tc>
         <w:tc>
           <w:tcPr>
-            <w:tcW w:type="dxa" w:w="3120"/>
+            <w:tcW w:type="dxa" w:w="3009"/>
           </w:tcPr>
           <w:p>
             <w:r>
               <w:rPr>
                 <w:rFonts w:ascii="TH Sarabun New" w:hAnsi="TH Sarabun New" w:eastAsia="TH Sarabun New" w:cs="TH Sarabun New"/>
+                <w:b w:val="0"/>
+                <w:i w:val="0"/>
                 <w:sz w:val="32"/>
               </w:rPr>
               <w:t>MQTT ขึ้น cloud + enclosure v1</w:t>
@@ -1450,12 +1748,14 @@
       <w:tr>
         <w:tc>
           <w:tcPr>
-            <w:tcW w:type="dxa" w:w="3120"/>
+            <w:tcW w:type="dxa" w:w="3009"/>
           </w:tcPr>
           <w:p>
             <w:r>
               <w:rPr>
                 <w:rFonts w:ascii="TH Sarabun New" w:hAnsi="TH Sarabun New" w:eastAsia="TH Sarabun New" w:cs="TH Sarabun New"/>
+                <w:b w:val="0"/>
+                <w:i w:val="0"/>
                 <w:sz w:val="32"/>
               </w:rPr>
               <w:t>5-6</w:t>
@@ -1464,12 +1764,14 @@
         </w:tc>
         <w:tc>
           <w:tcPr>
-            <w:tcW w:type="dxa" w:w="3120"/>
+            <w:tcW w:type="dxa" w:w="3009"/>
           </w:tcPr>
           <w:p>
             <w:r>
               <w:rPr>
                 <w:rFonts w:ascii="TH Sarabun New" w:hAnsi="TH Sarabun New" w:eastAsia="TH Sarabun New" w:cs="TH Sarabun New"/>
+                <w:b w:val="0"/>
+                <w:i w:val="0"/>
                 <w:sz w:val="32"/>
               </w:rPr>
               <w:t>29 Apr - 12 May 2026</w:t>
@@ -1478,12 +1780,14 @@
         </w:tc>
         <w:tc>
           <w:tcPr>
-            <w:tcW w:type="dxa" w:w="3120"/>
+            <w:tcW w:type="dxa" w:w="3009"/>
           </w:tcPr>
           <w:p>
             <w:r>
               <w:rPr>
                 <w:rFonts w:ascii="TH Sarabun New" w:hAnsi="TH Sarabun New" w:eastAsia="TH Sarabun New" w:cs="TH Sarabun New"/>
+                <w:b w:val="0"/>
+                <w:i w:val="0"/>
                 <w:sz w:val="32"/>
               </w:rPr>
               <w:t>Dashboard live + waterproof test</w:t>
@@ -1494,12 +1798,14 @@
       <w:tr>
         <w:tc>
           <w:tcPr>
-            <w:tcW w:type="dxa" w:w="3120"/>
+            <w:tcW w:type="dxa" w:w="3009"/>
           </w:tcPr>
           <w:p>
             <w:r>
               <w:rPr>
                 <w:rFonts w:ascii="TH Sarabun New" w:hAnsi="TH Sarabun New" w:eastAsia="TH Sarabun New" w:cs="TH Sarabun New"/>
+                <w:b w:val="0"/>
+                <w:i w:val="0"/>
                 <w:sz w:val="32"/>
               </w:rPr>
               <w:t>7-8</w:t>
@@ -1508,12 +1814,14 @@
         </w:tc>
         <w:tc>
           <w:tcPr>
-            <w:tcW w:type="dxa" w:w="3120"/>
+            <w:tcW w:type="dxa" w:w="3009"/>
           </w:tcPr>
           <w:p>
             <w:r>
               <w:rPr>
                 <w:rFonts w:ascii="TH Sarabun New" w:hAnsi="TH Sarabun New" w:eastAsia="TH Sarabun New" w:cs="TH Sarabun New"/>
+                <w:b w:val="0"/>
+                <w:i w:val="0"/>
                 <w:sz w:val="32"/>
               </w:rPr>
               <w:t>13-26 May 2026</w:t>
@@ -1522,12 +1830,14 @@
         </w:tc>
         <w:tc>
           <w:tcPr>
-            <w:tcW w:type="dxa" w:w="3120"/>
+            <w:tcW w:type="dxa" w:w="3009"/>
           </w:tcPr>
           <w:p>
             <w:r>
               <w:rPr>
                 <w:rFonts w:ascii="TH Sarabun New" w:hAnsi="TH Sarabun New" w:eastAsia="TH Sarabun New" w:cs="TH Sarabun New"/>
+                <w:b w:val="0"/>
+                <w:i w:val="0"/>
                 <w:sz w:val="32"/>
               </w:rPr>
               <w:t>OTA + alert + Figma review</w:t>
@@ -1538,12 +1848,14 @@
       <w:tr>
         <w:tc>
           <w:tcPr>
-            <w:tcW w:type="dxa" w:w="3120"/>
+            <w:tcW w:type="dxa" w:w="3009"/>
           </w:tcPr>
           <w:p>
             <w:r>
               <w:rPr>
                 <w:rFonts w:ascii="TH Sarabun New" w:hAnsi="TH Sarabun New" w:eastAsia="TH Sarabun New" w:cs="TH Sarabun New"/>
+                <w:b w:val="0"/>
+                <w:i w:val="0"/>
                 <w:sz w:val="32"/>
               </w:rPr>
               <w:t>9-10</w:t>
@@ -1552,12 +1864,14 @@
         </w:tc>
         <w:tc>
           <w:tcPr>
-            <w:tcW w:type="dxa" w:w="3120"/>
+            <w:tcW w:type="dxa" w:w="3009"/>
           </w:tcPr>
           <w:p>
             <w:r>
               <w:rPr>
                 <w:rFonts w:ascii="TH Sarabun New" w:hAnsi="TH Sarabun New" w:eastAsia="TH Sarabun New" w:cs="TH Sarabun New"/>
+                <w:b w:val="0"/>
+                <w:i w:val="0"/>
                 <w:sz w:val="32"/>
               </w:rPr>
               <w:t>27 May - 9 Jun 2026</w:t>
@@ -1566,15 +1880,527 @@
         </w:tc>
         <w:tc>
           <w:tcPr>
-            <w:tcW w:type="dxa" w:w="3120"/>
+            <w:tcW w:type="dxa" w:w="3009"/>
           </w:tcPr>
           <w:p>
             <w:r>
               <w:rPr>
                 <w:rFonts w:ascii="TH Sarabun New" w:hAnsi="TH Sarabun New" w:eastAsia="TH Sarabun New" w:cs="TH Sarabun New"/>
+                <w:b w:val="0"/>
+                <w:i w:val="0"/>
                 <w:sz w:val="32"/>
               </w:rPr>
               <w:t>Engineering field test 7 วัน ✓ Phase 1 Complete</w:t>
+            </w:r>
+          </w:p>
+        </w:tc>
+      </w:tr>
+    </w:tbl>
+    <w:p/>
+    <w:p/>
+    <w:p>
+      <w:pPr>
+        <w:pStyle w:val="Heading3"/>
+      </w:pPr>
+      <w:r>
+        <w:rPr>
+          <w:rFonts w:ascii="TH Sarabun New" w:hAnsi="TH Sarabun New" w:eastAsia="TH Sarabun New" w:cs="TH Sarabun New"/>
+          <w:b/>
+          <w:i w:val="0"/>
+          <w:sz w:val="32"/>
+        </w:rPr>
+        <w:t>Phase 2 - สัปดาห์ละเอียด</w:t>
+      </w:r>
+    </w:p>
+    <w:p/>
+    <w:tbl>
+      <w:tblPr>
+        <w:tblStyle w:val="TableGrid"/>
+        <w:tblW w:type="auto" w:w="0"/>
+        <w:tblLayout w:type="autofit"/>
+        <w:tblLook w:firstColumn="1" w:firstRow="1" w:lastColumn="0" w:lastRow="0" w:noHBand="0" w:noVBand="1" w:val="04A0"/>
+      </w:tblPr>
+      <w:tblGrid>
+        <w:gridCol w:w="3009"/>
+        <w:gridCol w:w="3009"/>
+        <w:gridCol w:w="3009"/>
+      </w:tblGrid>
+      <w:tr>
+        <w:tc>
+          <w:tcPr>
+            <w:tcW w:type="dxa" w:w="3009"/>
+          </w:tcPr>
+          <w:p>
+            <w:r>
+              <w:rPr>
+                <w:rFonts w:ascii="TH Sarabun New" w:hAnsi="TH Sarabun New" w:eastAsia="TH Sarabun New" w:cs="TH Sarabun New"/>
+                <w:b/>
+                <w:i w:val="0"/>
+                <w:sz w:val="32"/>
+              </w:rPr>
+              <w:t>สัปดาห์</w:t>
+            </w:r>
+          </w:p>
+        </w:tc>
+        <w:tc>
+          <w:tcPr>
+            <w:tcW w:type="dxa" w:w="3009"/>
+          </w:tcPr>
+          <w:p>
+            <w:r>
+              <w:rPr>
+                <w:rFonts w:ascii="TH Sarabun New" w:hAnsi="TH Sarabun New" w:eastAsia="TH Sarabun New" w:cs="TH Sarabun New"/>
+                <w:b/>
+                <w:i w:val="0"/>
+                <w:sz w:val="32"/>
+              </w:rPr>
+              <w:t>วันที่</w:t>
+            </w:r>
+          </w:p>
+        </w:tc>
+        <w:tc>
+          <w:tcPr>
+            <w:tcW w:type="dxa" w:w="3009"/>
+          </w:tcPr>
+          <w:p>
+            <w:r>
+              <w:rPr>
+                <w:rFonts w:ascii="TH Sarabun New" w:hAnsi="TH Sarabun New" w:eastAsia="TH Sarabun New" w:cs="TH Sarabun New"/>
+                <w:b/>
+                <w:i w:val="0"/>
+                <w:sz w:val="32"/>
+              </w:rPr>
+              <w:t>เป้าหมาย</w:t>
+            </w:r>
+          </w:p>
+        </w:tc>
+      </w:tr>
+      <w:tr>
+        <w:tc>
+          <w:tcPr>
+            <w:tcW w:type="dxa" w:w="3009"/>
+          </w:tcPr>
+          <w:p>
+            <w:r>
+              <w:rPr>
+                <w:rFonts w:ascii="TH Sarabun New" w:hAnsi="TH Sarabun New" w:eastAsia="TH Sarabun New" w:cs="TH Sarabun New"/>
+                <w:b w:val="0"/>
+                <w:i w:val="0"/>
+                <w:sz w:val="32"/>
+              </w:rPr>
+              <w:t>11-12</w:t>
+            </w:r>
+          </w:p>
+        </w:tc>
+        <w:tc>
+          <w:tcPr>
+            <w:tcW w:type="dxa" w:w="3009"/>
+          </w:tcPr>
+          <w:p>
+            <w:r>
+              <w:rPr>
+                <w:rFonts w:ascii="TH Sarabun New" w:hAnsi="TH Sarabun New" w:eastAsia="TH Sarabun New" w:cs="TH Sarabun New"/>
+                <w:b w:val="0"/>
+                <w:i w:val="0"/>
+                <w:sz w:val="32"/>
+              </w:rPr>
+              <w:t>10-23 Jun 2026</w:t>
+            </w:r>
+          </w:p>
+        </w:tc>
+        <w:tc>
+          <w:tcPr>
+            <w:tcW w:type="dxa" w:w="3009"/>
+          </w:tcPr>
+          <w:p>
+            <w:r>
+              <w:rPr>
+                <w:rFonts w:ascii="TH Sarabun New" w:hAnsi="TH Sarabun New" w:eastAsia="TH Sarabun New" w:cs="TH Sarabun New"/>
+                <w:b w:val="0"/>
+                <w:i w:val="0"/>
+                <w:sz w:val="32"/>
+              </w:rPr>
+              <w:t>PCB v1 design + สั่ง JLCPCB</w:t>
+            </w:r>
+          </w:p>
+        </w:tc>
+      </w:tr>
+      <w:tr>
+        <w:tc>
+          <w:tcPr>
+            <w:tcW w:type="dxa" w:w="3009"/>
+          </w:tcPr>
+          <w:p>
+            <w:r>
+              <w:rPr>
+                <w:rFonts w:ascii="TH Sarabun New" w:hAnsi="TH Sarabun New" w:eastAsia="TH Sarabun New" w:cs="TH Sarabun New"/>
+                <w:b w:val="0"/>
+                <w:i w:val="0"/>
+                <w:sz w:val="32"/>
+              </w:rPr>
+              <w:t>12-13</w:t>
+            </w:r>
+          </w:p>
+        </w:tc>
+        <w:tc>
+          <w:tcPr>
+            <w:tcW w:type="dxa" w:w="3009"/>
+          </w:tcPr>
+          <w:p>
+            <w:r>
+              <w:rPr>
+                <w:rFonts w:ascii="TH Sarabun New" w:hAnsi="TH Sarabun New" w:eastAsia="TH Sarabun New" w:cs="TH Sarabun New"/>
+                <w:b w:val="0"/>
+                <w:i w:val="0"/>
+                <w:sz w:val="32"/>
+              </w:rPr>
+              <w:t>24 Jun - 7 Jul 2026</w:t>
+            </w:r>
+          </w:p>
+        </w:tc>
+        <w:tc>
+          <w:tcPr>
+            <w:tcW w:type="dxa" w:w="3009"/>
+          </w:tcPr>
+          <w:p>
+            <w:r>
+              <w:rPr>
+                <w:rFonts w:ascii="TH Sarabun New" w:hAnsi="TH Sarabun New" w:eastAsia="TH Sarabun New" w:cs="TH Sarabun New"/>
+                <w:b w:val="0"/>
+                <w:i w:val="0"/>
+                <w:sz w:val="32"/>
+              </w:rPr>
+              <w:t>PCB v1 assembly + test</w:t>
+            </w:r>
+          </w:p>
+        </w:tc>
+      </w:tr>
+      <w:tr>
+        <w:tc>
+          <w:tcPr>
+            <w:tcW w:type="dxa" w:w="3009"/>
+          </w:tcPr>
+          <w:p>
+            <w:r>
+              <w:rPr>
+                <w:rFonts w:ascii="TH Sarabun New" w:hAnsi="TH Sarabun New" w:eastAsia="TH Sarabun New" w:cs="TH Sarabun New"/>
+                <w:b w:val="0"/>
+                <w:i w:val="0"/>
+                <w:sz w:val="32"/>
+              </w:rPr>
+              <w:t>13-15</w:t>
+            </w:r>
+          </w:p>
+        </w:tc>
+        <w:tc>
+          <w:tcPr>
+            <w:tcW w:type="dxa" w:w="3009"/>
+          </w:tcPr>
+          <w:p>
+            <w:r>
+              <w:rPr>
+                <w:rFonts w:ascii="TH Sarabun New" w:hAnsi="TH Sarabun New" w:eastAsia="TH Sarabun New" w:cs="TH Sarabun New"/>
+                <w:b w:val="0"/>
+                <w:i w:val="0"/>
+                <w:sz w:val="32"/>
+              </w:rPr>
+              <w:t>8-28 Jul 2026</w:t>
+            </w:r>
+          </w:p>
+        </w:tc>
+        <w:tc>
+          <w:tcPr>
+            <w:tcW w:type="dxa" w:w="3009"/>
+          </w:tcPr>
+          <w:p>
+            <w:r>
+              <w:rPr>
+                <w:rFonts w:ascii="TH Sarabun New" w:hAnsi="TH Sarabun New" w:eastAsia="TH Sarabun New" w:cs="TH Sarabun New"/>
+                <w:b w:val="0"/>
+                <w:i w:val="0"/>
+                <w:sz w:val="32"/>
+              </w:rPr>
+              <w:t>PCB v2 + IP67 final</w:t>
+            </w:r>
+          </w:p>
+        </w:tc>
+      </w:tr>
+      <w:tr>
+        <w:tc>
+          <w:tcPr>
+            <w:tcW w:type="dxa" w:w="3009"/>
+          </w:tcPr>
+          <w:p>
+            <w:r>
+              <w:rPr>
+                <w:rFonts w:ascii="TH Sarabun New" w:hAnsi="TH Sarabun New" w:eastAsia="TH Sarabun New" w:cs="TH Sarabun New"/>
+                <w:b w:val="0"/>
+                <w:i w:val="0"/>
+                <w:sz w:val="32"/>
+              </w:rPr>
+              <w:t>16-18</w:t>
+            </w:r>
+          </w:p>
+        </w:tc>
+        <w:tc>
+          <w:tcPr>
+            <w:tcW w:type="dxa" w:w="3009"/>
+          </w:tcPr>
+          <w:p>
+            <w:r>
+              <w:rPr>
+                <w:rFonts w:ascii="TH Sarabun New" w:hAnsi="TH Sarabun New" w:eastAsia="TH Sarabun New" w:cs="TH Sarabun New"/>
+                <w:b w:val="0"/>
+                <w:i w:val="0"/>
+                <w:sz w:val="32"/>
+              </w:rPr>
+              <w:t>29 Jul - 18 Aug 2026</w:t>
+            </w:r>
+          </w:p>
+        </w:tc>
+        <w:tc>
+          <w:tcPr>
+            <w:tcW w:type="dxa" w:w="3009"/>
+          </w:tcPr>
+          <w:p>
+            <w:r>
+              <w:rPr>
+                <w:rFonts w:ascii="TH Sarabun New" w:hAnsi="TH Sarabun New" w:eastAsia="TH Sarabun New" w:cs="TH Sarabun New"/>
+                <w:b w:val="0"/>
+                <w:i w:val="0"/>
+                <w:sz w:val="32"/>
+              </w:rPr>
+              <w:t>Pilot batch 10 ชิ้น ✓ Phase 2 Complete</w:t>
+            </w:r>
+          </w:p>
+        </w:tc>
+      </w:tr>
+    </w:tbl>
+    <w:p/>
+    <w:p/>
+    <w:p>
+      <w:pPr>
+        <w:pStyle w:val="Heading3"/>
+      </w:pPr>
+      <w:r>
+        <w:rPr>
+          <w:rFonts w:ascii="TH Sarabun New" w:hAnsi="TH Sarabun New" w:eastAsia="TH Sarabun New" w:cs="TH Sarabun New"/>
+          <w:b/>
+          <w:i w:val="0"/>
+          <w:sz w:val="32"/>
+        </w:rPr>
+        <w:t>Phase 3 - สัปดาห์ละเอียด</w:t>
+      </w:r>
+    </w:p>
+    <w:p/>
+    <w:tbl>
+      <w:tblPr>
+        <w:tblStyle w:val="TableGrid"/>
+        <w:tblW w:type="auto" w:w="0"/>
+        <w:tblLayout w:type="autofit"/>
+        <w:tblLook w:firstColumn="1" w:firstRow="1" w:lastColumn="0" w:lastRow="0" w:noHBand="0" w:noVBand="1" w:val="04A0"/>
+      </w:tblPr>
+      <w:tblGrid>
+        <w:gridCol w:w="3009"/>
+        <w:gridCol w:w="3009"/>
+        <w:gridCol w:w="3009"/>
+      </w:tblGrid>
+      <w:tr>
+        <w:tc>
+          <w:tcPr>
+            <w:tcW w:type="dxa" w:w="3009"/>
+          </w:tcPr>
+          <w:p>
+            <w:r>
+              <w:rPr>
+                <w:rFonts w:ascii="TH Sarabun New" w:hAnsi="TH Sarabun New" w:eastAsia="TH Sarabun New" w:cs="TH Sarabun New"/>
+                <w:b/>
+                <w:i w:val="0"/>
+                <w:sz w:val="32"/>
+              </w:rPr>
+              <w:t>สัปดาห์</w:t>
+            </w:r>
+          </w:p>
+        </w:tc>
+        <w:tc>
+          <w:tcPr>
+            <w:tcW w:type="dxa" w:w="3009"/>
+          </w:tcPr>
+          <w:p>
+            <w:r>
+              <w:rPr>
+                <w:rFonts w:ascii="TH Sarabun New" w:hAnsi="TH Sarabun New" w:eastAsia="TH Sarabun New" w:cs="TH Sarabun New"/>
+                <w:b/>
+                <w:i w:val="0"/>
+                <w:sz w:val="32"/>
+              </w:rPr>
+              <w:t>วันที่</w:t>
+            </w:r>
+          </w:p>
+        </w:tc>
+        <w:tc>
+          <w:tcPr>
+            <w:tcW w:type="dxa" w:w="3009"/>
+          </w:tcPr>
+          <w:p>
+            <w:r>
+              <w:rPr>
+                <w:rFonts w:ascii="TH Sarabun New" w:hAnsi="TH Sarabun New" w:eastAsia="TH Sarabun New" w:cs="TH Sarabun New"/>
+                <w:b/>
+                <w:i w:val="0"/>
+                <w:sz w:val="32"/>
+              </w:rPr>
+              <w:t>เป้าหมาย</w:t>
+            </w:r>
+          </w:p>
+        </w:tc>
+      </w:tr>
+      <w:tr>
+        <w:tc>
+          <w:tcPr>
+            <w:tcW w:type="dxa" w:w="3009"/>
+          </w:tcPr>
+          <w:p>
+            <w:r>
+              <w:rPr>
+                <w:rFonts w:ascii="TH Sarabun New" w:hAnsi="TH Sarabun New" w:eastAsia="TH Sarabun New" w:cs="TH Sarabun New"/>
+                <w:b w:val="0"/>
+                <w:i w:val="0"/>
+                <w:sz w:val="32"/>
+              </w:rPr>
+              <w:t>19-20</w:t>
+            </w:r>
+          </w:p>
+        </w:tc>
+        <w:tc>
+          <w:tcPr>
+            <w:tcW w:type="dxa" w:w="3009"/>
+          </w:tcPr>
+          <w:p>
+            <w:r>
+              <w:rPr>
+                <w:rFonts w:ascii="TH Sarabun New" w:hAnsi="TH Sarabun New" w:eastAsia="TH Sarabun New" w:cs="TH Sarabun New"/>
+                <w:b w:val="0"/>
+                <w:i w:val="0"/>
+                <w:sz w:val="32"/>
+              </w:rPr>
+              <w:t>1-14 Sep 2026</w:t>
+            </w:r>
+          </w:p>
+        </w:tc>
+        <w:tc>
+          <w:tcPr>
+            <w:tcW w:type="dxa" w:w="3009"/>
+          </w:tcPr>
+          <w:p>
+            <w:r>
+              <w:rPr>
+                <w:rFonts w:ascii="TH Sarabun New" w:hAnsi="TH Sarabun New" w:eastAsia="TH Sarabun New" w:cs="TH Sarabun New"/>
+                <w:b w:val="0"/>
+                <w:i w:val="0"/>
+                <w:sz w:val="32"/>
+              </w:rPr>
+              <w:t>Landing page + payment flow + assembly</w:t>
+            </w:r>
+          </w:p>
+        </w:tc>
+      </w:tr>
+      <w:tr>
+        <w:tc>
+          <w:tcPr>
+            <w:tcW w:type="dxa" w:w="3009"/>
+          </w:tcPr>
+          <w:p>
+            <w:r>
+              <w:rPr>
+                <w:rFonts w:ascii="TH Sarabun New" w:hAnsi="TH Sarabun New" w:eastAsia="TH Sarabun New" w:cs="TH Sarabun New"/>
+                <w:b w:val="0"/>
+                <w:i w:val="0"/>
+                <w:sz w:val="32"/>
+              </w:rPr>
+              <w:t>20-22</w:t>
+            </w:r>
+          </w:p>
+        </w:tc>
+        <w:tc>
+          <w:tcPr>
+            <w:tcW w:type="dxa" w:w="3009"/>
+          </w:tcPr>
+          <w:p>
+            <w:r>
+              <w:rPr>
+                <w:rFonts w:ascii="TH Sarabun New" w:hAnsi="TH Sarabun New" w:eastAsia="TH Sarabun New" w:cs="TH Sarabun New"/>
+                <w:b w:val="0"/>
+                <w:i w:val="0"/>
+                <w:sz w:val="32"/>
+              </w:rPr>
+              <w:t>15 Sep - 5 Oct 2026</w:t>
+            </w:r>
+          </w:p>
+        </w:tc>
+        <w:tc>
+          <w:tcPr>
+            <w:tcW w:type="dxa" w:w="3009"/>
+          </w:tcPr>
+          <w:p>
+            <w:r>
+              <w:rPr>
+                <w:rFonts w:ascii="TH Sarabun New" w:hAnsi="TH Sarabun New" w:eastAsia="TH Sarabun New" w:cs="TH Sarabun New"/>
+                <w:b w:val="0"/>
+                <w:i w:val="0"/>
+                <w:sz w:val="32"/>
+              </w:rPr>
+              <w:t>Pilot / beta validation กับลูกค้า 30 วัน</w:t>
+            </w:r>
+          </w:p>
+        </w:tc>
+      </w:tr>
+      <w:tr>
+        <w:tc>
+          <w:tcPr>
+            <w:tcW w:type="dxa" w:w="3009"/>
+          </w:tcPr>
+          <w:p>
+            <w:r>
+              <w:rPr>
+                <w:rFonts w:ascii="TH Sarabun New" w:hAnsi="TH Sarabun New" w:eastAsia="TH Sarabun New" w:cs="TH Sarabun New"/>
+                <w:b w:val="0"/>
+                <w:i w:val="0"/>
+                <w:sz w:val="32"/>
+              </w:rPr>
+              <w:t>23-26</w:t>
+            </w:r>
+          </w:p>
+        </w:tc>
+        <w:tc>
+          <w:tcPr>
+            <w:tcW w:type="dxa" w:w="3009"/>
+          </w:tcPr>
+          <w:p>
+            <w:r>
+              <w:rPr>
+                <w:rFonts w:ascii="TH Sarabun New" w:hAnsi="TH Sarabun New" w:eastAsia="TH Sarabun New" w:cs="TH Sarabun New"/>
+                <w:b w:val="0"/>
+                <w:i w:val="0"/>
+                <w:sz w:val="32"/>
+              </w:rPr>
+              <w:t>6-31 Oct 2026</w:t>
+            </w:r>
+          </w:p>
+        </w:tc>
+        <w:tc>
+          <w:tcPr>
+            <w:tcW w:type="dxa" w:w="3009"/>
+          </w:tcPr>
+          <w:p>
+            <w:r>
+              <w:rPr>
+                <w:rFonts w:ascii="TH Sarabun New" w:hAnsi="TH Sarabun New" w:eastAsia="TH Sarabun New" w:cs="TH Sarabun New"/>
+                <w:b w:val="0"/>
+                <w:i w:val="0"/>
+                <w:sz w:val="32"/>
+              </w:rPr>
+              <w:t>Launch readiness + waitlist 10 farms ✓ Phase 3 Complete</w:t>
             </w:r>
           </w:p>
         </w:tc>
@@ -1590,475 +2416,8 @@
         <w:rPr>
           <w:rFonts w:ascii="TH Sarabun New" w:hAnsi="TH Sarabun New" w:eastAsia="TH Sarabun New" w:cs="TH Sarabun New"/>
           <w:b/>
+          <w:i w:val="0"/>
           <w:sz w:val="36"/>
-        </w:rPr>
-        <w:t>Phase 2 - สัปดาห์ละเอียด</w:t>
-      </w:r>
-    </w:p>
-    <w:p/>
-    <w:tbl>
-      <w:tblPr>
-        <w:tblStyle w:val="TableGrid"/>
-        <w:tblW w:type="auto" w:w="0"/>
-        <w:tblLook w:firstColumn="1" w:firstRow="1" w:lastColumn="0" w:lastRow="0" w:noHBand="0" w:noVBand="1" w:val="04A0"/>
-      </w:tblPr>
-      <w:tblGrid>
-        <w:gridCol w:w="3120"/>
-        <w:gridCol w:w="3120"/>
-        <w:gridCol w:w="3120"/>
-      </w:tblGrid>
-      <w:tr>
-        <w:tc>
-          <w:tcPr>
-            <w:tcW w:type="dxa" w:w="3120"/>
-          </w:tcPr>
-          <w:p>
-            <w:r>
-              <w:rPr>
-                <w:rFonts w:ascii="TH Sarabun New" w:hAnsi="TH Sarabun New" w:eastAsia="TH Sarabun New" w:cs="TH Sarabun New"/>
-                <w:b/>
-                <w:sz w:val="32"/>
-              </w:rPr>
-              <w:t>สัปดาห์</w:t>
-            </w:r>
-          </w:p>
-        </w:tc>
-        <w:tc>
-          <w:tcPr>
-            <w:tcW w:type="dxa" w:w="3120"/>
-          </w:tcPr>
-          <w:p>
-            <w:r>
-              <w:rPr>
-                <w:rFonts w:ascii="TH Sarabun New" w:hAnsi="TH Sarabun New" w:eastAsia="TH Sarabun New" w:cs="TH Sarabun New"/>
-                <w:b/>
-                <w:sz w:val="32"/>
-              </w:rPr>
-              <w:t>วันที่</w:t>
-            </w:r>
-          </w:p>
-        </w:tc>
-        <w:tc>
-          <w:tcPr>
-            <w:tcW w:type="dxa" w:w="3120"/>
-          </w:tcPr>
-          <w:p>
-            <w:r>
-              <w:rPr>
-                <w:rFonts w:ascii="TH Sarabun New" w:hAnsi="TH Sarabun New" w:eastAsia="TH Sarabun New" w:cs="TH Sarabun New"/>
-                <w:b/>
-                <w:sz w:val="32"/>
-              </w:rPr>
-              <w:t>เป้าหมาย</w:t>
-            </w:r>
-          </w:p>
-        </w:tc>
-      </w:tr>
-      <w:tr>
-        <w:tc>
-          <w:tcPr>
-            <w:tcW w:type="dxa" w:w="3120"/>
-          </w:tcPr>
-          <w:p>
-            <w:r>
-              <w:rPr>
-                <w:rFonts w:ascii="TH Sarabun New" w:hAnsi="TH Sarabun New" w:eastAsia="TH Sarabun New" w:cs="TH Sarabun New"/>
-                <w:sz w:val="32"/>
-              </w:rPr>
-              <w:t>11-12</w:t>
-            </w:r>
-          </w:p>
-        </w:tc>
-        <w:tc>
-          <w:tcPr>
-            <w:tcW w:type="dxa" w:w="3120"/>
-          </w:tcPr>
-          <w:p>
-            <w:r>
-              <w:rPr>
-                <w:rFonts w:ascii="TH Sarabun New" w:hAnsi="TH Sarabun New" w:eastAsia="TH Sarabun New" w:cs="TH Sarabun New"/>
-                <w:sz w:val="32"/>
-              </w:rPr>
-              <w:t>10-23 Jun 2026</w:t>
-            </w:r>
-          </w:p>
-        </w:tc>
-        <w:tc>
-          <w:tcPr>
-            <w:tcW w:type="dxa" w:w="3120"/>
-          </w:tcPr>
-          <w:p>
-            <w:r>
-              <w:rPr>
-                <w:rFonts w:ascii="TH Sarabun New" w:hAnsi="TH Sarabun New" w:eastAsia="TH Sarabun New" w:cs="TH Sarabun New"/>
-                <w:sz w:val="32"/>
-              </w:rPr>
-              <w:t>PCB v1 design + สั่ง JLCPCB</w:t>
-            </w:r>
-          </w:p>
-        </w:tc>
-      </w:tr>
-      <w:tr>
-        <w:tc>
-          <w:tcPr>
-            <w:tcW w:type="dxa" w:w="3120"/>
-          </w:tcPr>
-          <w:p>
-            <w:r>
-              <w:rPr>
-                <w:rFonts w:ascii="TH Sarabun New" w:hAnsi="TH Sarabun New" w:eastAsia="TH Sarabun New" w:cs="TH Sarabun New"/>
-                <w:sz w:val="32"/>
-              </w:rPr>
-              <w:t>12-13</w:t>
-            </w:r>
-          </w:p>
-        </w:tc>
-        <w:tc>
-          <w:tcPr>
-            <w:tcW w:type="dxa" w:w="3120"/>
-          </w:tcPr>
-          <w:p>
-            <w:r>
-              <w:rPr>
-                <w:rFonts w:ascii="TH Sarabun New" w:hAnsi="TH Sarabun New" w:eastAsia="TH Sarabun New" w:cs="TH Sarabun New"/>
-                <w:sz w:val="32"/>
-              </w:rPr>
-              <w:t>24 Jun - 7 Jul 2026</w:t>
-            </w:r>
-          </w:p>
-        </w:tc>
-        <w:tc>
-          <w:tcPr>
-            <w:tcW w:type="dxa" w:w="3120"/>
-          </w:tcPr>
-          <w:p>
-            <w:r>
-              <w:rPr>
-                <w:rFonts w:ascii="TH Sarabun New" w:hAnsi="TH Sarabun New" w:eastAsia="TH Sarabun New" w:cs="TH Sarabun New"/>
-                <w:sz w:val="32"/>
-              </w:rPr>
-              <w:t>PCB v1 assembly + test</w:t>
-            </w:r>
-          </w:p>
-        </w:tc>
-      </w:tr>
-      <w:tr>
-        <w:tc>
-          <w:tcPr>
-            <w:tcW w:type="dxa" w:w="3120"/>
-          </w:tcPr>
-          <w:p>
-            <w:r>
-              <w:rPr>
-                <w:rFonts w:ascii="TH Sarabun New" w:hAnsi="TH Sarabun New" w:eastAsia="TH Sarabun New" w:cs="TH Sarabun New"/>
-                <w:sz w:val="32"/>
-              </w:rPr>
-              <w:t>13-15</w:t>
-            </w:r>
-          </w:p>
-        </w:tc>
-        <w:tc>
-          <w:tcPr>
-            <w:tcW w:type="dxa" w:w="3120"/>
-          </w:tcPr>
-          <w:p>
-            <w:r>
-              <w:rPr>
-                <w:rFonts w:ascii="TH Sarabun New" w:hAnsi="TH Sarabun New" w:eastAsia="TH Sarabun New" w:cs="TH Sarabun New"/>
-                <w:sz w:val="32"/>
-              </w:rPr>
-              <w:t>8-28 Jul 2026</w:t>
-            </w:r>
-          </w:p>
-        </w:tc>
-        <w:tc>
-          <w:tcPr>
-            <w:tcW w:type="dxa" w:w="3120"/>
-          </w:tcPr>
-          <w:p>
-            <w:r>
-              <w:rPr>
-                <w:rFonts w:ascii="TH Sarabun New" w:hAnsi="TH Sarabun New" w:eastAsia="TH Sarabun New" w:cs="TH Sarabun New"/>
-                <w:sz w:val="32"/>
-              </w:rPr>
-              <w:t>PCB v2 + IP67 final</w:t>
-            </w:r>
-          </w:p>
-        </w:tc>
-      </w:tr>
-      <w:tr>
-        <w:tc>
-          <w:tcPr>
-            <w:tcW w:type="dxa" w:w="3120"/>
-          </w:tcPr>
-          <w:p>
-            <w:r>
-              <w:rPr>
-                <w:rFonts w:ascii="TH Sarabun New" w:hAnsi="TH Sarabun New" w:eastAsia="TH Sarabun New" w:cs="TH Sarabun New"/>
-                <w:sz w:val="32"/>
-              </w:rPr>
-              <w:t>16-18</w:t>
-            </w:r>
-          </w:p>
-        </w:tc>
-        <w:tc>
-          <w:tcPr>
-            <w:tcW w:type="dxa" w:w="3120"/>
-          </w:tcPr>
-          <w:p>
-            <w:r>
-              <w:rPr>
-                <w:rFonts w:ascii="TH Sarabun New" w:hAnsi="TH Sarabun New" w:eastAsia="TH Sarabun New" w:cs="TH Sarabun New"/>
-                <w:sz w:val="32"/>
-              </w:rPr>
-              <w:t>29 Jul - 18 Aug 2026</w:t>
-            </w:r>
-          </w:p>
-        </w:tc>
-        <w:tc>
-          <w:tcPr>
-            <w:tcW w:type="dxa" w:w="3120"/>
-          </w:tcPr>
-          <w:p>
-            <w:r>
-              <w:rPr>
-                <w:rFonts w:ascii="TH Sarabun New" w:hAnsi="TH Sarabun New" w:eastAsia="TH Sarabun New" w:cs="TH Sarabun New"/>
-                <w:sz w:val="32"/>
-              </w:rPr>
-              <w:t>Pilot batch 10 ชิ้น ✓ Phase 2 Complete</w:t>
-            </w:r>
-          </w:p>
-        </w:tc>
-      </w:tr>
-    </w:tbl>
-    <w:p/>
-    <w:p/>
-    <w:p>
-      <w:pPr>
-        <w:pStyle w:val="Heading2"/>
-      </w:pPr>
-      <w:r>
-        <w:rPr>
-          <w:rFonts w:ascii="TH Sarabun New" w:hAnsi="TH Sarabun New" w:eastAsia="TH Sarabun New" w:cs="TH Sarabun New"/>
-          <w:b/>
-          <w:sz w:val="36"/>
-        </w:rPr>
-        <w:t>Phase 3 - สัปดาห์ละเอียด</w:t>
-      </w:r>
-    </w:p>
-    <w:p/>
-    <w:tbl>
-      <w:tblPr>
-        <w:tblStyle w:val="TableGrid"/>
-        <w:tblW w:type="auto" w:w="0"/>
-        <w:tblLook w:firstColumn="1" w:firstRow="1" w:lastColumn="0" w:lastRow="0" w:noHBand="0" w:noVBand="1" w:val="04A0"/>
-      </w:tblPr>
-      <w:tblGrid>
-        <w:gridCol w:w="3120"/>
-        <w:gridCol w:w="3120"/>
-        <w:gridCol w:w="3120"/>
-      </w:tblGrid>
-      <w:tr>
-        <w:tc>
-          <w:tcPr>
-            <w:tcW w:type="dxa" w:w="3120"/>
-          </w:tcPr>
-          <w:p>
-            <w:r>
-              <w:rPr>
-                <w:rFonts w:ascii="TH Sarabun New" w:hAnsi="TH Sarabun New" w:eastAsia="TH Sarabun New" w:cs="TH Sarabun New"/>
-                <w:b/>
-                <w:sz w:val="32"/>
-              </w:rPr>
-              <w:t>สัปดาห์</w:t>
-            </w:r>
-          </w:p>
-        </w:tc>
-        <w:tc>
-          <w:tcPr>
-            <w:tcW w:type="dxa" w:w="3120"/>
-          </w:tcPr>
-          <w:p>
-            <w:r>
-              <w:rPr>
-                <w:rFonts w:ascii="TH Sarabun New" w:hAnsi="TH Sarabun New" w:eastAsia="TH Sarabun New" w:cs="TH Sarabun New"/>
-                <w:b/>
-                <w:sz w:val="32"/>
-              </w:rPr>
-              <w:t>วันที่</w:t>
-            </w:r>
-          </w:p>
-        </w:tc>
-        <w:tc>
-          <w:tcPr>
-            <w:tcW w:type="dxa" w:w="3120"/>
-          </w:tcPr>
-          <w:p>
-            <w:r>
-              <w:rPr>
-                <w:rFonts w:ascii="TH Sarabun New" w:hAnsi="TH Sarabun New" w:eastAsia="TH Sarabun New" w:cs="TH Sarabun New"/>
-                <w:b/>
-                <w:sz w:val="32"/>
-              </w:rPr>
-              <w:t>เป้าหมาย</w:t>
-            </w:r>
-          </w:p>
-        </w:tc>
-      </w:tr>
-      <w:tr>
-        <w:tc>
-          <w:tcPr>
-            <w:tcW w:type="dxa" w:w="3120"/>
-          </w:tcPr>
-          <w:p>
-            <w:r>
-              <w:rPr>
-                <w:rFonts w:ascii="TH Sarabun New" w:hAnsi="TH Sarabun New" w:eastAsia="TH Sarabun New" w:cs="TH Sarabun New"/>
-                <w:sz w:val="32"/>
-              </w:rPr>
-              <w:t>19-20</w:t>
-            </w:r>
-          </w:p>
-        </w:tc>
-        <w:tc>
-          <w:tcPr>
-            <w:tcW w:type="dxa" w:w="3120"/>
-          </w:tcPr>
-          <w:p>
-            <w:r>
-              <w:rPr>
-                <w:rFonts w:ascii="TH Sarabun New" w:hAnsi="TH Sarabun New" w:eastAsia="TH Sarabun New" w:cs="TH Sarabun New"/>
-                <w:sz w:val="32"/>
-              </w:rPr>
-              <w:t>1-14 Sep 2026</w:t>
-            </w:r>
-          </w:p>
-        </w:tc>
-        <w:tc>
-          <w:tcPr>
-            <w:tcW w:type="dxa" w:w="3120"/>
-          </w:tcPr>
-          <w:p>
-            <w:r>
-              <w:rPr>
-                <w:rFonts w:ascii="TH Sarabun New" w:hAnsi="TH Sarabun New" w:eastAsia="TH Sarabun New" w:cs="TH Sarabun New"/>
-                <w:sz w:val="32"/>
-              </w:rPr>
-              <w:t>Landing page + payment flow + assembly</w:t>
-            </w:r>
-          </w:p>
-        </w:tc>
-      </w:tr>
-      <w:tr>
-        <w:tc>
-          <w:tcPr>
-            <w:tcW w:type="dxa" w:w="3120"/>
-          </w:tcPr>
-          <w:p>
-            <w:r>
-              <w:rPr>
-                <w:rFonts w:ascii="TH Sarabun New" w:hAnsi="TH Sarabun New" w:eastAsia="TH Sarabun New" w:cs="TH Sarabun New"/>
-                <w:sz w:val="32"/>
-              </w:rPr>
-              <w:t>20-22</w:t>
-            </w:r>
-          </w:p>
-        </w:tc>
-        <w:tc>
-          <w:tcPr>
-            <w:tcW w:type="dxa" w:w="3120"/>
-          </w:tcPr>
-          <w:p>
-            <w:r>
-              <w:rPr>
-                <w:rFonts w:ascii="TH Sarabun New" w:hAnsi="TH Sarabun New" w:eastAsia="TH Sarabun New" w:cs="TH Sarabun New"/>
-                <w:sz w:val="32"/>
-              </w:rPr>
-              <w:t>15 Sep - 5 Oct 2026</w:t>
-            </w:r>
-          </w:p>
-        </w:tc>
-        <w:tc>
-          <w:tcPr>
-            <w:tcW w:type="dxa" w:w="3120"/>
-          </w:tcPr>
-          <w:p>
-            <w:r>
-              <w:rPr>
-                <w:rFonts w:ascii="TH Sarabun New" w:hAnsi="TH Sarabun New" w:eastAsia="TH Sarabun New" w:cs="TH Sarabun New"/>
-                <w:sz w:val="32"/>
-              </w:rPr>
-              <w:t>Pilot / beta validation กับลูกค้า 30 วัน</w:t>
-            </w:r>
-          </w:p>
-        </w:tc>
-      </w:tr>
-      <w:tr>
-        <w:tc>
-          <w:tcPr>
-            <w:tcW w:type="dxa" w:w="3120"/>
-          </w:tcPr>
-          <w:p>
-            <w:r>
-              <w:rPr>
-                <w:rFonts w:ascii="TH Sarabun New" w:hAnsi="TH Sarabun New" w:eastAsia="TH Sarabun New" w:cs="TH Sarabun New"/>
-                <w:sz w:val="32"/>
-              </w:rPr>
-              <w:t>23-26</w:t>
-            </w:r>
-          </w:p>
-        </w:tc>
-        <w:tc>
-          <w:tcPr>
-            <w:tcW w:type="dxa" w:w="3120"/>
-          </w:tcPr>
-          <w:p>
-            <w:r>
-              <w:rPr>
-                <w:rFonts w:ascii="TH Sarabun New" w:hAnsi="TH Sarabun New" w:eastAsia="TH Sarabun New" w:cs="TH Sarabun New"/>
-                <w:sz w:val="32"/>
-              </w:rPr>
-              <w:t>6-31 Oct 2026</w:t>
-            </w:r>
-          </w:p>
-        </w:tc>
-        <w:tc>
-          <w:tcPr>
-            <w:tcW w:type="dxa" w:w="3120"/>
-          </w:tcPr>
-          <w:p>
-            <w:r>
-              <w:rPr>
-                <w:rFonts w:ascii="TH Sarabun New" w:hAnsi="TH Sarabun New" w:eastAsia="TH Sarabun New" w:cs="TH Sarabun New"/>
-                <w:sz w:val="32"/>
-              </w:rPr>
-              <w:t>Launch readiness + waitlist 10 farms ✓ Phase 3 Complete</w:t>
-            </w:r>
-          </w:p>
-        </w:tc>
-      </w:tr>
-    </w:tbl>
-    <w:p/>
-    <w:p/>
-    <w:p>
-      <w:r>
-        <w:rPr>
-          <w:rFonts w:ascii="TH Sarabun New" w:hAnsi="TH Sarabun New" w:eastAsia="TH Sarabun New" w:cs="TH Sarabun New"/>
-          <w:sz w:val="32"/>
-        </w:rPr>
-        <w:t>---</w:t>
-      </w:r>
-    </w:p>
-    <w:p/>
-    <w:p>
-      <w:pPr>
-        <w:pStyle w:val="Heading1"/>
-      </w:pPr>
-      <w:r>
-        <w:rPr>
-          <w:rFonts w:ascii="TH Sarabun New" w:hAnsi="TH Sarabun New" w:eastAsia="TH Sarabun New" w:cs="TH Sarabun New"/>
-          <w:b/>
-          <w:sz w:val="40"/>
         </w:rPr>
         <w:t>Dependency Map - งานไหนรอใคร</w:t>
       </w:r>
@@ -2068,24 +2427,26 @@
       <w:tblPr>
         <w:tblStyle w:val="TableGrid"/>
         <w:tblW w:type="auto" w:w="0"/>
+        <w:tblLayout w:type="autofit"/>
         <w:tblLook w:firstColumn="1" w:firstRow="1" w:lastColumn="0" w:lastRow="0" w:noHBand="0" w:noVBand="1" w:val="04A0"/>
       </w:tblPr>
       <w:tblGrid>
-        <w:gridCol w:w="2340"/>
-        <w:gridCol w:w="2340"/>
-        <w:gridCol w:w="2340"/>
-        <w:gridCol w:w="2340"/>
+        <w:gridCol w:w="2256"/>
+        <w:gridCol w:w="2256"/>
+        <w:gridCol w:w="2256"/>
+        <w:gridCol w:w="2256"/>
       </w:tblGrid>
       <w:tr>
         <w:tc>
           <w:tcPr>
-            <w:tcW w:type="dxa" w:w="2340"/>
+            <w:tcW w:type="dxa" w:w="2256"/>
           </w:tcPr>
           <w:p>
             <w:r>
               <w:rPr>
                 <w:rFonts w:ascii="TH Sarabun New" w:hAnsi="TH Sarabun New" w:eastAsia="TH Sarabun New" w:cs="TH Sarabun New"/>
                 <w:b/>
+                <w:i w:val="0"/>
                 <w:sz w:val="32"/>
               </w:rPr>
               <w:t>งาน</w:t>
@@ -2094,13 +2455,14 @@
         </w:tc>
         <w:tc>
           <w:tcPr>
-            <w:tcW w:type="dxa" w:w="2340"/>
+            <w:tcW w:type="dxa" w:w="2256"/>
           </w:tcPr>
           <w:p>
             <w:r>
               <w:rPr>
                 <w:rFonts w:ascii="TH Sarabun New" w:hAnsi="TH Sarabun New" w:eastAsia="TH Sarabun New" w:cs="TH Sarabun New"/>
                 <w:b/>
+                <w:i w:val="0"/>
                 <w:sz w:val="32"/>
               </w:rPr>
               <w:t>รอ</w:t>
@@ -2109,13 +2471,14 @@
         </w:tc>
         <w:tc>
           <w:tcPr>
-            <w:tcW w:type="dxa" w:w="2340"/>
+            <w:tcW w:type="dxa" w:w="2256"/>
           </w:tcPr>
           <w:p>
             <w:r>
               <w:rPr>
                 <w:rFonts w:ascii="TH Sarabun New" w:hAnsi="TH Sarabun New" w:eastAsia="TH Sarabun New" w:cs="TH Sarabun New"/>
                 <w:b/>
+                <w:i w:val="0"/>
                 <w:sz w:val="32"/>
               </w:rPr>
               <w:t>ผู้รอ</w:t>
@@ -2124,13 +2487,14 @@
         </w:tc>
         <w:tc>
           <w:tcPr>
-            <w:tcW w:type="dxa" w:w="2340"/>
+            <w:tcW w:type="dxa" w:w="2256"/>
           </w:tcPr>
           <w:p>
             <w:r>
               <w:rPr>
                 <w:rFonts w:ascii="TH Sarabun New" w:hAnsi="TH Sarabun New" w:eastAsia="TH Sarabun New" w:cs="TH Sarabun New"/>
                 <w:b/>
+                <w:i w:val="0"/>
                 <w:sz w:val="32"/>
               </w:rPr>
               <w:t>วิธี Unblock</w:t>
@@ -2141,12 +2505,14 @@
       <w:tr>
         <w:tc>
           <w:tcPr>
-            <w:tcW w:type="dxa" w:w="2340"/>
+            <w:tcW w:type="dxa" w:w="2256"/>
           </w:tcPr>
           <w:p>
             <w:r>
               <w:rPr>
                 <w:rFonts w:ascii="TH Sarabun New" w:hAnsi="TH Sarabun New" w:eastAsia="TH Sarabun New" w:cs="TH Sarabun New"/>
+                <w:b w:val="0"/>
+                <w:i w:val="0"/>
                 <w:sz w:val="32"/>
               </w:rPr>
               <w:t>Port firmware ไป PCB</w:t>
@@ -2155,12 +2521,14 @@
         </w:tc>
         <w:tc>
           <w:tcPr>
-            <w:tcW w:type="dxa" w:w="2340"/>
+            <w:tcW w:type="dxa" w:w="2256"/>
           </w:tcPr>
           <w:p>
             <w:r>
               <w:rPr>
                 <w:rFonts w:ascii="TH Sarabun New" w:hAnsi="TH Sarabun New" w:eastAsia="TH Sarabun New" w:cs="TH Sarabun New"/>
+                <w:b w:val="0"/>
+                <w:i w:val="0"/>
                 <w:sz w:val="32"/>
               </w:rPr>
               <w:t>Pin assignment จาก KiCad</w:t>
@@ -2169,12 +2537,14 @@
         </w:tc>
         <w:tc>
           <w:tcPr>
-            <w:tcW w:type="dxa" w:w="2340"/>
+            <w:tcW w:type="dxa" w:w="2256"/>
           </w:tcPr>
           <w:p>
             <w:r>
               <w:rPr>
                 <w:rFonts w:ascii="TH Sarabun New" w:hAnsi="TH Sarabun New" w:eastAsia="TH Sarabun New" w:cs="TH Sarabun New"/>
+                <w:b w:val="0"/>
+                <w:i w:val="0"/>
                 <w:sz w:val="32"/>
               </w:rPr>
               <w:t>พล รอ เอ</w:t>
@@ -2183,12 +2553,14 @@
         </w:tc>
         <w:tc>
           <w:tcPr>
-            <w:tcW w:type="dxa" w:w="2340"/>
+            <w:tcW w:type="dxa" w:w="2256"/>
           </w:tcPr>
           <w:p>
             <w:r>
               <w:rPr>
                 <w:rFonts w:ascii="TH Sarabun New" w:hAnsi="TH Sarabun New" w:eastAsia="TH Sarabun New" w:cs="TH Sarabun New"/>
+                <w:b w:val="0"/>
+                <w:i w:val="0"/>
                 <w:sz w:val="32"/>
               </w:rPr>
               <w:t>เอส่ง schematic PDF + pin map ก่อนสั่ง PCB</w:t>
@@ -2199,12 +2571,14 @@
       <w:tr>
         <w:tc>
           <w:tcPr>
-            <w:tcW w:type="dxa" w:w="2340"/>
+            <w:tcW w:type="dxa" w:w="2256"/>
           </w:tcPr>
           <w:p>
             <w:r>
               <w:rPr>
                 <w:rFonts w:ascii="TH Sarabun New" w:hAnsi="TH Sarabun New" w:eastAsia="TH Sarabun New" w:cs="TH Sarabun New"/>
+                <w:b w:val="0"/>
+                <w:i w:val="0"/>
                 <w:sz w:val="32"/>
               </w:rPr>
               <w:t>ทดสอบ MQTT บน hardware</w:t>
@@ -2213,12 +2587,14 @@
         </w:tc>
         <w:tc>
           <w:tcPr>
-            <w:tcW w:type="dxa" w:w="2340"/>
+            <w:tcW w:type="dxa" w:w="2256"/>
           </w:tcPr>
           <w:p>
             <w:r>
               <w:rPr>
                 <w:rFonts w:ascii="TH Sarabun New" w:hAnsi="TH Sarabun New" w:eastAsia="TH Sarabun New" w:cs="TH Sarabun New"/>
+                <w:b w:val="0"/>
+                <w:i w:val="0"/>
                 <w:sz w:val="32"/>
               </w:rPr>
               <w:t>FS-HCore + SIM activate</w:t>
@@ -2227,12 +2603,14 @@
         </w:tc>
         <w:tc>
           <w:tcPr>
-            <w:tcW w:type="dxa" w:w="2340"/>
+            <w:tcW w:type="dxa" w:w="2256"/>
           </w:tcPr>
           <w:p>
             <w:r>
               <w:rPr>
                 <w:rFonts w:ascii="TH Sarabun New" w:hAnsi="TH Sarabun New" w:eastAsia="TH Sarabun New" w:cs="TH Sarabun New"/>
+                <w:b w:val="0"/>
+                <w:i w:val="0"/>
                 <w:sz w:val="32"/>
               </w:rPr>
               <w:t>พล รอ เอ</w:t>
@@ -2241,12 +2619,14 @@
         </w:tc>
         <w:tc>
           <w:tcPr>
-            <w:tcW w:type="dxa" w:w="2340"/>
+            <w:tcW w:type="dxa" w:w="2256"/>
           </w:tcPr>
           <w:p>
             <w:r>
               <w:rPr>
                 <w:rFonts w:ascii="TH Sarabun New" w:hAnsi="TH Sarabun New" w:eastAsia="TH Sarabun New" w:cs="TH Sarabun New"/>
+                <w:b w:val="0"/>
+                <w:i w:val="0"/>
                 <w:sz w:val="32"/>
               </w:rPr>
               <w:t>เอเตรียม FS-HCore + ซื้อ SIM ล่วงหน้า</w:t>
@@ -2257,12 +2637,14 @@
       <w:tr>
         <w:tc>
           <w:tcPr>
-            <w:tcW w:type="dxa" w:w="2340"/>
+            <w:tcW w:type="dxa" w:w="2256"/>
           </w:tcPr>
           <w:p>
             <w:r>
               <w:rPr>
                 <w:rFonts w:ascii="TH Sarabun New" w:hAnsi="TH Sarabun New" w:eastAsia="TH Sarabun New" w:cs="TH Sarabun New"/>
+                <w:b w:val="0"/>
+                <w:i w:val="0"/>
                 <w:sz w:val="32"/>
               </w:rPr>
               <w:t>PCB v2 schematic</w:t>
@@ -2271,12 +2653,14 @@
         </w:tc>
         <w:tc>
           <w:tcPr>
-            <w:tcW w:type="dxa" w:w="2340"/>
+            <w:tcW w:type="dxa" w:w="2256"/>
           </w:tcPr>
           <w:p>
             <w:r>
               <w:rPr>
                 <w:rFonts w:ascii="TH Sarabun New" w:hAnsi="TH Sarabun New" w:eastAsia="TH Sarabun New" w:cs="TH Sarabun New"/>
+                <w:b w:val="0"/>
+                <w:i w:val="0"/>
                 <w:sz w:val="32"/>
               </w:rPr>
               <w:t>Bug list จากทดสอบ PCB v1</w:t>
@@ -2285,12 +2669,14 @@
         </w:tc>
         <w:tc>
           <w:tcPr>
-            <w:tcW w:type="dxa" w:w="2340"/>
+            <w:tcW w:type="dxa" w:w="2256"/>
           </w:tcPr>
           <w:p>
             <w:r>
               <w:rPr>
                 <w:rFonts w:ascii="TH Sarabun New" w:hAnsi="TH Sarabun New" w:eastAsia="TH Sarabun New" w:cs="TH Sarabun New"/>
+                <w:b w:val="0"/>
+                <w:i w:val="0"/>
                 <w:sz w:val="32"/>
               </w:rPr>
               <w:t>เอ รอ พล</w:t>
@@ -2299,12 +2685,14 @@
         </w:tc>
         <w:tc>
           <w:tcPr>
-            <w:tcW w:type="dxa" w:w="2340"/>
+            <w:tcW w:type="dxa" w:w="2256"/>
           </w:tcPr>
           <w:p>
             <w:r>
               <w:rPr>
                 <w:rFonts w:ascii="TH Sarabun New" w:hAnsi="TH Sarabun New" w:eastAsia="TH Sarabun New" w:cs="TH Sarabun New"/>
+                <w:b w:val="0"/>
+                <w:i w:val="0"/>
                 <w:sz w:val="32"/>
               </w:rPr>
               <w:t>พลส่ง bug list ใน GitHub Issues ทันที</w:t>
@@ -2315,12 +2703,14 @@
       <w:tr>
         <w:tc>
           <w:tcPr>
-            <w:tcW w:type="dxa" w:w="2340"/>
+            <w:tcW w:type="dxa" w:w="2256"/>
           </w:tcPr>
           <w:p>
             <w:r>
               <w:rPr>
                 <w:rFonts w:ascii="TH Sarabun New" w:hAnsi="TH Sarabun New" w:eastAsia="TH Sarabun New" w:cs="TH Sarabun New"/>
+                <w:b w:val="0"/>
+                <w:i w:val="0"/>
                 <w:sz w:val="32"/>
               </w:rPr>
               <w:t>Production firmware build</w:t>
@@ -2329,12 +2719,14 @@
         </w:tc>
         <w:tc>
           <w:tcPr>
-            <w:tcW w:type="dxa" w:w="2340"/>
+            <w:tcW w:type="dxa" w:w="2256"/>
           </w:tcPr>
           <w:p>
             <w:r>
               <w:rPr>
                 <w:rFonts w:ascii="TH Sarabun New" w:hAnsi="TH Sarabun New" w:eastAsia="TH Sarabun New" w:cs="TH Sarabun New"/>
+                <w:b w:val="0"/>
+                <w:i w:val="0"/>
                 <w:sz w:val="32"/>
               </w:rPr>
               <w:t>PCB final ผ่าน QC</w:t>
@@ -2343,12 +2735,14 @@
         </w:tc>
         <w:tc>
           <w:tcPr>
-            <w:tcW w:type="dxa" w:w="2340"/>
+            <w:tcW w:type="dxa" w:w="2256"/>
           </w:tcPr>
           <w:p>
             <w:r>
               <w:rPr>
                 <w:rFonts w:ascii="TH Sarabun New" w:hAnsi="TH Sarabun New" w:eastAsia="TH Sarabun New" w:cs="TH Sarabun New"/>
+                <w:b w:val="0"/>
+                <w:i w:val="0"/>
                 <w:sz w:val="32"/>
               </w:rPr>
               <w:t>พล รอ เอ</w:t>
@@ -2357,12 +2751,14 @@
         </w:tc>
         <w:tc>
           <w:tcPr>
-            <w:tcW w:type="dxa" w:w="2340"/>
+            <w:tcW w:type="dxa" w:w="2256"/>
           </w:tcPr>
           <w:p>
             <w:r>
               <w:rPr>
                 <w:rFonts w:ascii="TH Sarabun New" w:hAnsi="TH Sarabun New" w:eastAsia="TH Sarabun New" w:cs="TH Sarabun New"/>
+                <w:b w:val="0"/>
+                <w:i w:val="0"/>
                 <w:sz w:val="32"/>
               </w:rPr>
               <w:t>เอส่ง PCB ที่ผ่าน QC ให้พลทดสอบ</w:t>
@@ -2373,12 +2769,14 @@
       <w:tr>
         <w:tc>
           <w:tcPr>
-            <w:tcW w:type="dxa" w:w="2340"/>
+            <w:tcW w:type="dxa" w:w="2256"/>
           </w:tcPr>
           <w:p>
             <w:r>
               <w:rPr>
                 <w:rFonts w:ascii="TH Sarabun New" w:hAnsi="TH Sarabun New" w:eastAsia="TH Sarabun New" w:cs="TH Sarabun New"/>
+                <w:b w:val="0"/>
+                <w:i w:val="0"/>
                 <w:sz w:val="32"/>
               </w:rPr>
               <w:t>QC Checklist firmware test</w:t>
@@ -2387,12 +2785,14 @@
         </w:tc>
         <w:tc>
           <w:tcPr>
-            <w:tcW w:type="dxa" w:w="2340"/>
+            <w:tcW w:type="dxa" w:w="2256"/>
           </w:tcPr>
           <w:p>
             <w:r>
               <w:rPr>
                 <w:rFonts w:ascii="TH Sarabun New" w:hAnsi="TH Sarabun New" w:eastAsia="TH Sarabun New" w:cs="TH Sarabun New"/>
+                <w:b w:val="0"/>
+                <w:i w:val="0"/>
                 <w:sz w:val="32"/>
               </w:rPr>
               <w:t>Firmware binary จากพล</w:t>
@@ -2401,12 +2801,14 @@
         </w:tc>
         <w:tc>
           <w:tcPr>
-            <w:tcW w:type="dxa" w:w="2340"/>
+            <w:tcW w:type="dxa" w:w="2256"/>
           </w:tcPr>
           <w:p>
             <w:r>
               <w:rPr>
                 <w:rFonts w:ascii="TH Sarabun New" w:hAnsi="TH Sarabun New" w:eastAsia="TH Sarabun New" w:cs="TH Sarabun New"/>
+                <w:b w:val="0"/>
+                <w:i w:val="0"/>
                 <w:sz w:val="32"/>
               </w:rPr>
               <w:t>เอ รอ พล</w:t>
@@ -2415,12 +2817,14 @@
         </w:tc>
         <w:tc>
           <w:tcPr>
-            <w:tcW w:type="dxa" w:w="2340"/>
+            <w:tcW w:type="dxa" w:w="2256"/>
           </w:tcPr>
           <w:p>
             <w:r>
               <w:rPr>
                 <w:rFonts w:ascii="TH Sarabun New" w:hAnsi="TH Sarabun New" w:eastAsia="TH Sarabun New" w:cs="TH Sarabun New"/>
+                <w:b w:val="0"/>
+                <w:i w:val="0"/>
                 <w:sz w:val="32"/>
               </w:rPr>
               <w:t>พลส่ง binary + flash guide ก่อน QC</w:t>
@@ -2431,12 +2835,14 @@
       <w:tr>
         <w:tc>
           <w:tcPr>
-            <w:tcW w:type="dxa" w:w="2340"/>
+            <w:tcW w:type="dxa" w:w="2256"/>
           </w:tcPr>
           <w:p>
             <w:r>
               <w:rPr>
                 <w:rFonts w:ascii="TH Sarabun New" w:hAnsi="TH Sarabun New" w:eastAsia="TH Sarabun New" w:cs="TH Sarabun New"/>
+                <w:b w:val="0"/>
+                <w:i w:val="0"/>
                 <w:sz w:val="32"/>
               </w:rPr>
               <w:t>Beta installation</w:t>
@@ -2445,12 +2851,14 @@
         </w:tc>
         <w:tc>
           <w:tcPr>
-            <w:tcW w:type="dxa" w:w="2340"/>
+            <w:tcW w:type="dxa" w:w="2256"/>
           </w:tcPr>
           <w:p>
             <w:r>
               <w:rPr>
                 <w:rFonts w:ascii="TH Sarabun New" w:hAnsi="TH Sarabun New" w:eastAsia="TH Sarabun New" w:cs="TH Sarabun New"/>
+                <w:b w:val="0"/>
+                <w:i w:val="0"/>
                 <w:sz w:val="32"/>
               </w:rPr>
               <w:t>Production units พร้อม</w:t>
@@ -2459,12 +2867,14 @@
         </w:tc>
         <w:tc>
           <w:tcPr>
-            <w:tcW w:type="dxa" w:w="2340"/>
+            <w:tcW w:type="dxa" w:w="2256"/>
           </w:tcPr>
           <w:p>
             <w:r>
               <w:rPr>
                 <w:rFonts w:ascii="TH Sarabun New" w:hAnsi="TH Sarabun New" w:eastAsia="TH Sarabun New" w:cs="TH Sarabun New"/>
+                <w:b w:val="0"/>
+                <w:i w:val="0"/>
                 <w:sz w:val="32"/>
               </w:rPr>
               <w:t>ทั้งคู่ รอ เอ</w:t>
@@ -2473,12 +2883,14 @@
         </w:tc>
         <w:tc>
           <w:tcPr>
-            <w:tcW w:type="dxa" w:w="2340"/>
+            <w:tcW w:type="dxa" w:w="2256"/>
           </w:tcPr>
           <w:p>
             <w:r>
               <w:rPr>
                 <w:rFonts w:ascii="TH Sarabun New" w:hAnsi="TH Sarabun New" w:eastAsia="TH Sarabun New" w:cs="TH Sarabun New"/>
+                <w:b w:val="0"/>
+                <w:i w:val="0"/>
                 <w:sz w:val="32"/>
               </w:rPr>
               <w:t>เอ assembly ล่วงหน้า 1 สัปดาห์</w:t>
@@ -2489,12 +2901,14 @@
       <w:tr>
         <w:tc>
           <w:tcPr>
-            <w:tcW w:type="dxa" w:w="2340"/>
+            <w:tcW w:type="dxa" w:w="2256"/>
           </w:tcPr>
           <w:p>
             <w:r>
               <w:rPr>
                 <w:rFonts w:ascii="TH Sarabun New" w:hAnsi="TH Sarabun New" w:eastAsia="TH Sarabun New" w:cs="TH Sarabun New"/>
+                <w:b w:val="0"/>
+                <w:i w:val="0"/>
                 <w:sz w:val="32"/>
               </w:rPr>
               <w:t>Dashboard go-live</w:t>
@@ -2503,12 +2917,14 @@
         </w:tc>
         <w:tc>
           <w:tcPr>
-            <w:tcW w:type="dxa" w:w="2340"/>
+            <w:tcW w:type="dxa" w:w="2256"/>
           </w:tcPr>
           <w:p>
             <w:r>
               <w:rPr>
                 <w:rFonts w:ascii="TH Sarabun New" w:hAnsi="TH Sarabun New" w:eastAsia="TH Sarabun New" w:cs="TH Sarabun New"/>
+                <w:b w:val="0"/>
+                <w:i w:val="0"/>
                 <w:sz w:val="32"/>
               </w:rPr>
               <w:t>Payment gateway test ผ่าน</w:t>
@@ -2517,12 +2933,14 @@
         </w:tc>
         <w:tc>
           <w:tcPr>
-            <w:tcW w:type="dxa" w:w="2340"/>
+            <w:tcW w:type="dxa" w:w="2256"/>
           </w:tcPr>
           <w:p>
             <w:r>
               <w:rPr>
                 <w:rFonts w:ascii="TH Sarabun New" w:hAnsi="TH Sarabun New" w:eastAsia="TH Sarabun New" w:cs="TH Sarabun New"/>
+                <w:b w:val="0"/>
+                <w:i w:val="0"/>
                 <w:sz w:val="32"/>
               </w:rPr>
               <w:t>ลูกค้า รอ พล</w:t>
@@ -2531,12 +2949,14 @@
         </w:tc>
         <w:tc>
           <w:tcPr>
-            <w:tcW w:type="dxa" w:w="2340"/>
+            <w:tcW w:type="dxa" w:w="2256"/>
           </w:tcPr>
           <w:p>
             <w:r>
               <w:rPr>
                 <w:rFonts w:ascii="TH Sarabun New" w:hAnsi="TH Sarabun New" w:eastAsia="TH Sarabun New" w:cs="TH Sarabun New"/>
+                <w:b w:val="0"/>
+                <w:i w:val="0"/>
                 <w:sz w:val="32"/>
               </w:rPr>
               <w:t>พล end-to-end test ก่อน launch 1 สัปดาห์</w:t>
@@ -2547,12 +2967,14 @@
       <w:tr>
         <w:tc>
           <w:tcPr>
-            <w:tcW w:type="dxa" w:w="2340"/>
+            <w:tcW w:type="dxa" w:w="2256"/>
           </w:tcPr>
           <w:p>
             <w:r>
               <w:rPr>
                 <w:rFonts w:ascii="TH Sarabun New" w:hAnsi="TH Sarabun New" w:eastAsia="TH Sarabun New" w:cs="TH Sarabun New"/>
+                <w:b w:val="0"/>
+                <w:i w:val="0"/>
                 <w:sz w:val="32"/>
               </w:rPr>
               <w:t>Figma handoff</w:t>
@@ -2561,12 +2983,14 @@
         </w:tc>
         <w:tc>
           <w:tcPr>
-            <w:tcW w:type="dxa" w:w="2340"/>
+            <w:tcW w:type="dxa" w:w="2256"/>
           </w:tcPr>
           <w:p>
             <w:r>
               <w:rPr>
                 <w:rFonts w:ascii="TH Sarabun New" w:hAnsi="TH Sarabun New" w:eastAsia="TH Sarabun New" w:cs="TH Sarabun New"/>
+                <w:b w:val="0"/>
+                <w:i w:val="0"/>
                 <w:sz w:val="32"/>
               </w:rPr>
               <w:t>Design จากเอ</w:t>
@@ -2575,12 +2999,14 @@
         </w:tc>
         <w:tc>
           <w:tcPr>
-            <w:tcW w:type="dxa" w:w="2340"/>
+            <w:tcW w:type="dxa" w:w="2256"/>
           </w:tcPr>
           <w:p>
             <w:r>
               <w:rPr>
                 <w:rFonts w:ascii="TH Sarabun New" w:hAnsi="TH Sarabun New" w:eastAsia="TH Sarabun New" w:cs="TH Sarabun New"/>
+                <w:b w:val="0"/>
+                <w:i w:val="0"/>
                 <w:sz w:val="32"/>
               </w:rPr>
               <w:t>พล รอ เอ</w:t>
@@ -2589,12 +3015,14 @@
         </w:tc>
         <w:tc>
           <w:tcPr>
-            <w:tcW w:type="dxa" w:w="2340"/>
+            <w:tcW w:type="dxa" w:w="2256"/>
           </w:tcPr>
           <w:p>
             <w:r>
               <w:rPr>
                 <w:rFonts w:ascii="TH Sarabun New" w:hAnsi="TH Sarabun New" w:eastAsia="TH Sarabun New" w:cs="TH Sarabun New"/>
+                <w:b w:val="0"/>
+                <w:i w:val="0"/>
                 <w:sz w:val="32"/>
               </w:rPr>
               <w:t>เอส่ง Figma link → พล implement</w:t>
@@ -2607,13 +3035,14 @@
     <w:p/>
     <w:p>
       <w:pPr>
-        <w:pStyle w:val="Heading2"/>
+        <w:pStyle w:val="Heading3"/>
       </w:pPr>
       <w:r>
         <w:rPr>
           <w:rFonts w:ascii="TH Sarabun New" w:hAnsi="TH Sarabun New" w:eastAsia="TH Sarabun New" w:cs="TH Sarabun New"/>
           <w:b/>
-          <w:sz w:val="36"/>
+          <w:i w:val="0"/>
+          <w:sz w:val="32"/>
         </w:rPr>
         <w:t>Critical Path</w:t>
       </w:r>
@@ -2636,6 +3065,8 @@
       <w:r>
         <w:rPr>
           <w:rFonts w:ascii="TH Sarabun New" w:hAnsi="TH Sarabun New" w:eastAsia="TH Sarabun New" w:cs="TH Sarabun New"/>
+          <w:b w:val="0"/>
+          <w:i w:val="0"/>
           <w:sz w:val="32"/>
         </w:rPr>
         <w:t>ถ้าขั้นตอนใดช้า 1 สัปดาห์ → ทุกอย่างหลังจากนั้นช้าตาม</w:t>
@@ -2643,24 +3074,15 @@
     </w:p>
     <w:p/>
     <w:p>
-      <w:r>
-        <w:rPr>
-          <w:rFonts w:ascii="TH Sarabun New" w:hAnsi="TH Sarabun New" w:eastAsia="TH Sarabun New" w:cs="TH Sarabun New"/>
-          <w:sz w:val="32"/>
-        </w:rPr>
-        <w:t>---</w:t>
-      </w:r>
-    </w:p>
-    <w:p/>
-    <w:p>
       <w:pPr>
-        <w:pStyle w:val="Heading1"/>
+        <w:pStyle w:val="Heading2"/>
       </w:pPr>
       <w:r>
         <w:rPr>
           <w:rFonts w:ascii="TH Sarabun New" w:hAnsi="TH Sarabun New" w:eastAsia="TH Sarabun New" w:cs="TH Sarabun New"/>
           <w:b/>
-          <w:sz w:val="40"/>
+          <w:i w:val="0"/>
+          <w:sz w:val="36"/>
         </w:rPr>
         <w:t>Phase 1 - Definition of Done (ต้องผ่านก่อนเริ่ม Phase 2)</w:t>
       </w:r>
@@ -2673,6 +3095,8 @@
       <w:r>
         <w:rPr>
           <w:rFonts w:ascii="TH Sarabun New" w:hAnsi="TH Sarabun New" w:eastAsia="TH Sarabun New" w:cs="TH Sarabun New"/>
+          <w:b w:val="0"/>
+          <w:i w:val="0"/>
           <w:sz w:val="32"/>
         </w:rPr>
         <w:t>อ่านค่า DS18B20 accuracy ±0.5°C</w:t>
@@ -2685,6 +3109,8 @@
       <w:r>
         <w:rPr>
           <w:rFonts w:ascii="TH Sarabun New" w:hAnsi="TH Sarabun New" w:eastAsia="TH Sarabun New" w:cs="TH Sarabun New"/>
+          <w:b w:val="0"/>
+          <w:i w:val="0"/>
           <w:sz w:val="32"/>
         </w:rPr>
         <w:t>Analog turbidity sensor อ่านค่าได้ถูกต้อง pipeline ส่งถึง dashboard</w:t>
@@ -2697,6 +3123,8 @@
       <w:r>
         <w:rPr>
           <w:rFonts w:ascii="TH Sarabun New" w:hAnsi="TH Sarabun New" w:eastAsia="TH Sarabun New" w:cs="TH Sarabun New"/>
+          <w:b w:val="0"/>
+          <w:i w:val="0"/>
           <w:sz w:val="32"/>
         </w:rPr>
         <w:t>GPS warm start fix &lt; 20 วินาที</w:t>
@@ -2709,6 +3137,8 @@
       <w:r>
         <w:rPr>
           <w:rFonts w:ascii="TH Sarabun New" w:hAnsi="TH Sarabun New" w:eastAsia="TH Sarabun New" w:cs="TH Sarabun New"/>
+          <w:b w:val="0"/>
+          <w:i w:val="0"/>
           <w:sz w:val="32"/>
         </w:rPr>
         <w:t>MQTT publish ผ่าน 4G TLS สำเร็จ</w:t>
@@ -2721,6 +3151,8 @@
       <w:r>
         <w:rPr>
           <w:rFonts w:ascii="TH Sarabun New" w:hAnsi="TH Sarabun New" w:eastAsia="TH Sarabun New" w:cs="TH Sarabun New"/>
+          <w:b w:val="0"/>
+          <w:i w:val="0"/>
           <w:sz w:val="32"/>
         </w:rPr>
         <w:t>Dashboard real-time + GPS map แสดงได้</w:t>
@@ -2733,6 +3165,8 @@
       <w:r>
         <w:rPr>
           <w:rFonts w:ascii="TH Sarabun New" w:hAnsi="TH Sarabun New" w:eastAsia="TH Sarabun New" w:cs="TH Sarabun New"/>
+          <w:b w:val="0"/>
+          <w:i w:val="0"/>
           <w:sz w:val="32"/>
         </w:rPr>
         <w:t>Deep sleep + wakeup ทำงาน 24 ชม. ไม่ crash</w:t>
@@ -2745,6 +3179,8 @@
       <w:r>
         <w:rPr>
           <w:rFonts w:ascii="TH Sarabun New" w:hAnsi="TH Sarabun New" w:eastAsia="TH Sarabun New" w:cs="TH Sarabun New"/>
+          <w:b w:val="0"/>
+          <w:i w:val="0"/>
           <w:sz w:val="32"/>
         </w:rPr>
         <w:t>Battery runtime ≥ 12 วัน @ 5 นาที interval (stretch goal 14-16 วัน)</w:t>
@@ -2757,6 +3193,8 @@
       <w:r>
         <w:rPr>
           <w:rFonts w:ascii="TH Sarabun New" w:hAnsi="TH Sarabun New" w:eastAsia="TH Sarabun New" w:cs="TH Sarabun New"/>
+          <w:b w:val="0"/>
+          <w:i w:val="0"/>
           <w:sz w:val="32"/>
         </w:rPr>
         <w:t>OTA update จาก dashboard สำเร็จ</w:t>
@@ -2769,6 +3207,8 @@
       <w:r>
         <w:rPr>
           <w:rFonts w:ascii="TH Sarabun New" w:hAnsi="TH Sarabun New" w:eastAsia="TH Sarabun New" w:cs="TH Sarabun New"/>
+          <w:b w:val="0"/>
+          <w:i w:val="0"/>
           <w:sz w:val="32"/>
         </w:rPr>
         <w:t>LINE alert ทำงานได้</w:t>
@@ -2781,6 +3221,8 @@
       <w:r>
         <w:rPr>
           <w:rFonts w:ascii="TH Sarabun New" w:hAnsi="TH Sarabun New" w:eastAsia="TH Sarabun New" w:cs="TH Sarabun New"/>
+          <w:b w:val="0"/>
+          <w:i w:val="0"/>
           <w:sz w:val="32"/>
         </w:rPr>
         <w:t>IP67 self-test ผ่าน (จุ่ม 1m 30 นาที แห้ง)</w:t>
@@ -2793,6 +3235,8 @@
       <w:r>
         <w:rPr>
           <w:rFonts w:ascii="TH Sarabun New" w:hAnsi="TH Sarabun New" w:eastAsia="TH Sarabun New" w:cs="TH Sarabun New"/>
+          <w:b w:val="0"/>
+          <w:i w:val="0"/>
           <w:sz w:val="32"/>
         </w:rPr>
         <w:t>3 configurations (ทุ่น/ไม้/ทุ่น+ไม้) ผ่านในบ่อจริง</w:t>
@@ -2805,6 +3249,8 @@
       <w:r>
         <w:rPr>
           <w:rFonts w:ascii="TH Sarabun New" w:hAnsi="TH Sarabun New" w:eastAsia="TH Sarabun New" w:cs="TH Sarabun New"/>
+          <w:b w:val="0"/>
+          <w:i w:val="0"/>
           <w:sz w:val="32"/>
         </w:rPr>
         <w:t>ไม่มี critical bug ค้างใน GitHub Issues</w:t>
@@ -2813,13 +3259,14 @@
     <w:p/>
     <w:p>
       <w:pPr>
-        <w:pStyle w:val="Heading1"/>
+        <w:pStyle w:val="Heading2"/>
       </w:pPr>
       <w:r>
         <w:rPr>
           <w:rFonts w:ascii="TH Sarabun New" w:hAnsi="TH Sarabun New" w:eastAsia="TH Sarabun New" w:cs="TH Sarabun New"/>
           <w:b/>
-          <w:sz w:val="40"/>
+          <w:i w:val="0"/>
+          <w:sz w:val="36"/>
         </w:rPr>
         <w:t>Phase 2 - Definition of Done</w:t>
       </w:r>
@@ -2832,6 +3279,8 @@
       <w:r>
         <w:rPr>
           <w:rFonts w:ascii="TH Sarabun New" w:hAnsi="TH Sarabun New" w:eastAsia="TH Sarabun New" w:cs="TH Sarabun New"/>
+          <w:b w:val="0"/>
+          <w:i w:val="0"/>
           <w:sz w:val="32"/>
         </w:rPr>
         <w:t>PCB final ทำงานเหมือน FS-HCore ทุก function</w:t>
@@ -2844,6 +3293,8 @@
       <w:r>
         <w:rPr>
           <w:rFonts w:ascii="TH Sarabun New" w:hAnsi="TH Sarabun New" w:eastAsia="TH Sarabun New" w:cs="TH Sarabun New"/>
+          <w:b w:val="0"/>
+          <w:i w:val="0"/>
           <w:sz w:val="32"/>
         </w:rPr>
         <w:t>Test points TP1-TP6 ได้ค่าตาม spec</w:t>
@@ -2856,6 +3307,8 @@
       <w:r>
         <w:rPr>
           <w:rFonts w:ascii="TH Sarabun New" w:hAnsi="TH Sarabun New" w:eastAsia="TH Sarabun New" w:cs="TH Sarabun New"/>
+          <w:b w:val="0"/>
+          <w:i w:val="0"/>
           <w:sz w:val="32"/>
         </w:rPr>
         <w:t>IP67 self-test ผ่านใน enclosure จริง</w:t>
@@ -2868,6 +3321,8 @@
       <w:r>
         <w:rPr>
           <w:rFonts w:ascii="TH Sarabun New" w:hAnsi="TH Sarabun New" w:eastAsia="TH Sarabun New" w:cs="TH Sarabun New"/>
+          <w:b w:val="0"/>
+          <w:i w:val="0"/>
           <w:sz w:val="32"/>
         </w:rPr>
         <w:t>Production firmware + Flash Encryption build สำเร็จ</w:t>
@@ -2880,6 +3335,8 @@
       <w:r>
         <w:rPr>
           <w:rFonts w:ascii="TH Sarabun New" w:hAnsi="TH Sarabun New" w:eastAsia="TH Sarabun New" w:cs="TH Sarabun New"/>
+          <w:b w:val="0"/>
+          <w:i w:val="0"/>
           <w:sz w:val="32"/>
         </w:rPr>
         <w:t>Pilot batch 10 ชิ้น QC ผ่านทั้งหมด</w:t>
@@ -2892,6 +3349,8 @@
       <w:r>
         <w:rPr>
           <w:rFonts w:ascii="TH Sarabun New" w:hAnsi="TH Sarabun New" w:eastAsia="TH Sarabun New" w:cs="TH Sarabun New"/>
+          <w:b w:val="0"/>
+          <w:i w:val="0"/>
           <w:sz w:val="32"/>
         </w:rPr>
         <w:t>กสทช. application ยื่นแล้ว</w:t>
@@ -2900,13 +3359,14 @@
     <w:p/>
     <w:p>
       <w:pPr>
-        <w:pStyle w:val="Heading1"/>
+        <w:pStyle w:val="Heading2"/>
       </w:pPr>
       <w:r>
         <w:rPr>
           <w:rFonts w:ascii="TH Sarabun New" w:hAnsi="TH Sarabun New" w:eastAsia="TH Sarabun New" w:cs="TH Sarabun New"/>
           <w:b/>
-          <w:sz w:val="40"/>
+          <w:i w:val="0"/>
+          <w:sz w:val="36"/>
         </w:rPr>
         <w:t>Phase 3 - Definition of Done</w:t>
       </w:r>
@@ -2919,6 +3379,8 @@
       <w:r>
         <w:rPr>
           <w:rFonts w:ascii="TH Sarabun New" w:hAnsi="TH Sarabun New" w:eastAsia="TH Sarabun New" w:cs="TH Sarabun New"/>
+          <w:b w:val="0"/>
+          <w:i w:val="0"/>
           <w:sz w:val="32"/>
         </w:rPr>
         <w:t>มี pilot farms ใช้งานจริงอย่างน้อย 3 farms</w:t>
@@ -2931,6 +3393,8 @@
       <w:r>
         <w:rPr>
           <w:rFonts w:ascii="TH Sarabun New" w:hAnsi="TH Sarabun New" w:eastAsia="TH Sarabun New" w:cs="TH Sarabun New"/>
+          <w:b w:val="0"/>
+          <w:i w:val="0"/>
           <w:sz w:val="32"/>
         </w:rPr>
         <w:t>มี waitlist / pipeline พร้อมซื้อหลัง commercial launch ≥ 10 farms</w:t>
@@ -2943,6 +3407,8 @@
       <w:r>
         <w:rPr>
           <w:rFonts w:ascii="TH Sarabun New" w:hAnsi="TH Sarabun New" w:eastAsia="TH Sarabun New" w:cs="TH Sarabun New"/>
+          <w:b w:val="0"/>
+          <w:i w:val="0"/>
           <w:sz w:val="32"/>
         </w:rPr>
         <w:t>Customer satisfaction &gt; 4/5 จาก pilot users</w:t>
@@ -2955,6 +3421,8 @@
       <w:r>
         <w:rPr>
           <w:rFonts w:ascii="TH Sarabun New" w:hAnsi="TH Sarabun New" w:eastAsia="TH Sarabun New" w:cs="TH Sarabun New"/>
+          <w:b w:val="0"/>
+          <w:i w:val="0"/>
           <w:sz w:val="32"/>
         </w:rPr>
         <w:t>Zero critical bugs 7 วัน (Sentry)</w:t>
@@ -2967,6 +3435,8 @@
       <w:r>
         <w:rPr>
           <w:rFonts w:ascii="TH Sarabun New" w:hAnsi="TH Sarabun New" w:eastAsia="TH Sarabun New" w:cs="TH Sarabun New"/>
+          <w:b w:val="0"/>
+          <w:i w:val="0"/>
           <w:sz w:val="32"/>
         </w:rPr>
         <w:t>OTA deploy ได้โดยไม่ downtime</w:t>
@@ -2979,6 +3449,8 @@
       <w:r>
         <w:rPr>
           <w:rFonts w:ascii="TH Sarabun New" w:hAnsi="TH Sarabun New" w:eastAsia="TH Sarabun New" w:cs="TH Sarabun New"/>
+          <w:b w:val="0"/>
+          <w:i w:val="0"/>
           <w:sz w:val="32"/>
         </w:rPr>
         <w:t>Dashboard ใช้ได้บน mobile</w:t>
@@ -2991,6 +3463,8 @@
       <w:r>
         <w:rPr>
           <w:rFonts w:ascii="TH Sarabun New" w:hAnsi="TH Sarabun New" w:eastAsia="TH Sarabun New" w:cs="TH Sarabun New"/>
+          <w:b w:val="0"/>
+          <w:i w:val="0"/>
           <w:sz w:val="32"/>
         </w:rPr>
         <w:t>ลูกค้าติดตั้งเองได้จากคู่มือ</w:t>
@@ -3003,6 +3477,8 @@
       <w:r>
         <w:rPr>
           <w:rFonts w:ascii="TH Sarabun New" w:hAnsi="TH Sarabun New" w:eastAsia="TH Sarabun New" w:cs="TH Sarabun New"/>
+          <w:b w:val="0"/>
+          <w:i w:val="0"/>
           <w:sz w:val="32"/>
         </w:rPr>
         <w:t>Support response &lt; 24 ชม.</w:t>
@@ -3015,6 +3491,8 @@
       <w:r>
         <w:rPr>
           <w:rFonts w:ascii="TH Sarabun New" w:hAnsi="TH Sarabun New" w:eastAsia="TH Sarabun New" w:cs="TH Sarabun New"/>
+          <w:b w:val="0"/>
+          <w:i w:val="0"/>
           <w:sz w:val="32"/>
         </w:rPr>
         <w:t>Commercial launch จะทำหลัง กสทช. อนุมัติเท่านั้น</w:t>
@@ -3022,24 +3500,15 @@
     </w:p>
     <w:p/>
     <w:p>
-      <w:r>
-        <w:rPr>
-          <w:rFonts w:ascii="TH Sarabun New" w:hAnsi="TH Sarabun New" w:eastAsia="TH Sarabun New" w:cs="TH Sarabun New"/>
-          <w:sz w:val="32"/>
-        </w:rPr>
-        <w:t>---</w:t>
-      </w:r>
-    </w:p>
-    <w:p/>
-    <w:p>
       <w:pPr>
-        <w:pStyle w:val="Heading1"/>
+        <w:pStyle w:val="Heading2"/>
       </w:pPr>
       <w:r>
         <w:rPr>
           <w:rFonts w:ascii="TH Sarabun New" w:hAnsi="TH Sarabun New" w:eastAsia="TH Sarabun New" w:cs="TH Sarabun New"/>
           <w:b/>
-          <w:sz w:val="40"/>
+          <w:i w:val="0"/>
+          <w:sz w:val="36"/>
         </w:rPr>
         <w:t>Risk Scenarios</w:t>
       </w:r>
@@ -3049,22 +3518,24 @@
       <w:tblPr>
         <w:tblStyle w:val="TableGrid"/>
         <w:tblW w:type="auto" w:w="0"/>
+        <w:tblLayout w:type="autofit"/>
         <w:tblLook w:firstColumn="1" w:firstRow="1" w:lastColumn="0" w:lastRow="0" w:noHBand="0" w:noVBand="1" w:val="04A0"/>
       </w:tblPr>
       <w:tblGrid>
-        <w:gridCol w:w="4680"/>
-        <w:gridCol w:w="4680"/>
+        <w:gridCol w:w="4513"/>
+        <w:gridCol w:w="4513"/>
       </w:tblGrid>
       <w:tr>
         <w:tc>
           <w:tcPr>
-            <w:tcW w:type="dxa" w:w="4680"/>
+            <w:tcW w:type="dxa" w:w="4513"/>
           </w:tcPr>
           <w:p>
             <w:r>
               <w:rPr>
                 <w:rFonts w:ascii="TH Sarabun New" w:hAnsi="TH Sarabun New" w:eastAsia="TH Sarabun New" w:cs="TH Sarabun New"/>
                 <w:b/>
+                <w:i w:val="0"/>
                 <w:sz w:val="32"/>
               </w:rPr>
               <w:t>สถานการณ์</w:t>
@@ -3073,13 +3544,14 @@
         </w:tc>
         <w:tc>
           <w:tcPr>
-            <w:tcW w:type="dxa" w:w="4680"/>
+            <w:tcW w:type="dxa" w:w="4513"/>
           </w:tcPr>
           <w:p>
             <w:r>
               <w:rPr>
                 <w:rFonts w:ascii="TH Sarabun New" w:hAnsi="TH Sarabun New" w:eastAsia="TH Sarabun New" w:cs="TH Sarabun New"/>
                 <w:b/>
+                <w:i w:val="0"/>
                 <w:sz w:val="32"/>
               </w:rPr>
               <w:t>แนวทาง</w:t>
@@ -3090,12 +3562,14 @@
       <w:tr>
         <w:tc>
           <w:tcPr>
-            <w:tcW w:type="dxa" w:w="4680"/>
+            <w:tcW w:type="dxa" w:w="4513"/>
           </w:tcPr>
           <w:p>
             <w:r>
               <w:rPr>
                 <w:rFonts w:ascii="TH Sarabun New" w:hAnsi="TH Sarabun New" w:eastAsia="TH Sarabun New" w:cs="TH Sarabun New"/>
+                <w:b w:val="0"/>
+                <w:i w:val="0"/>
                 <w:sz w:val="32"/>
               </w:rPr>
               <w:t>PCB JLCPCB ส่งช้า +1-2 สัปดาห์</w:t>
@@ -3104,12 +3578,14 @@
         </w:tc>
         <w:tc>
           <w:tcPr>
-            <w:tcW w:type="dxa" w:w="4680"/>
+            <w:tcW w:type="dxa" w:w="4513"/>
           </w:tcPr>
           <w:p>
             <w:r>
               <w:rPr>
                 <w:rFonts w:ascii="TH Sarabun New" w:hAnsi="TH Sarabun New" w:eastAsia="TH Sarabun New" w:cs="TH Sarabun New"/>
+                <w:b w:val="0"/>
+                <w:i w:val="0"/>
                 <w:sz w:val="32"/>
               </w:rPr>
               <w:t>พลทำ firmware + backend บน DevKit ต่อ ไม่หยุด</w:t>
@@ -3120,12 +3596,14 @@
       <w:tr>
         <w:tc>
           <w:tcPr>
-            <w:tcW w:type="dxa" w:w="4680"/>
+            <w:tcW w:type="dxa" w:w="4513"/>
           </w:tcPr>
           <w:p>
             <w:r>
               <w:rPr>
                 <w:rFonts w:ascii="TH Sarabun New" w:hAnsi="TH Sarabun New" w:eastAsia="TH Sarabun New" w:cs="TH Sarabun New"/>
+                <w:b w:val="0"/>
+                <w:i w:val="0"/>
                 <w:sz w:val="32"/>
               </w:rPr>
               <w:t>Component out of stock</w:t>
@@ -3134,12 +3612,14 @@
         </w:tc>
         <w:tc>
           <w:tcPr>
-            <w:tcW w:type="dxa" w:w="4680"/>
+            <w:tcW w:type="dxa" w:w="4513"/>
           </w:tcPr>
           <w:p>
             <w:r>
               <w:rPr>
                 <w:rFonts w:ascii="TH Sarabun New" w:hAnsi="TH Sarabun New" w:eastAsia="TH Sarabun New" w:cs="TH Sarabun New"/>
+                <w:b w:val="0"/>
+                <w:i w:val="0"/>
                 <w:sz w:val="32"/>
               </w:rPr>
               <w:t>เช็ค stock ก่อนสั่ง 2 สัปดาห์ มี LCSC backup part</w:t>
@@ -3150,12 +3630,14 @@
       <w:tr>
         <w:tc>
           <w:tcPr>
-            <w:tcW w:type="dxa" w:w="4680"/>
+            <w:tcW w:type="dxa" w:w="4513"/>
           </w:tcPr>
           <w:p>
             <w:r>
               <w:rPr>
                 <w:rFonts w:ascii="TH Sarabun New" w:hAnsi="TH Sarabun New" w:eastAsia="TH Sarabun New" w:cs="TH Sarabun New"/>
+                <w:b w:val="0"/>
+                <w:i w:val="0"/>
                 <w:sz w:val="32"/>
               </w:rPr>
               <w:t>PCB v1 bug เยอะ → ต้อง v3</w:t>
@@ -3164,12 +3646,14 @@
         </w:tc>
         <w:tc>
           <w:tcPr>
-            <w:tcW w:type="dxa" w:w="4680"/>
+            <w:tcW w:type="dxa" w:w="4513"/>
           </w:tcPr>
           <w:p>
             <w:r>
               <w:rPr>
                 <w:rFonts w:ascii="TH Sarabun New" w:hAnsi="TH Sarabun New" w:eastAsia="TH Sarabun New" w:cs="TH Sarabun New"/>
+                <w:b w:val="0"/>
+                <w:i w:val="0"/>
                 <w:sz w:val="32"/>
               </w:rPr>
               <w:t>ยอมรับได้ v3 = +500 THB งบยังพอ</w:t>
@@ -3180,12 +3664,14 @@
       <w:tr>
         <w:tc>
           <w:tcPr>
-            <w:tcW w:type="dxa" w:w="4680"/>
+            <w:tcW w:type="dxa" w:w="4513"/>
           </w:tcPr>
           <w:p>
             <w:r>
               <w:rPr>
                 <w:rFonts w:ascii="TH Sarabun New" w:hAnsi="TH Sarabun New" w:eastAsia="TH Sarabun New" w:cs="TH Sarabun New"/>
+                <w:b w:val="0"/>
+                <w:i w:val="0"/>
                 <w:sz w:val="32"/>
               </w:rPr>
               <w:t>Analog turbidity sensor ไม่ทำงานที่ VBAT 3.7V</w:t>
@@ -3194,12 +3680,14 @@
         </w:tc>
         <w:tc>
           <w:tcPr>
-            <w:tcW w:type="dxa" w:w="4680"/>
+            <w:tcW w:type="dxa" w:w="4513"/>
           </w:tcPr>
           <w:p>
             <w:r>
               <w:rPr>
                 <w:rFonts w:ascii="TH Sarabun New" w:hAnsi="TH Sarabun New" w:eastAsia="TH Sarabun New" w:cs="TH Sarabun New"/>
+                <w:b w:val="0"/>
+                <w:i w:val="0"/>
                 <w:sz w:val="32"/>
               </w:rPr>
               <w:t>ใช้ MT3608 step-up 5V มีอยู่แล้วใน procurement</w:t>
@@ -3210,12 +3698,14 @@
       <w:tr>
         <w:tc>
           <w:tcPr>
-            <w:tcW w:type="dxa" w:w="4680"/>
+            <w:tcW w:type="dxa" w:w="4513"/>
           </w:tcPr>
           <w:p>
             <w:r>
               <w:rPr>
                 <w:rFonts w:ascii="TH Sarabun New" w:hAnsi="TH Sarabun New" w:eastAsia="TH Sarabun New" w:cs="TH Sarabun New"/>
+                <w:b w:val="0"/>
+                <w:i w:val="0"/>
                 <w:sz w:val="32"/>
               </w:rPr>
               <w:t>กสทช. ล่าช้า</w:t>
@@ -3224,12 +3714,14 @@
         </w:tc>
         <w:tc>
           <w:tcPr>
-            <w:tcW w:type="dxa" w:w="4680"/>
+            <w:tcW w:type="dxa" w:w="4513"/>
           </w:tcPr>
           <w:p>
             <w:r>
               <w:rPr>
                 <w:rFonts w:ascii="TH Sarabun New" w:hAnsi="TH Sarabun New" w:eastAsia="TH Sarabun New" w:cs="TH Sarabun New"/>
+                <w:b w:val="0"/>
+                <w:i w:val="0"/>
                 <w:sz w:val="32"/>
               </w:rPr>
               <w:t>ไม่บล็อก pilot - แต่บล็อก commercial launch</w:t>
@@ -3240,12 +3732,14 @@
       <w:tr>
         <w:tc>
           <w:tcPr>
-            <w:tcW w:type="dxa" w:w="4680"/>
+            <w:tcW w:type="dxa" w:w="4513"/>
           </w:tcPr>
           <w:p>
             <w:r>
               <w:rPr>
                 <w:rFonts w:ascii="TH Sarabun New" w:hAnsi="TH Sarabun New" w:eastAsia="TH Sarabun New" w:cs="TH Sarabun New"/>
+                <w:b w:val="0"/>
+                <w:i w:val="0"/>
                 <w:sz w:val="32"/>
               </w:rPr>
               <w:t>Burn out ทีม 2 คน</w:t>
@@ -3254,12 +3748,14 @@
         </w:tc>
         <w:tc>
           <w:tcPr>
-            <w:tcW w:type="dxa" w:w="4680"/>
+            <w:tcW w:type="dxa" w:w="4513"/>
           </w:tcPr>
           <w:p>
             <w:r>
               <w:rPr>
                 <w:rFonts w:ascii="TH Sarabun New" w:hAnsi="TH Sarabun New" w:eastAsia="TH Sarabun New" w:cs="TH Sarabun New"/>
+                <w:b w:val="0"/>
+                <w:i w:val="0"/>
                 <w:sz w:val="32"/>
               </w:rPr>
               <w:t>Weekly sync + milestone celebration + กำหนด working hours</w:t>
@@ -3271,24 +3767,15 @@
     <w:p/>
     <w:p/>
     <w:p>
-      <w:r>
-        <w:rPr>
-          <w:rFonts w:ascii="TH Sarabun New" w:hAnsi="TH Sarabun New" w:eastAsia="TH Sarabun New" w:cs="TH Sarabun New"/>
-          <w:sz w:val="32"/>
-        </w:rPr>
-        <w:t>---</w:t>
-      </w:r>
-    </w:p>
-    <w:p/>
-    <w:p>
       <w:pPr>
-        <w:pStyle w:val="Heading1"/>
+        <w:pStyle w:val="Heading2"/>
       </w:pPr>
       <w:r>
         <w:rPr>
           <w:rFonts w:ascii="TH Sarabun New" w:hAnsi="TH Sarabun New" w:eastAsia="TH Sarabun New" w:cs="TH Sarabun New"/>
           <w:b/>
-          <w:sz w:val="40"/>
+          <w:i w:val="0"/>
+          <w:sz w:val="36"/>
         </w:rPr>
         <w:t>Weekly Sync Agenda (~15-25 นาที)</w:t>
       </w:r>
@@ -3301,6 +3788,8 @@
       <w:r>
         <w:rPr>
           <w:rFonts w:ascii="TH Sarabun New" w:hAnsi="TH Sarabun New" w:eastAsia="TH Sarabun New" w:cs="TH Sarabun New"/>
+          <w:b w:val="0"/>
+          <w:i w:val="0"/>
           <w:sz w:val="32"/>
         </w:rPr>
         <w:t>What did we do? (5 นาที)</w:t>
@@ -3313,6 +3802,8 @@
       <w:r>
         <w:rPr>
           <w:rFonts w:ascii="TH Sarabun New" w:hAnsi="TH Sarabun New" w:eastAsia="TH Sarabun New" w:cs="TH Sarabun New"/>
+          <w:b w:val="0"/>
+          <w:i w:val="0"/>
           <w:sz w:val="32"/>
         </w:rPr>
         <w:t>What's blocking? (5 นาที)</w:t>
@@ -3325,6 +3816,8 @@
       <w:r>
         <w:rPr>
           <w:rFonts w:ascii="TH Sarabun New" w:hAnsi="TH Sarabun New" w:eastAsia="TH Sarabun New" w:cs="TH Sarabun New"/>
+          <w:b w:val="0"/>
+          <w:i w:val="0"/>
           <w:sz w:val="32"/>
         </w:rPr>
         <w:t>What's next? (5 นาที)</w:t>
@@ -3337,6 +3830,8 @@
       <w:r>
         <w:rPr>
           <w:rFonts w:ascii="TH Sarabun New" w:hAnsi="TH Sarabun New" w:eastAsia="TH Sarabun New" w:cs="TH Sarabun New"/>
+          <w:b w:val="0"/>
+          <w:i w:val="0"/>
           <w:sz w:val="32"/>
         </w:rPr>
         <w:t>Sync items ที่ต้องตัดสินใจร่วมกัน (10 นาที ถ้ามี)</w:t>
@@ -3347,19 +3842,80 @@
       <w:r>
         <w:rPr>
           <w:rFonts w:ascii="TH Sarabun New" w:hAnsi="TH Sarabun New" w:eastAsia="TH Sarabun New" w:cs="TH Sarabun New"/>
+          <w:b/>
+          <w:i w:val="0"/>
           <w:sz w:val="32"/>
         </w:rPr>
-        <w:t>**Communication:** GitHub Issues (tasks) · LINE/Discord (daily) · Claude Project (reference) · Figma (UI design)</w:t>
+        <w:t>Communication:</w:t>
+      </w:r>
+      <w:r>
+        <w:rPr>
+          <w:rFonts w:ascii="TH Sarabun New" w:hAnsi="TH Sarabun New" w:eastAsia="TH Sarabun New" w:cs="TH Sarabun New"/>
+          <w:b w:val="0"/>
+          <w:i w:val="0"/>
+          <w:sz w:val="32"/>
+        </w:rPr>
+        <w:t xml:space="preserve"> GitHub Issues (tasks) · LINE/Discord (daily) · Claude Project (reference) · Figma (UI design)</w:t>
       </w:r>
     </w:p>
     <w:sectPr>
-      <w:pgSz w:w="12240" w:h="15840"/>
+      <w:headerReference w:type="default" r:id="rId9"/>
+      <w:footerReference w:type="default" r:id="rId10"/>
+      <w:pgSz w:w="11906" w:h="16838"/>
       <w:pgMar w:top="1440" w:right="1440" w:bottom="1440" w:left="1440" w:header="720" w:footer="720" w:gutter="0"/>
       <w:cols w:space="720"/>
       <w:docGrid w:linePitch="360"/>
     </w:sectPr>
   </w:body>
 </w:document>
+</file>
+
+<file path=word/footer1.xml><?xml version="1.0" encoding="utf-8"?>
+<w:ftr xmlns:m="http://schemas.openxmlformats.org/officeDocument/2006/math" xmlns:mc="http://schemas.openxmlformats.org/markup-compatibility/2006" xmlns:mo="http://schemas.microsoft.com/office/mac/office/2008/main" xmlns:mv="urn:schemas-microsoft-com:mac:vml" xmlns:o="urn:schemas-microsoft-com:office:office" xmlns:r="http://schemas.openxmlformats.org/officeDocument/2006/relationships" xmlns:v="urn:schemas-microsoft-com:vml" xmlns:w10="urn:schemas-microsoft-com:office:word" xmlns:w14="http://schemas.microsoft.com/office/word/2010/wordml" xmlns:w="http://schemas.openxmlformats.org/wordprocessingml/2006/main" xmlns:wne="http://schemas.microsoft.com/office/word/2006/wordml" xmlns:wp14="http://schemas.microsoft.com/office/word/2010/wordprocessingDrawing" xmlns:wp="http://schemas.openxmlformats.org/drawingml/2006/wordprocessingDrawing" xmlns:wpc="http://schemas.microsoft.com/office/word/2010/wordprocessingCanvas" xmlns:wpg="http://schemas.microsoft.com/office/word/2010/wordprocessingGroup" xmlns:wpi="http://schemas.microsoft.com/office/word/2010/wordprocessingInk" xmlns:wps="http://schemas.microsoft.com/office/word/2010/wordprocessingShape" mc:Ignorable="w14 wp14">
+  <w:p>
+    <w:pPr>
+      <w:pStyle w:val="Footer"/>
+      <w:jc w:val="center"/>
+    </w:pPr>
+    <w:r>
+      <w:rPr>
+        <w:rFonts w:ascii="TH Sarabun New" w:hAnsi="TH Sarabun New" w:eastAsia="TH Sarabun New" w:cs="TH Sarabun New"/>
+        <w:sz w:val="20"/>
+      </w:rPr>
+      <w:t xml:space="preserve">หน้า </w:t>
+    </w:r>
+    <w:r>
+      <w:rPr>
+        <w:rFonts w:ascii="TH Sarabun New" w:hAnsi="TH Sarabun New" w:eastAsia="TH Sarabun New" w:cs="TH Sarabun New"/>
+        <w:sz w:val="20"/>
+      </w:rPr>
+      <w:fldChar w:fldCharType="begin"/>
+      <w:instrText xml:space="preserve"> PAGE </w:instrText>
+      <w:fldChar w:fldCharType="separate"/>
+      <w:fldChar w:fldCharType="end"/>
+    </w:r>
+  </w:p>
+</w:ftr>
+</file>
+
+<file path=word/header1.xml><?xml version="1.0" encoding="utf-8"?>
+<w:hdr xmlns:m="http://schemas.openxmlformats.org/officeDocument/2006/math" xmlns:mc="http://schemas.openxmlformats.org/markup-compatibility/2006" xmlns:mo="http://schemas.microsoft.com/office/mac/office/2008/main" xmlns:mv="urn:schemas-microsoft-com:mac:vml" xmlns:o="urn:schemas-microsoft-com:office:office" xmlns:r="http://schemas.openxmlformats.org/officeDocument/2006/relationships" xmlns:v="urn:schemas-microsoft-com:vml" xmlns:w10="urn:schemas-microsoft-com:office:word" xmlns:w14="http://schemas.microsoft.com/office/word/2010/wordml" xmlns:w="http://schemas.openxmlformats.org/wordprocessingml/2006/main" xmlns:wne="http://schemas.microsoft.com/office/word/2006/wordml" xmlns:wp14="http://schemas.microsoft.com/office/word/2010/wordprocessingDrawing" xmlns:wp="http://schemas.openxmlformats.org/drawingml/2006/wordprocessingDrawing" xmlns:wpc="http://schemas.microsoft.com/office/word/2010/wordprocessingCanvas" xmlns:wpg="http://schemas.microsoft.com/office/word/2010/wordprocessingGroup" xmlns:wpi="http://schemas.microsoft.com/office/word/2010/wordprocessingInk" xmlns:wps="http://schemas.microsoft.com/office/word/2010/wordprocessingShape" mc:Ignorable="w14 wp14">
+  <w:p>
+    <w:pPr>
+      <w:pStyle w:val="Header"/>
+      <w:jc w:val="right"/>
+    </w:pPr>
+    <w:r>
+      <w:rPr>
+        <w:rFonts w:ascii="TH Sarabun New" w:hAnsi="TH Sarabun New" w:eastAsia="TH Sarabun New" w:cs="TH Sarabun New"/>
+        <w:b w:val="0"/>
+        <w:i w:val="0"/>
+        <w:sz w:val="20"/>
+      </w:rPr>
+      <w:t>SB-00 - Development Plan Summary</w:t>
+    </w:r>
+  </w:p>
+</w:hdr>
 </file>
 
 <file path=word/numbering.xml><?xml version="1.0" encoding="utf-8"?>
@@ -3725,6 +4281,9 @@
     <w:name w:val="Normal"/>
     <w:qFormat/>
     <w:rsid w:val="00FC693F"/>
+    <w:pPr>
+      <w:spacing w:after="120" w:line="276" w:lineRule="auto"/>
+    </w:pPr>
     <w:rPr>
       <w:rFonts w:ascii="TH Sarabun New" w:hAnsi="TH Sarabun New"/>
       <w:sz w:val="32"/>
@@ -3785,7 +4344,7 @@
     <w:pPr>
       <w:keepNext/>
       <w:keepLines/>
-      <w:spacing w:before="480" w:after="0"/>
+      <w:spacing w:before="480" w:after="120" w:line="276" w:lineRule="auto"/>
       <w:outlineLvl w:val="0"/>
     </w:pPr>
     <w:rPr>
@@ -3809,7 +4368,7 @@
     <w:pPr>
       <w:keepNext/>
       <w:keepLines/>
-      <w:spacing w:before="200" w:after="0"/>
+      <w:spacing w:before="200" w:after="120" w:line="276" w:lineRule="auto"/>
       <w:outlineLvl w:val="1"/>
     </w:pPr>
     <w:rPr>
@@ -3833,7 +4392,7 @@
     <w:pPr>
       <w:keepNext/>
       <w:keepLines/>
-      <w:spacing w:before="200" w:after="0"/>
+      <w:spacing w:before="200" w:after="120" w:line="276" w:lineRule="auto"/>
       <w:outlineLvl w:val="2"/>
     </w:pPr>
     <w:rPr>
@@ -4075,15 +4634,16 @@
       <w:pBdr>
         <w:bottom w:val="single" w:sz="8" w:space="4" w:color="4F81BD" w:themeColor="accent1"/>
       </w:pBdr>
-      <w:spacing w:after="300" w:line="240" w:lineRule="auto"/>
+      <w:spacing w:after="120" w:line="276" w:lineRule="auto"/>
       <w:contextualSpacing/>
     </w:pPr>
     <w:rPr>
       <w:rFonts w:asciiTheme="majorHAnsi" w:eastAsiaTheme="majorEastAsia" w:hAnsiTheme="majorHAnsi" w:cstheme="majorBidi" w:ascii="TH Sarabun New" w:hAnsi="TH Sarabun New"/>
+      <w:b/>
       <w:color w:val="17365D" w:themeColor="text2" w:themeShade="BF"/>
       <w:spacing w:val="5"/>
       <w:kern w:val="28"/>
-      <w:sz w:val="48"/>
+      <w:sz w:val="52"/>
       <w:szCs w:val="52"/>
     </w:rPr>
   </w:style>
@@ -4257,8 +4817,13 @@
       <w:numPr>
         <w:numId w:val="1"/>
       </w:numPr>
+      <w:spacing w:after="80" w:line="264" w:lineRule="auto"/>
       <w:contextualSpacing/>
     </w:pPr>
+    <w:rPr>
+      <w:rFonts w:ascii="TH Sarabun New" w:hAnsi="TH Sarabun New"/>
+      <w:sz w:val="32"/>
+    </w:rPr>
   </w:style>
   <w:style w:type="paragraph" w:styleId="ListBullet2">
     <w:name w:val="List Bullet 2"/>
@@ -4296,8 +4861,13 @@
       <w:numPr>
         <w:numId w:val="5"/>
       </w:numPr>
+      <w:spacing w:after="80" w:line="264" w:lineRule="auto"/>
       <w:contextualSpacing/>
     </w:pPr>
+    <w:rPr>
+      <w:rFonts w:ascii="TH Sarabun New" w:hAnsi="TH Sarabun New"/>
+      <w:sz w:val="32"/>
+    </w:rPr>
   </w:style>
   <w:style w:type="paragraph" w:styleId="ListNumber2">
     <w:name w:val="List Number 2"/>
@@ -15415,6 +15985,10 @@
   </w:style>
   <w:style w:type="paragraph" w:customStyle="1" w:styleId="CodeBlock">
     <w:name w:val="Code Block"/>
+    <w:pPr>
+      <w:spacing w:after="120" w:line="240" w:lineRule="auto"/>
+      <w:ind w:left="360"/>
+    </w:pPr>
     <w:rPr>
       <w:rFonts w:ascii="Consolas" w:hAnsi="Consolas"/>
       <w:sz w:val="18"/>

--- a/doc/human/SB-00_Dev_Plan_Summary_v1_1.docx
+++ b/doc/human/SB-00_Dev_Plan_Summary_v1_1.docx
@@ -140,79 +140,7 @@
           <w:i w:val="0"/>
           <w:sz w:val="32"/>
         </w:rPr>
-        <w:t xml:space="preserve"> เอกสารนี้อ้างอิงสมมติฐานกลางใน SB-00</w:t>
-      </w:r>
-      <w:r>
-        <w:rPr>
-          <w:rFonts w:ascii="TH Sarabun New" w:hAnsi="TH Sarabun New" w:eastAsia="TH Sarabun New" w:cs="TH Sarabun New"/>
-          <w:b w:val="0"/>
-          <w:i/>
-          <w:sz w:val="32"/>
-        </w:rPr>
-        <w:t>Master</w:t>
-      </w:r>
-      <w:r>
-        <w:rPr>
-          <w:rFonts w:ascii="TH Sarabun New" w:hAnsi="TH Sarabun New" w:eastAsia="TH Sarabun New" w:cs="TH Sarabun New"/>
-          <w:b w:val="0"/>
-          <w:i w:val="0"/>
-          <w:sz w:val="32"/>
-        </w:rPr>
-        <w:t>Assumptions</w:t>
-      </w:r>
-      <w:r>
-        <w:rPr>
-          <w:rFonts w:ascii="TH Sarabun New" w:hAnsi="TH Sarabun New" w:eastAsia="TH Sarabun New" w:cs="TH Sarabun New"/>
-          <w:b w:val="0"/>
-          <w:i/>
-          <w:sz w:val="32"/>
-        </w:rPr>
-        <w:t>v1</w:t>
-      </w:r>
-      <w:r>
-        <w:rPr>
-          <w:rFonts w:ascii="TH Sarabun New" w:hAnsi="TH Sarabun New" w:eastAsia="TH Sarabun New" w:cs="TH Sarabun New"/>
-          <w:b w:val="0"/>
-          <w:i w:val="0"/>
-          <w:sz w:val="32"/>
-        </w:rPr>
-        <w:t>1.md (./SB-00</w:t>
-      </w:r>
-      <w:r>
-        <w:rPr>
-          <w:rFonts w:ascii="TH Sarabun New" w:hAnsi="TH Sarabun New" w:eastAsia="TH Sarabun New" w:cs="TH Sarabun New"/>
-          <w:b w:val="0"/>
-          <w:i/>
-          <w:sz w:val="32"/>
-        </w:rPr>
-        <w:t>Master</w:t>
-      </w:r>
-      <w:r>
-        <w:rPr>
-          <w:rFonts w:ascii="TH Sarabun New" w:hAnsi="TH Sarabun New" w:eastAsia="TH Sarabun New" w:cs="TH Sarabun New"/>
-          <w:b w:val="0"/>
-          <w:i w:val="0"/>
-          <w:sz w:val="32"/>
-        </w:rPr>
-        <w:t>Assumptions</w:t>
-      </w:r>
-      <w:r>
-        <w:rPr>
-          <w:rFonts w:ascii="TH Sarabun New" w:hAnsi="TH Sarabun New" w:eastAsia="TH Sarabun New" w:cs="TH Sarabun New"/>
-          <w:b w:val="0"/>
-          <w:i/>
-          <w:sz w:val="32"/>
-        </w:rPr>
-        <w:t>v1</w:t>
-      </w:r>
-      <w:r>
-        <w:rPr>
-          <w:rFonts w:ascii="TH Sarabun New" w:hAnsi="TH Sarabun New" w:eastAsia="TH Sarabun New" w:cs="TH Sarabun New"/>
-          <w:b w:val="0"/>
-          <w:i w:val="0"/>
-          <w:sz w:val="32"/>
-        </w:rPr>
-        <w:t xml:space="preserve">1.md) | </w:t>
+        <w:t xml:space="preserve"> เอกสารนี้อ้างอิงสมมติฐานกลางใน SB-00_Master_Assumptions_v1_1.md (./SB-00_Master_Assumptions_v1_1.md) | </w:t>
       </w:r>
       <w:r>
         <w:rPr>

--- a/doc/human/SB-00_Dev_Plan_Summary_v1_1.docx
+++ b/doc/human/SB-00_Dev_Plan_Summary_v1_1.docx
@@ -67,7 +67,7 @@
           <w:i w:val="0"/>
           <w:sz w:val="28"/>
         </w:rPr>
-        <w:t>Generated on: 2026-04-02</w:t>
+        <w:t>Generated on: 2026-04-03</w:t>
       </w:r>
     </w:p>
     <w:p>
